--- a/downloads/student/ai-5-week-18.docx
+++ b/downloads/student/ai-5-week-18.docx
@@ -1101,6 +1101,16 @@
     <w:p>
       <w:r>
         <w:t>A correct gradient at one point does not establish every batch, shape or activation path is implemented correctly.</w:t>
+      </w:r>
+    </w:p>
+    <w:p>
+      <w:r>
+        <w:t>Read the labelled picture: What should a debugging record pair with every gradient value? Point to the relevant step in the picture, then write the changed result and the rule or evidence that supports it.</w:t>
+      </w:r>
+    </w:p>
+    <w:p>
+      <w:r>
+        <w:t>Change one thing: The program changes its declared order to [c, a] and returns [-12,-8]. Predict the result before checking the explanation. What remains the same?</w:t>
       </w:r>
     </w:p>
     <w:p>
@@ -2270,6 +2280,187 @@
         <w:t>Attempt the independent case before hints. Record whether you worked alone, used a hint or followed a model. After feedback, fix the first unsupported step and explain why it changed. A later check uses a changed case, not a copied answer.</w:t>
       </w:r>
     </w:p>
+    <w:p>
+      <w:pPr>
+        <w:pStyle w:val="Heading1"/>
+      </w:pPr>
+      <w:r>
+        <w:t>15. Your lesson route</w:t>
+      </w:r>
+    </w:p>
+    <w:p>
+      <w:r>
+        <w:t>Start with this question: Catch a gradient -order bug before the optimiser changes parameters.</w:t>
+      </w:r>
+    </w:p>
+    <w:tbl>
+      <w:tblPr>
+        <w:tblStyle w:val="LightShading-Accent1"/>
+        <w:tblW w:type="auto" w:w="0"/>
+        <w:tblLook w:firstColumn="1" w:firstRow="1" w:lastColumn="0" w:lastRow="0" w:noHBand="0" w:noVBand="1" w:val="04A0"/>
+      </w:tblPr>
+      <w:tblGrid>
+        <w:gridCol w:w="5112"/>
+        <w:gridCol w:w="5112"/>
+      </w:tblGrid>
+      <w:tr>
+        <w:trPr>
+          <w:tblHeader/>
+        </w:trPr>
+        <w:tc>
+          <w:tcPr>
+            <w:tcW w:type="dxa" w:w="5112"/>
+          </w:tcPr>
+          <w:p>
+            <w:r>
+              <w:t>By the end, I can</w:t>
+            </w:r>
+          </w:p>
+        </w:tc>
+        <w:tc>
+          <w:tcPr>
+            <w:tcW w:type="dxa" w:w="5112"/>
+          </w:tcPr>
+          <w:p>
+            <w:r>
+              <w:t>How I will show it</w:t>
+            </w:r>
+          </w:p>
+        </w:tc>
+      </w:tr>
+      <w:tr>
+        <w:tc>
+          <w:tcPr>
+            <w:tcW w:type="dxa" w:w="5112"/>
+          </w:tcPr>
+          <w:p>
+            <w:r>
+              <w:t>Check dimension contracts before computing a layer</w:t>
+            </w:r>
+          </w:p>
+        </w:tc>
+        <w:tc>
+          <w:tcPr>
+            <w:tcW w:type="dxa" w:w="5112"/>
+          </w:tcPr>
+          <w:p>
+            <w:r>
+              <w:t>Explain the deciding step, show a trace or test, and state one limit.</w:t>
+            </w:r>
+          </w:p>
+        </w:tc>
+      </w:tr>
+      <w:tr>
+        <w:tc>
+          <w:tcPr>
+            <w:tcW w:type="dxa" w:w="5112"/>
+          </w:tcPr>
+          <w:p>
+            <w:r>
+              <w:t>Locate the first wrong value in a forward or gradient trace</w:t>
+            </w:r>
+          </w:p>
+        </w:tc>
+        <w:tc>
+          <w:tcPr>
+            <w:tcW w:type="dxa" w:w="5112"/>
+          </w:tcPr>
+          <w:p>
+            <w:r>
+              <w:t>Explain the deciding step, show a trace or test, and state one limit.</w:t>
+            </w:r>
+          </w:p>
+        </w:tc>
+      </w:tr>
+      <w:tr>
+        <w:tc>
+          <w:tcPr>
+            <w:tcW w:type="dxa" w:w="5112"/>
+          </w:tcPr>
+          <w:p>
+            <w:r>
+              <w:t>Verify a repair with independent checks and limited claims</w:t>
+            </w:r>
+          </w:p>
+        </w:tc>
+        <w:tc>
+          <w:tcPr>
+            <w:tcW w:type="dxa" w:w="5112"/>
+          </w:tcPr>
+          <w:p>
+            <w:r>
+              <w:t>Explain the deciding step, show a trace or test, and state one limit.</w:t>
+            </w:r>
+          </w:p>
+        </w:tc>
+      </w:tr>
+    </w:tbl>
+    <w:p>
+      <w:r>
+        <w:t>Remember → watch and explain → try with help → investigate → try independently → keep project evidence. Your teacher may spread this lesson across several classes.</w:t>
+      </w:r>
+    </w:p>
+    <w:p>
+      <w:r>
+        <w:t>Keep your first prediction. Compare it with what the evidence shows and explain any change.</w:t>
+      </w:r>
+    </w:p>
+    <w:p>
+      <w:pPr>
+        <w:pStyle w:val="Heading1"/>
+      </w:pPr>
+      <w:r>
+        <w:t>16. Finish and return</w:t>
+      </w:r>
+    </w:p>
+    <w:p>
+      <w:r>
+        <w:t>Close your notes. Explain this goal in your own words: Check dimension contracts before computing a layer</w:t>
+      </w:r>
+    </w:p>
+    <w:p>
+      <w:pPr>
+        <w:pStyle w:val="Heading3"/>
+      </w:pPr>
+      <w:r>
+        <w:t>My deciding step, evidence and one remaining question</w:t>
+      </w:r>
+    </w:p>
+    <w:p>
+      <w:r>
+        <w:t>________________________________________________________________</w:t>
+      </w:r>
+    </w:p>
+    <w:p>
+      <w:r>
+        <w:t>________________________________________________________________</w:t>
+      </w:r>
+    </w:p>
+    <w:p>
+      <w:r>
+        <w:t>________________________________________________________________</w:t>
+      </w:r>
+    </w:p>
+    <w:p>
+      <w:r>
+        <w:t>________________________________________________________________</w:t>
+      </w:r>
+    </w:p>
+    <w:p>
+      <w:r>
+        <w:t>________________________________________________________________</w:t>
+      </w:r>
+    </w:p>
+    <w:p>
+      <w:r>
+        <w:t>If you are unsure, return to the worked picture and explain one arrow. If you are ready, change an input or assumption and justify your prediction.</w:t>
+      </w:r>
+    </w:p>
+    <w:p>
+      <w:r>
+        <w:t>Save your workbook evidence. At the next review, try a different case before opening your old answer.</w:t>
+      </w:r>
+    </w:p>
     <w:sectPr>
       <w:pgSz w:w="12240" w:h="15840"/>
       <w:pgMar w:top="936" w:right="1008" w:bottom="936" w:left="1008" w:header="720" w:footer="720" w:gutter="0"/>

--- a/downloads/student/ai-5-week-18.docx
+++ b/downloads/student/ai-5-week-18.docx
@@ -2461,6 +2461,215 @@
         <w:t>Save your workbook evidence. At the next review, try a different case before opening your old answer.</w:t>
       </w:r>
     </w:p>
+    <w:p>
+      <w:pPr>
+        <w:pStyle w:val="Heading1"/>
+      </w:pPr>
+      <w:r>
+        <w:t>17. Supported practice, repair and portfolio</w:t>
+      </w:r>
+    </w:p>
+    <w:p>
+      <w:r>
+        <w:t>Use this supported practice once, in the browser or on paper. Keep the reserved independent assessment for a separate first attempt before teacher feedback.</w:t>
+      </w:r>
+    </w:p>
+    <w:p>
+      <w:r>
+        <w:t>Catch a gradient -order bug before the optimiser changes parameters.</w:t>
+      </w:r>
+    </w:p>
+    <w:p>
+      <w:pPr>
+        <w:pStyle w:val="Heading3"/>
+      </w:pPr>
+      <w:r>
+        <w:t>Practice 1: explain the deciding evidence</w:t>
+      </w:r>
+    </w:p>
+    <w:p>
+      <w:r>
+        <w:t>Which labelled step matches this detail? At rate 0.01: new [a, c]=[1.08, 0.12]; y = 2.52, loss 2.1904.</w:t>
+      </w:r>
+    </w:p>
+    <w:p>
+      <w:r>
+        <w:t>1. Compute correct gradient</w:t>
+      </w:r>
+    </w:p>
+    <w:p>
+      <w:r>
+        <w:t>2. Check coordinates</w:t>
+      </w:r>
+    </w:p>
+    <w:p>
+      <w:r>
+        <w:t>3. Apply correct update</w:t>
+      </w:r>
+    </w:p>
+    <w:p>
+      <w:pPr>
+        <w:pStyle w:val="Heading3"/>
+      </w:pPr>
+      <w:r>
+        <w:t>My selected conclusion, deciding fact and explanation</w:t>
+      </w:r>
+    </w:p>
+    <w:p>
+      <w:r>
+        <w:t>________________________________________________________________</w:t>
+      </w:r>
+    </w:p>
+    <w:p>
+      <w:r>
+        <w:t>________________________________________________________________</w:t>
+      </w:r>
+    </w:p>
+    <w:p>
+      <w:r>
+        <w:t>________________________________________________________________</w:t>
+      </w:r>
+    </w:p>
+    <w:p>
+      <w:r>
+        <w:t>________________________________________________________________</w:t>
+      </w:r>
+    </w:p>
+    <w:p>
+      <w:r>
+        <w:t>________________________________________________________________</w:t>
+      </w:r>
+    </w:p>
+    <w:p>
+      <w:r>
+        <w:t>Hint if needed: Read the steps in the pictorial case. Match the supplied detail to the stage that performs or records it.</w:t>
+      </w:r>
+    </w:p>
+    <w:p>
+      <w:r>
+        <w:t>After your attempt, compare with the supported explanation: Apply correct update At rate 0.01: new [a, c]=[1.08, 0.12]; y = 2.52, loss 2.1904. Array shape and coordinate meaning both matter. A vector with two entries can have the right length but assign each derivative to the wrong parameter. Label the entries a and c, then perturb one coordinate at a time to check their slopes. Repairing the coordinate mapping is necessary before using the gradient to update the network.</w:t>
+      </w:r>
+    </w:p>
+    <w:p>
+      <w:pPr>
+        <w:pStyle w:val="Heading3"/>
+      </w:pPr>
+      <w:r>
+        <w:t>Practice 2: explain the deciding evidence</w:t>
+      </w:r>
+    </w:p>
+    <w:p>
+      <w:r>
+        <w:t>Changed-case practice: The program changes its declared order to [c, a] and returns [-12,-8]. Which conclusion is supported by the supplied facts?</w:t>
+      </w:r>
+    </w:p>
+    <w:p>
+      <w:r>
+        <w:t>1. This one example guarantees correct results for every future input.</w:t>
+      </w:r>
+    </w:p>
+    <w:p>
+      <w:r>
+        <w:t>2. That vector now matches the declared coordinate order.</w:t>
+      </w:r>
+    </w:p>
+    <w:p>
+      <w:r>
+        <w:t>3. We can decide the result without examining the changed input or the procedure.</w:t>
+      </w:r>
+    </w:p>
+    <w:p>
+      <w:pPr>
+        <w:pStyle w:val="Heading3"/>
+      </w:pPr>
+      <w:r>
+        <w:t>My selected conclusion, deciding fact and explanation</w:t>
+      </w:r>
+    </w:p>
+    <w:p>
+      <w:r>
+        <w:t>________________________________________________________________</w:t>
+      </w:r>
+    </w:p>
+    <w:p>
+      <w:r>
+        <w:t>________________________________________________________________</w:t>
+      </w:r>
+    </w:p>
+    <w:p>
+      <w:r>
+        <w:t>________________________________________________________________</w:t>
+      </w:r>
+    </w:p>
+    <w:p>
+      <w:r>
+        <w:t>________________________________________________________________</w:t>
+      </w:r>
+    </w:p>
+    <w:p>
+      <w:r>
+        <w:t>________________________________________________________________</w:t>
+      </w:r>
+    </w:p>
+    <w:p>
+      <w:r>
+        <w:t>Hint if needed: Use the changed condition and the deciding step in the pictorial trace. The answer must say what follows from those facts.</w:t>
+      </w:r>
+    </w:p>
+    <w:p>
+      <w:r>
+        <w:t>After your attempt, compare with the supported explanation: That vector now matches the declared coordinate order. Gradient values are meaningful only when their parameter names and array positions agree.</w:t>
+      </w:r>
+    </w:p>
+    <w:p>
+      <w:pPr>
+        <w:pStyle w:val="Heading3"/>
+      </w:pPr>
+      <w:r>
+        <w:t>Repair a missing building block</w:t>
+      </w:r>
+    </w:p>
+    <w:p>
+      <w:r>
+        <w:t>Review Initialisation and reproducibility (ai-5/17). Goal: Trace how starting values affect a fixed training budget. Short practice: Does the matching final loss mean the parameter values are equal? Point to the relevant step in the picture, then write the changed result and the rule or evidence that supports it.. Return to this week and explain what you changed.</w:t>
+      </w:r>
+    </w:p>
+    <w:p>
+      <w:r>
+        <w:t>Review Training and validation curves (ai-5/15). Goal: Compute comparable training and validation losses at saved checkpoints. Short practice: Can the original epoch 3 training loss 1 justify claiming best generalisation? Point to the relevant step in the picture, then write the changed result and the rule or evidence that supports it.. Return to this week and explain what you changed.</w:t>
+      </w:r>
+    </w:p>
+    <w:p>
+      <w:r>
+        <w:t>Review Training a small network (ai-5/12). Goal: Trace repeated forward loss gradient and update steps. Short practice: Which parameter changed, and which part was not trained? Point to the relevant step in the picture, then write the changed result and the rule or evidence that supports it.. Return to this week and explain what you changed.</w:t>
+      </w:r>
+    </w:p>
+    <w:p>
+      <w:pPr>
+        <w:pStyle w:val="Heading3"/>
+      </w:pPr>
+      <w:r>
+        <w:t>Predict, run and debug</w:t>
+      </w:r>
+    </w:p>
+    <w:p>
+      <w:r>
+        <w:t>The browser lab lets you edit the supported Python examples already included in this lesson. Predict first, run, inspect the actual output or error, change one input, then run again. Keep code, predictions, actual results and a reasoned revision together. On paper, label your result as a trace rather than an execution.</w:t>
+      </w:r>
+    </w:p>
+    <w:p>
+      <w:pPr>
+        <w:pStyle w:val="Heading3"/>
+      </w:pPr>
+      <w:r>
+        <w:t>Keep your completed work</w:t>
+      </w:r>
+    </w:p>
+    <w:p>
+      <w:r>
+        <w:t>Use Download completed work in the hosted lesson to export your answers, reflections, practice feedback and code-run evidence. Open the HTML copy to read or print it. Drafts stay in this browser when storage is available; clear drafts on a shared device.</w:t>
+      </w:r>
+    </w:p>
     <w:sectPr>
       <w:pgSz w:w="12240" w:h="15840"/>
       <w:pgMar w:top="936" w:right="1008" w:bottom="936" w:left="1008" w:header="720" w:footer="720" w:gutter="0"/>

--- a/downloads/student/ai-5-week-18.docx
+++ b/downloads/student/ai-5-week-18.docx
@@ -42,6 +42,11 @@
       </w:r>
     </w:p>
     <w:p>
+      <w:r>
+        <w:t>Start with the target: Check dimension contracts before computing a layer. Try the recall before opening notes.</w:t>
+      </w:r>
+    </w:p>
+    <w:p>
       <w:pPr>
         <w:pStyle w:val="Heading3"/>
       </w:pPr>
@@ -50,17 +55,47 @@
       </w:r>
     </w:p>
     <w:p>
-      <w:r>
-        <w:t>I can check dimension contracts before computing a layer.</w:t>
-      </w:r>
-    </w:p>
-    <w:p>
-      <w:r>
+      <w:pPr>
+        <w:spacing w:line="336" w:lineRule="auto" w:after="180"/>
+      </w:pPr>
+      <w:r>
+        <w:rPr>
+          <w:b w:val="0"/>
+        </w:rPr>
+        <w:t xml:space="preserve">I can check dimension </w:t>
+      </w:r>
+      <w:r>
+        <w:rPr>
+          <w:b/>
+        </w:rPr>
+        <w:t>contract</w:t>
+      </w:r>
+      <w:r>
+        <w:rPr>
+          <w:b w:val="0"/>
+        </w:rPr>
+        <w:t>s before computing a layer.</w:t>
+      </w:r>
+    </w:p>
+    <w:p>
+      <w:pPr>
+        <w:spacing w:line="336" w:lineRule="auto" w:after="180"/>
+      </w:pPr>
+      <w:r>
+        <w:rPr>
+          <w:b w:val="0"/>
+        </w:rPr>
         <w:t>I can locate the first wrong value in a forward or gradient trace.</w:t>
       </w:r>
     </w:p>
     <w:p>
-      <w:r>
+      <w:pPr>
+        <w:spacing w:line="336" w:lineRule="auto" w:after="180"/>
+      </w:pPr>
+      <w:r>
+        <w:rPr>
+          <w:b w:val="0"/>
+        </w:rPr>
         <w:t>I can verify a repair with independent checks and limited claims.</w:t>
       </w:r>
     </w:p>
@@ -73,47 +108,149 @@
       </w:r>
     </w:p>
     <w:p>
-      <w:r>
+      <w:pPr>
+        <w:spacing w:line="336" w:lineRule="auto" w:after="180"/>
+      </w:pPr>
+      <w:r>
+        <w:rPr>
+          <w:b w:val="0"/>
+        </w:rPr>
         <w:t>Close your notes first. A rough first answer helps us choose the right starting point; it is not a score for your ability.</w:t>
       </w:r>
     </w:p>
     <w:p>
-      <w:r>
+      <w:pPr>
+        <w:spacing w:line="336" w:lineRule="auto" w:after="180"/>
+      </w:pPr>
+      <w:r>
+        <w:rPr>
+          <w:b w:val="0"/>
+        </w:rPr>
         <w:t>Without opening the old lesson, explain one key idea from Initialisation and reproducibility. Give an example and a mistake that the idea helps you avoid.</w:t>
       </w:r>
     </w:p>
     <w:p>
-      <w:r>
-        <w:t>Without opening the old lesson, explain one key idea from Training and validation curves. Give an example and a mistake that the idea helps you avoid.</w:t>
-      </w:r>
-    </w:p>
-    <w:p>
-      <w:r>
-        <w:t>Without opening the old lesson, explain one key idea from Training a small network. Give an example and a mistake that the idea helps you avoid.</w:t>
-      </w:r>
-    </w:p>
-    <w:p>
-      <w:r>
-        <w:t>After trying, check the relevant lesson or ask your teacher. Change the part of your explanation that the evidence shows was wrong.</w:t>
-      </w:r>
-    </w:p>
-    <w:p>
-      <w:r>
+      <w:pPr>
+        <w:spacing w:line="336" w:lineRule="auto" w:after="180"/>
+      </w:pPr>
+      <w:r>
+        <w:rPr>
+          <w:b w:val="0"/>
+        </w:rPr>
+        <w:t xml:space="preserve">Without opening the old lesson, explain one key idea from </w:t>
+      </w:r>
+      <w:r>
+        <w:rPr>
+          <w:b/>
+        </w:rPr>
+        <w:t>Training</w:t>
+      </w:r>
+      <w:r>
+        <w:rPr>
+          <w:b w:val="0"/>
+        </w:rPr>
+        <w:t xml:space="preserve"> and validation curves. Give an example and a mistake that the idea helps you avoid.</w:t>
+      </w:r>
+    </w:p>
+    <w:p>
+      <w:pPr>
+        <w:spacing w:line="336" w:lineRule="auto" w:after="180"/>
+      </w:pPr>
+      <w:r>
+        <w:rPr>
+          <w:b w:val="0"/>
+        </w:rPr>
+        <w:t xml:space="preserve">Without opening the old lesson, explain one key idea from </w:t>
+      </w:r>
+      <w:r>
+        <w:rPr>
+          <w:b/>
+        </w:rPr>
+        <w:t>Training</w:t>
+      </w:r>
+      <w:r>
+        <w:rPr>
+          <w:b w:val="0"/>
+        </w:rPr>
+        <w:t xml:space="preserve"> a small network. Give an example and a mistake that the idea helps you avoid.</w:t>
+      </w:r>
+    </w:p>
+    <w:p>
+      <w:pPr>
+        <w:spacing w:line="336" w:lineRule="auto" w:after="180"/>
+      </w:pPr>
+      <w:r>
+        <w:rPr>
+          <w:b w:val="0"/>
+        </w:rPr>
+        <w:t xml:space="preserve">After trying, check the relevant lesson or ask your teacher. Change the part of your explanation that the </w:t>
+      </w:r>
+      <w:r>
+        <w:rPr>
+          <w:b/>
+        </w:rPr>
+        <w:t>evidence</w:t>
+      </w:r>
+      <w:r>
+        <w:rPr>
+          <w:b w:val="0"/>
+        </w:rPr>
+        <w:t xml:space="preserve"> shows was wrong.</w:t>
+      </w:r>
+    </w:p>
+    <w:p>
+      <w:pPr>
+        <w:spacing w:line="336" w:lineRule="auto" w:after="180"/>
+      </w:pPr>
+      <w:r>
+        <w:rPr>
+          <w:b w:val="0"/>
+        </w:rPr>
         <w:t>This week you will practise:</w:t>
       </w:r>
     </w:p>
     <w:p>
-      <w:r>
-        <w:t>Check dimension contracts before computing a layer</w:t>
-      </w:r>
-    </w:p>
-    <w:p>
-      <w:r>
+      <w:pPr>
+        <w:spacing w:line="336" w:lineRule="auto" w:after="180"/>
+      </w:pPr>
+      <w:r>
+        <w:rPr>
+          <w:b w:val="0"/>
+        </w:rPr>
+        <w:t xml:space="preserve">Check dimension </w:t>
+      </w:r>
+      <w:r>
+        <w:rPr>
+          <w:b/>
+        </w:rPr>
+        <w:t>contract</w:t>
+      </w:r>
+      <w:r>
+        <w:rPr>
+          <w:b w:val="0"/>
+        </w:rPr>
+        <w:t>s before computing a layer</w:t>
+      </w:r>
+    </w:p>
+    <w:p>
+      <w:pPr>
+        <w:spacing w:line="336" w:lineRule="auto" w:after="180"/>
+      </w:pPr>
+      <w:r>
+        <w:rPr>
+          <w:b w:val="0"/>
+        </w:rPr>
         <w:t>Locate the first wrong value in a forward or gradient trace</w:t>
       </w:r>
     </w:p>
     <w:p>
-      <w:r>
+      <w:pPr>
+        <w:spacing w:line="336" w:lineRule="auto" w:after="180"/>
+      </w:pPr>
+      <w:r>
+        <w:rPr>
+          <w:b w:val="0"/>
+        </w:rPr>
         <w:t>Verify a repair with independent checks and limited claims</w:t>
       </w:r>
     </w:p>
@@ -126,7 +263,14 @@
       </w:r>
     </w:p>
     <w:p>
-      <w:r>
+      <w:pPr>
+        <w:spacing w:line="336" w:lineRule="auto" w:after="180"/>
+        <w:shd w:fill="F5F1FB"/>
+      </w:pPr>
+      <w:r>
+        <w:rPr>
+          <w:b w:val="0"/>
+        </w:rPr>
         <w:t>Why does running the same code twice and getting the same answer not establish correctness?</w:t>
       </w:r>
     </w:p>
@@ -162,8 +306,26 @@
       </w:r>
     </w:p>
     <w:p>
-      <w:r>
-        <w:t>By the end, I can explain debugging shapes and gradients using a traced example and a stated limitation.</w:t>
+      <w:pPr>
+        <w:spacing w:line="336" w:lineRule="auto" w:after="180"/>
+      </w:pPr>
+      <w:r>
+        <w:rPr>
+          <w:b w:val="0"/>
+        </w:rPr>
+        <w:t xml:space="preserve">By the end, I can explain debugging </w:t>
+      </w:r>
+      <w:r>
+        <w:rPr>
+          <w:b/>
+        </w:rPr>
+        <w:t>shape</w:t>
+      </w:r>
+      <w:r>
+        <w:rPr>
+          <w:b w:val="0"/>
+        </w:rPr>
+        <w:t>s and gradients using a traced example and a stated limitation.</w:t>
       </w:r>
     </w:p>
     <w:p>
@@ -176,12 +338,135 @@
     </w:p>
     <w:p>
       <w:r>
-        <w:t>For this lesson, a dense layer stores one output unit per weight-matrix row. If an input has two features and the layer has three units, W has three rows and two columns, b has length 3, and one input x has length 2. Compute z for each unit, then apply ReLU to each component.</w:t>
-      </w:r>
-    </w:p>
-    <w:p>
-      <w:r>
-        <w:t>Use W rows [1, 0], [0, 1], [1, -1] and b = [0, 0, 1]. For x = [1, 2], the scores are [1, 2, 0] and the activations are [1, 2, 0]. A batch stores examples in rows: inputs [[1, 2], [3, 1]] have shape 2 by 2, and outputs have shape 2 by 3.</w:t>
+        <w:t>Investigate the supplied Debugging shapes and gradients case. Separate observations, given facts and assumptions before choosing an explanation.</w:t>
+      </w:r>
+    </w:p>
+    <w:p>
+      <w:pPr>
+        <w:spacing w:line="336" w:lineRule="auto" w:after="180"/>
+      </w:pPr>
+      <w:r>
+        <w:rPr>
+          <w:b w:val="0"/>
+        </w:rPr>
+        <w:t xml:space="preserve">For this lesson, a dense layer stores one </w:t>
+      </w:r>
+      <w:r>
+        <w:rPr>
+          <w:b/>
+        </w:rPr>
+        <w:t>output</w:t>
+      </w:r>
+      <w:r>
+        <w:rPr>
+          <w:b w:val="0"/>
+        </w:rPr>
+        <w:t xml:space="preserve"> unit per weight-matrix row. If an </w:t>
+      </w:r>
+      <w:r>
+        <w:rPr>
+          <w:b/>
+        </w:rPr>
+        <w:t>input</w:t>
+      </w:r>
+      <w:r>
+        <w:rPr>
+          <w:b w:val="0"/>
+        </w:rPr>
+        <w:t xml:space="preserve"> has two features and the layer has three units, W has three rows and two columns, b has length 3, and one </w:t>
+      </w:r>
+      <w:r>
+        <w:rPr>
+          <w:b/>
+        </w:rPr>
+        <w:t>input</w:t>
+      </w:r>
+      <w:r>
+        <w:rPr>
+          <w:b w:val="0"/>
+        </w:rPr>
+        <w:t xml:space="preserve"> x has length 2.</w:t>
+      </w:r>
+    </w:p>
+    <w:p>
+      <w:pPr>
+        <w:spacing w:line="336" w:lineRule="auto" w:after="180"/>
+      </w:pPr>
+      <w:r>
+        <w:rPr>
+          <w:b w:val="0"/>
+        </w:rPr>
+        <w:t>Compute z for each unit, then apply ReLU to each component.</w:t>
+      </w:r>
+    </w:p>
+    <w:p>
+      <w:pPr>
+        <w:spacing w:line="336" w:lineRule="auto" w:after="180"/>
+      </w:pPr>
+      <w:r>
+        <w:rPr>
+          <w:b w:val="0"/>
+        </w:rPr>
+        <w:t>Use W rows [1, 0], [0, 1], [1, -1] and b = [0, 0, 1]. For x = [1, 2], the scores are [1, 2, 0] and the activations are [1, 2, 0].</w:t>
+      </w:r>
+    </w:p>
+    <w:p>
+      <w:pPr>
+        <w:spacing w:line="336" w:lineRule="auto" w:after="180"/>
+      </w:pPr>
+      <w:r>
+        <w:rPr>
+          <w:b w:val="0"/>
+        </w:rPr>
+        <w:t xml:space="preserve">A batch stores examples in rows: </w:t>
+      </w:r>
+      <w:r>
+        <w:rPr>
+          <w:b/>
+        </w:rPr>
+        <w:t>input</w:t>
+      </w:r>
+      <w:r>
+        <w:rPr>
+          <w:b w:val="0"/>
+        </w:rPr>
+        <w:t xml:space="preserve">s [[1, 2], [3, 1]] have </w:t>
+      </w:r>
+      <w:r>
+        <w:rPr>
+          <w:b/>
+        </w:rPr>
+        <w:t>shape</w:t>
+      </w:r>
+      <w:r>
+        <w:rPr>
+          <w:b w:val="0"/>
+        </w:rPr>
+        <w:t xml:space="preserve"> 2 by 2, and </w:t>
+      </w:r>
+      <w:r>
+        <w:rPr>
+          <w:b/>
+        </w:rPr>
+        <w:t>output</w:t>
+      </w:r>
+      <w:r>
+        <w:rPr>
+          <w:b w:val="0"/>
+        </w:rPr>
+        <w:t xml:space="preserve">s have </w:t>
+      </w:r>
+      <w:r>
+        <w:rPr>
+          <w:b/>
+        </w:rPr>
+        <w:t>shape</w:t>
+      </w:r>
+      <w:r>
+        <w:rPr>
+          <w:b w:val="0"/>
+        </w:rPr>
+        <w:t xml:space="preserve"> 2 by 3.</w:t>
       </w:r>
     </w:p>
     <w:tbl>
@@ -360,8 +645,26 @@
       </w:tr>
     </w:tbl>
     <w:p>
-      <w:r>
-        <w:t>Other software may use a transposed weight convention. The key is to record and follow one contract. An array with the right number of values can still be wrong if features or axes are swapped.</w:t>
+      <w:pPr>
+        <w:spacing w:line="336" w:lineRule="auto" w:after="180"/>
+      </w:pPr>
+      <w:r>
+        <w:rPr>
+          <w:b w:val="0"/>
+        </w:rPr>
+        <w:t xml:space="preserve">Other software may use a transposed weight convention. The key is to record and follow one </w:t>
+      </w:r>
+      <w:r>
+        <w:rPr>
+          <w:b/>
+        </w:rPr>
+        <w:t>contract</w:t>
+      </w:r>
+      <w:r>
+        <w:rPr>
+          <w:b w:val="0"/>
+        </w:rPr>
+        <w:t>. An array with the right number of values can still be wrong if features or axes are swapped.</w:t>
       </w:r>
     </w:p>
     <w:p>
@@ -397,7 +700,65 @@
     </w:p>
     <w:p>
       <w:r>
-        <w:t>Python zip stops when its shortest input ends. Without a length check, a missing feature can silently remove a contribution. Reject malformed dimensions before computing: do not pad, truncate or reshape a mismatched input just to make the calculation run.</w:t>
+        <w:t>Follow the mechanism for Debugging shapes and gradients. Connect each labelled input, deciding step and result.</w:t>
+      </w:r>
+    </w:p>
+    <w:p>
+      <w:pPr>
+        <w:spacing w:line="336" w:lineRule="auto" w:after="180"/>
+      </w:pPr>
+      <w:r>
+        <w:rPr>
+          <w:b w:val="0"/>
+        </w:rPr>
+        <w:t xml:space="preserve">Python zip stops when its shortest </w:t>
+      </w:r>
+      <w:r>
+        <w:rPr>
+          <w:b/>
+        </w:rPr>
+        <w:t>input</w:t>
+      </w:r>
+      <w:r>
+        <w:rPr>
+          <w:b w:val="0"/>
+        </w:rPr>
+        <w:t xml:space="preserve"> ends. Without a length check, a missing feature can silently remove a contribution.</w:t>
+      </w:r>
+    </w:p>
+    <w:p>
+      <w:pPr>
+        <w:spacing w:line="336" w:lineRule="auto" w:after="180"/>
+      </w:pPr>
+      <w:r>
+        <w:rPr>
+          <w:b w:val="0"/>
+        </w:rPr>
+        <w:t>Reject malformed dimensions before computing: do not pad, truncate or re</w:t>
+      </w:r>
+      <w:r>
+        <w:rPr>
+          <w:b/>
+        </w:rPr>
+        <w:t>shape</w:t>
+      </w:r>
+      <w:r>
+        <w:rPr>
+          <w:b w:val="0"/>
+        </w:rPr>
+        <w:t xml:space="preserve"> a mismatched </w:t>
+      </w:r>
+      <w:r>
+        <w:rPr>
+          <w:b/>
+        </w:rPr>
+        <w:t>input</w:t>
+      </w:r>
+      <w:r>
+        <w:rPr>
+          <w:b w:val="0"/>
+        </w:rPr>
+        <w:t xml:space="preserve"> just to make the calculation run.</w:t>
       </w:r>
     </w:p>
     <w:p>
@@ -441,8 +802,61 @@
       </w:r>
     </w:p>
     <w:p>
-      <w:r>
-        <w:t>The function assumes finite numeric values; it checks dimensions, not every possible input fault. Evaluate the two batch rows independently and stack their outputs. Retain tests that reject a missing input feature, a short weight row and an incorrect bias count.</w:t>
+      <w:pPr>
+        <w:spacing w:line="336" w:lineRule="auto" w:after="180"/>
+      </w:pPr>
+      <w:r>
+        <w:rPr>
+          <w:b w:val="0"/>
+        </w:rPr>
+        <w:t xml:space="preserve">The function assumes finite numeric values; it checks dimensions, not every possible </w:t>
+      </w:r>
+      <w:r>
+        <w:rPr>
+          <w:b/>
+        </w:rPr>
+        <w:t>input</w:t>
+      </w:r>
+      <w:r>
+        <w:rPr>
+          <w:b w:val="0"/>
+        </w:rPr>
+        <w:t xml:space="preserve"> fault. Evaluate the two batch rows independently and stack their </w:t>
+      </w:r>
+      <w:r>
+        <w:rPr>
+          <w:b/>
+        </w:rPr>
+        <w:t>output</w:t>
+      </w:r>
+      <w:r>
+        <w:rPr>
+          <w:b w:val="0"/>
+        </w:rPr>
+        <w:t>s.</w:t>
+      </w:r>
+    </w:p>
+    <w:p>
+      <w:pPr>
+        <w:spacing w:line="336" w:lineRule="auto" w:after="180"/>
+      </w:pPr>
+      <w:r>
+        <w:rPr>
+          <w:b w:val="0"/>
+        </w:rPr>
+        <w:t xml:space="preserve">Retain tests that reject a missing </w:t>
+      </w:r>
+      <w:r>
+        <w:rPr>
+          <w:b/>
+        </w:rPr>
+        <w:t>input</w:t>
+      </w:r>
+      <w:r>
+        <w:rPr>
+          <w:b w:val="0"/>
+        </w:rPr>
+        <w:t xml:space="preserve"> feature, a short weight row and an incorrect bias count.</w:t>
       </w:r>
     </w:p>
     <w:p>
@@ -454,8 +868,26 @@
       </w:r>
     </w:p>
     <w:p>
-      <w:r>
-        <w:t>Point to the input, the deciding step and the result in this week’s visual. Explain the same step in ordinary words. A picture helps when you can say what each part represents.</w:t>
+      <w:pPr>
+        <w:spacing w:line="336" w:lineRule="auto" w:after="180"/>
+      </w:pPr>
+      <w:r>
+        <w:rPr>
+          <w:b w:val="0"/>
+        </w:rPr>
+        <w:t xml:space="preserve">Point to the </w:t>
+      </w:r>
+      <w:r>
+        <w:rPr>
+          <w:b/>
+        </w:rPr>
+        <w:t>input</w:t>
+      </w:r>
+      <w:r>
+        <w:rPr>
+          <w:b w:val="0"/>
+        </w:rPr>
+        <w:t>, the deciding step and the result in this week’s visual. Explain the same step in ordinary words. A picture helps when you can say what each part represents.</w:t>
       </w:r>
     </w:p>
     <w:p>
@@ -467,6 +899,11 @@
       </w:r>
     </w:p>
     <w:p>
+      <w:r>
+        <w:t>Compare the supplied cases for Debugging shapes and gradients. Identify the detail that changes the conclusion.</w:t>
+      </w:r>
+    </w:p>
+    <w:p>
       <w:pPr>
         <w:pStyle w:val="Heading3"/>
       </w:pPr>
@@ -475,7 +912,13 @@
       </w:r>
     </w:p>
     <w:p>
-      <w:r>
+      <w:pPr>
+        <w:spacing w:line="336" w:lineRule="auto" w:after="180"/>
+      </w:pPr>
+      <w:r>
+        <w:rPr>
+          <w:b w:val="0"/>
+        </w:rPr>
         <w:t>Compute scores and activations for x = [3, 1] with the lesson layer, then omit the third bias. Identify the first discrepancy and the resulting activation error.</w:t>
       </w:r>
     </w:p>
@@ -521,17 +964,68 @@
       </w:r>
     </w:p>
     <w:p>
-      <w:r>
+      <w:pPr>
+        <w:pStyle w:val="Heading3"/>
+      </w:pPr>
+      <w:r>
+        <w:t>Change one thing</w:t>
+      </w:r>
+    </w:p>
+    <w:p>
+      <w:pPr>
+        <w:spacing w:line="336" w:lineRule="auto" w:after="180"/>
+        <w:shd w:fill="F5F1FB"/>
+      </w:pPr>
+      <w:r>
+        <w:rPr>
+          <w:b w:val="0"/>
+        </w:rPr>
         <w:t>Change: The program changes its declared order to [c, a] and returns [-12,-8].</w:t>
       </w:r>
     </w:p>
     <w:p>
-      <w:r>
-        <w:t>Prediction: That vector now matches the declared coordinate order.</w:t>
-      </w:r>
-    </w:p>
-    <w:p>
-      <w:r>
+      <w:pPr>
+        <w:pStyle w:val="Heading3"/>
+      </w:pPr>
+      <w:r>
+        <w:t>Predicted result</w:t>
+      </w:r>
+    </w:p>
+    <w:p>
+      <w:pPr>
+        <w:spacing w:line="336" w:lineRule="auto" w:after="180"/>
+        <w:shd w:fill="F1F6FC"/>
+      </w:pPr>
+      <w:r>
+        <w:rPr>
+          <w:b/>
+        </w:rPr>
+        <w:t>Prediction</w:t>
+      </w:r>
+      <w:r>
+        <w:rPr>
+          <w:b w:val="0"/>
+        </w:rPr>
+        <w:t>: That vector now matches the declared coordinate order.</w:t>
+      </w:r>
+    </w:p>
+    <w:p>
+      <w:pPr>
+        <w:pStyle w:val="Heading3"/>
+      </w:pPr>
+      <w:r>
+        <w:t>Why the result follows</w:t>
+      </w:r>
+    </w:p>
+    <w:p>
+      <w:pPr>
+        <w:spacing w:line="336" w:lineRule="auto" w:after="180"/>
+        <w:shd w:fill="F1F6FC"/>
+      </w:pPr>
+      <w:r>
+        <w:rPr>
+          <w:b w:val="0"/>
+        </w:rPr>
         <w:t>Reason: Gradient values are meaningful only when their parameter names and array positions agree.</w:t>
       </w:r>
     </w:p>
@@ -541,6 +1035,11 @@
       </w:pPr>
       <w:r>
         <w:t>05. Words that unlock the idea</w:t>
+      </w:r>
+    </w:p>
+    <w:p>
+      <w:r>
+        <w:t>Use the vocabulary of Debugging shapes and gradients to explain a concrete decision, rather than only memorising definitions.</w:t>
       </w:r>
     </w:p>
     <w:tbl>
@@ -696,6 +1195,11 @@
       </w:pPr>
       <w:r>
         <w:t>06. Follow a worked example</w:t>
+      </w:r>
+    </w:p>
+    <w:p>
+      <w:r>
+        <w:t>Follow the worked trace for Debugging shapes and gradients, predict a step, then compare with its explanation.</w:t>
       </w:r>
     </w:p>
     <w:p>
@@ -891,7 +1395,13 @@
       </w:r>
     </w:p>
     <w:p>
-      <w:r>
+      <w:pPr>
+        <w:spacing w:line="336" w:lineRule="auto" w:after="180"/>
+      </w:pPr>
+      <w:r>
+        <w:rPr>
+          <w:b w:val="0"/>
+        </w:rPr>
         <w:t>Cover the result before checking it. Say what is given, choose the procedure, and follow one step at a time. Then uncover the result and explain your first mismatch. Ask why a step is allowed, not only what number it produces.</w:t>
       </w:r>
     </w:p>
@@ -904,7 +1414,13 @@
       </w:r>
     </w:p>
     <w:p>
-      <w:r>
+      <w:pPr>
+        <w:spacing w:line="336" w:lineRule="auto" w:after="180"/>
+      </w:pPr>
+      <w:r>
+        <w:rPr>
+          <w:b w:val="0"/>
+        </w:rPr>
         <w:t>Catch a gradient -order bug before the optimiser changes parameters.</w:t>
       </w:r>
     </w:p>
@@ -917,13 +1433,55 @@
       </w:r>
     </w:p>
     <w:p>
-      <w:r>
+      <w:pPr>
+        <w:pStyle w:val="Heading3"/>
+      </w:pPr>
+      <w:r>
+        <w:t>Supplied facts</w:t>
+      </w:r>
+    </w:p>
+    <w:p>
+      <w:pPr>
+        <w:spacing w:line="336" w:lineRule="auto" w:after="180"/>
+        <w:shd w:fill="F1F6FC"/>
+      </w:pPr>
+      <w:r>
+        <w:rPr>
+          <w:b w:val="0"/>
+        </w:rPr>
         <w:t>Toy y=2a+3c, target 4, start [a, c]=[1, 0]. Loss (y-4)². Program claims gradient [-12,-8] in order [a, c].</w:t>
       </w:r>
     </w:p>
     <w:p>
-      <w:r>
-        <w:t>All inputs and outcomes in this worked example are invented classroom data; no real model run is claimed.</w:t>
+      <w:pPr>
+        <w:pStyle w:val="Heading3"/>
+      </w:pPr>
+      <w:r>
+        <w:t>Supplied facts</w:t>
+      </w:r>
+    </w:p>
+    <w:p>
+      <w:pPr>
+        <w:spacing w:line="336" w:lineRule="auto" w:after="180"/>
+        <w:shd w:fill="F1F6FC"/>
+      </w:pPr>
+      <w:r>
+        <w:rPr>
+          <w:b w:val="0"/>
+        </w:rPr>
+        <w:t xml:space="preserve">All </w:t>
+      </w:r>
+      <w:r>
+        <w:rPr>
+          <w:b/>
+        </w:rPr>
+        <w:t>input</w:t>
+      </w:r>
+      <w:r>
+        <w:rPr>
+          <w:b w:val="0"/>
+        </w:rPr>
+        <w:t>s and outcomes in this worked example are invented classroom data; no real model run is claimed.</w:t>
       </w:r>
     </w:p>
     <w:p>
@@ -1086,30 +1644,138 @@
       </w:r>
     </w:p>
     <w:p>
-      <w:r>
-        <w:t>Array shape and coordinate meaning both matter. A vector with two entries can have the right length but assign each derivative to the wrong parameter. Label the entries a and c, then perturb one coordinate at a time to check their slopes. Repairing the coordinate mapping is necessary before using the gradient to update the network.</w:t>
-      </w:r>
-    </w:p>
-    <w:p>
       <w:pPr>
         <w:pStyle w:val="Heading3"/>
       </w:pPr>
       <w:r>
+        <w:t>Why the result follows</w:t>
+      </w:r>
+    </w:p>
+    <w:p>
+      <w:pPr>
+        <w:spacing w:line="336" w:lineRule="auto" w:after="180"/>
+        <w:shd w:fill="F1F6FC"/>
+      </w:pPr>
+      <w:r>
+        <w:rPr>
+          <w:b w:val="0"/>
+        </w:rPr>
+        <w:t xml:space="preserve">Array </w:t>
+      </w:r>
+      <w:r>
+        <w:rPr>
+          <w:b/>
+        </w:rPr>
+        <w:t>shape</w:t>
+      </w:r>
+      <w:r>
+        <w:rPr>
+          <w:b w:val="0"/>
+        </w:rPr>
+        <w:t xml:space="preserve"> and coordinate meaning both matter. A vector with two entries can have the right length but assign each derivative to the wrong parameter.</w:t>
+      </w:r>
+    </w:p>
+    <w:p>
+      <w:pPr>
+        <w:spacing w:line="336" w:lineRule="auto" w:after="180"/>
+        <w:shd w:fill="F1F6FC"/>
+      </w:pPr>
+      <w:r>
+        <w:rPr>
+          <w:b w:val="0"/>
+        </w:rPr>
+        <w:t>Label the entries a and c, then perturb one coordinate at a time to check their slopes. Repairing the coordinate mapping is necessary before using the gradient to update the network.</w:t>
+      </w:r>
+    </w:p>
+    <w:p>
+      <w:pPr>
+        <w:pStyle w:val="Heading3"/>
+      </w:pPr>
+      <w:r>
         <w:t>What this example does not establish</w:t>
       </w:r>
     </w:p>
     <w:p>
-      <w:r>
-        <w:t>A correct gradient at one point does not establish every batch, shape or activation path is implemented correctly.</w:t>
-      </w:r>
-    </w:p>
-    <w:p>
-      <w:r>
-        <w:t>Read the labelled picture: What should a debugging record pair with every gradient value? Point to the relevant step in the picture, then write the changed result and the rule or evidence that supports it.</w:t>
-      </w:r>
-    </w:p>
-    <w:p>
-      <w:r>
+      <w:pPr>
+        <w:pStyle w:val="Heading3"/>
+      </w:pPr>
+      <w:r>
+        <w:t>Keep the stated limit</w:t>
+      </w:r>
+    </w:p>
+    <w:p>
+      <w:pPr>
+        <w:spacing w:line="336" w:lineRule="auto" w:after="180"/>
+        <w:shd w:fill="FFF5E6"/>
+      </w:pPr>
+      <w:r>
+        <w:rPr>
+          <w:b w:val="0"/>
+        </w:rPr>
+        <w:t xml:space="preserve">A correct gradient at one point does not establish every batch, </w:t>
+      </w:r>
+      <w:r>
+        <w:rPr>
+          <w:b/>
+        </w:rPr>
+        <w:t>shape</w:t>
+      </w:r>
+      <w:r>
+        <w:rPr>
+          <w:b w:val="0"/>
+        </w:rPr>
+        <w:t xml:space="preserve"> or activation path is implemented correctly.</w:t>
+      </w:r>
+    </w:p>
+    <w:p>
+      <w:pPr>
+        <w:pStyle w:val="Heading3"/>
+      </w:pPr>
+      <w:r>
+        <w:t>Keep the stated limit</w:t>
+      </w:r>
+    </w:p>
+    <w:p>
+      <w:pPr>
+        <w:spacing w:line="336" w:lineRule="auto" w:after="180"/>
+        <w:shd w:fill="FFF5E6"/>
+      </w:pPr>
+      <w:r>
+        <w:rPr>
+          <w:b w:val="0"/>
+        </w:rPr>
+        <w:t xml:space="preserve">Read the labelled picture: What should a debugging record pair with every gradient value? Point to the relevant step in the picture, then write the changed result and the rule or </w:t>
+      </w:r>
+      <w:r>
+        <w:rPr>
+          <w:b/>
+        </w:rPr>
+        <w:t>evidence</w:t>
+      </w:r>
+      <w:r>
+        <w:rPr>
+          <w:b w:val="0"/>
+        </w:rPr>
+        <w:t xml:space="preserve"> that supports it.</w:t>
+      </w:r>
+    </w:p>
+    <w:p>
+      <w:pPr>
+        <w:pStyle w:val="Heading3"/>
+      </w:pPr>
+      <w:r>
+        <w:t>Keep the stated limit</w:t>
+      </w:r>
+    </w:p>
+    <w:p>
+      <w:pPr>
+        <w:spacing w:line="336" w:lineRule="auto" w:after="180"/>
+        <w:shd w:fill="FFF5E6"/>
+      </w:pPr>
+      <w:r>
+        <w:rPr>
+          <w:b w:val="0"/>
+        </w:rPr>
         <w:t>Change one thing: The program changes its declared order to [c, a] and returns [-12,-8]. Predict the result before checking the explanation. What remains the same?</w:t>
       </w:r>
     </w:p>
@@ -1123,17 +1789,41 @@
     </w:p>
     <w:p>
       <w:r>
-        <w:t>Use a separate scalar diagnostic model y = 2w + b, target 3, loss (y - 3) squared, and parameter order [w, b]. At [1, 0], prediction is 2, residual -1 and gradient [-4, -2]. A submitted gradient [-2, -4] has the correct length but swapped meanings.</w:t>
-      </w:r>
-    </w:p>
-    <w:p>
-      <w:r>
-        <w:t>With symmetric step 0.1, probe w while b stays 0: losses at w = 0.9 and 1.1 are 1.44 and 0.64. Their difference divided by 0.2 is -4. Probe b while w stays 1: losses at b = -0.1 and 0.1 are 1.21 and 0.81, giving -2. Use original parameters for both probes and compare by coordinate with a stated tolerance.</w:t>
-      </w:r>
-    </w:p>
-    <w:p>
-      <w:r>
-        <w:t>A gradient check must include the actual loss convention and any penalty. For ReLU, avoid probes crossing its corner at zero; a symmetric value there need not be a derivative. A passing numerical check at selected points is evidence about those points, not a proof for every input.</w:t>
+        <w:t>Find the unsupported step in the Debugging shapes and gradients claim and explain a repair using the supplied evidence.</w:t>
+      </w:r>
+    </w:p>
+    <w:p>
+      <w:pPr>
+        <w:spacing w:line="336" w:lineRule="auto" w:after="180"/>
+      </w:pPr>
+      <w:r>
+        <w:rPr>
+          <w:b w:val="0"/>
+        </w:rPr>
+        <w:t xml:space="preserve">Use a separate scalar diagnostic model y = 2w + b, target 3, loss (y - 3) squared, and parameter order [w, b]. At [1, 0], </w:t>
+      </w:r>
+      <w:r>
+        <w:rPr>
+          <w:b/>
+        </w:rPr>
+        <w:t>prediction</w:t>
+      </w:r>
+      <w:r>
+        <w:rPr>
+          <w:b w:val="0"/>
+        </w:rPr>
+        <w:t xml:space="preserve"> is 2, residual -1 and gradient [-4, -2].</w:t>
+      </w:r>
+    </w:p>
+    <w:p>
+      <w:pPr>
+        <w:spacing w:line="336" w:lineRule="auto" w:after="180"/>
+      </w:pPr>
+      <w:r>
+        <w:rPr>
+          <w:b w:val="0"/>
+        </w:rPr>
+        <w:t>A submitted gradient [-2, -4] has the correct length but swapped meanings.</w:t>
       </w:r>
     </w:p>
     <w:p>
@@ -1141,11 +1831,105 @@
         <w:pStyle w:val="Heading3"/>
       </w:pPr>
       <w:r>
+        <w:t>Check the claim against the facts</w:t>
+      </w:r>
+    </w:p>
+    <w:p>
+      <w:pPr>
+        <w:spacing w:line="336" w:lineRule="auto" w:after="180"/>
+        <w:shd w:fill="FFF5E6"/>
+      </w:pPr>
+      <w:r>
+        <w:rPr>
+          <w:b w:val="0"/>
+        </w:rPr>
+        <w:t>With symmetric step 0.1, probe w while b stays 0: losses at w = 0.9 and 1.1 are 1.44 and 0.64. Their difference divided by 0.2 is -4. Probe b while w stays 1: losses at b = -0.1 and 0.1 are 1.21 and 0.81, giving -2.</w:t>
+      </w:r>
+    </w:p>
+    <w:p>
+      <w:pPr>
+        <w:spacing w:line="336" w:lineRule="auto" w:after="180"/>
+        <w:shd w:fill="FFF5E6"/>
+      </w:pPr>
+      <w:r>
+        <w:rPr>
+          <w:b w:val="0"/>
+        </w:rPr>
+        <w:t>Use original parameters for both probes and compare by coordinate with a stated tolerance.</w:t>
+      </w:r>
+    </w:p>
+    <w:p>
+      <w:pPr>
+        <w:pStyle w:val="Heading3"/>
+      </w:pPr>
+      <w:r>
+        <w:t>Check the claim against the facts</w:t>
+      </w:r>
+    </w:p>
+    <w:p>
+      <w:pPr>
+        <w:spacing w:line="336" w:lineRule="auto" w:after="180"/>
+        <w:shd w:fill="FFF5E6"/>
+      </w:pPr>
+      <w:r>
+        <w:rPr>
+          <w:b w:val="0"/>
+        </w:rPr>
+        <w:t>A gradient check must include the actual loss convention and any penalty. For ReLU, avoid probes crossing its corner at zero; a symmetric value there need not be a derivative.</w:t>
+      </w:r>
+    </w:p>
+    <w:p>
+      <w:pPr>
+        <w:spacing w:line="336" w:lineRule="auto" w:after="180"/>
+        <w:shd w:fill="FFF5E6"/>
+      </w:pPr>
+      <w:r>
+        <w:rPr>
+          <w:b w:val="0"/>
+        </w:rPr>
+        <w:t xml:space="preserve">A passing numerical check at selected points is </w:t>
+      </w:r>
+      <w:r>
+        <w:rPr>
+          <w:b/>
+        </w:rPr>
+        <w:t>evidence</w:t>
+      </w:r>
+      <w:r>
+        <w:rPr>
+          <w:b w:val="0"/>
+        </w:rPr>
+        <w:t xml:space="preserve"> about those points, not a proof for every </w:t>
+      </w:r>
+      <w:r>
+        <w:rPr>
+          <w:b/>
+        </w:rPr>
+        <w:t>input</w:t>
+      </w:r>
+      <w:r>
+        <w:rPr>
+          <w:b w:val="0"/>
+        </w:rPr>
+        <w:t>.</w:t>
+      </w:r>
+    </w:p>
+    <w:p>
+      <w:pPr>
+        <w:pStyle w:val="Heading3"/>
+      </w:pPr>
+      <w:r>
         <w:t>Locate the earliest unsupported step</w:t>
       </w:r>
     </w:p>
     <w:p>
-      <w:r>
+      <w:pPr>
+        <w:spacing w:line="336" w:lineRule="auto" w:after="180"/>
+      </w:pPr>
+      <w:r>
+        <w:rPr>
+          <w:b w:val="0"/>
+        </w:rPr>
         <w:t>For the diagnostic model at [1, 0], gradient [-4, -2] and rate 0.05, calculate the correct new parameters and loss. Compare with adding the gradient step.</w:t>
       </w:r>
     </w:p>
@@ -1197,7 +1981,54 @@
     </w:p>
     <w:p>
       <w:r>
-        <w:t>The layer expects W shape 3 by 2, b length 3 and x length 2. A submitted x has length 3. Should the last feature be silently ignored? State the failed contract and repair process.</w:t>
+        <w:t>Practise Debugging shapes and gradients with support, then explain the deciding step in your own words.</w:t>
+      </w:r>
+    </w:p>
+    <w:p>
+      <w:pPr>
+        <w:spacing w:line="336" w:lineRule="auto" w:after="180"/>
+      </w:pPr>
+      <w:r>
+        <w:rPr>
+          <w:b w:val="0"/>
+        </w:rPr>
+        <w:t xml:space="preserve">The layer expects W </w:t>
+      </w:r>
+      <w:r>
+        <w:rPr>
+          <w:b/>
+        </w:rPr>
+        <w:t>shape</w:t>
+      </w:r>
+      <w:r>
+        <w:rPr>
+          <w:b w:val="0"/>
+        </w:rPr>
+        <w:t xml:space="preserve"> 3 by 2, b length 3 and x length 2. A submitted x has length 3. Should the last feature be silently ignored? State the failed </w:t>
+      </w:r>
+      <w:r>
+        <w:rPr>
+          <w:b/>
+        </w:rPr>
+        <w:t>contract</w:t>
+      </w:r>
+      <w:r>
+        <w:rPr>
+          <w:b w:val="0"/>
+        </w:rPr>
+        <w:t xml:space="preserve"> and repair </w:t>
+      </w:r>
+      <w:r>
+        <w:rPr>
+          <w:b/>
+        </w:rPr>
+        <w:t>process</w:t>
+      </w:r>
+      <w:r>
+        <w:rPr>
+          <w:b w:val="0"/>
+        </w:rPr>
+        <w:t>.</w:t>
       </w:r>
     </w:p>
     <w:p>
@@ -1265,8 +2096,38 @@
       </w:r>
     </w:p>
     <w:p>
-      <w:r>
-        <w:t>Use workbook W2 for the connected example “Debugging shapes and gradients”. First fill the input and rule boxes. Try the middle steps before asking for a hint. After a hint, try the next step yourself.</w:t>
+      <w:pPr>
+        <w:spacing w:line="336" w:lineRule="auto" w:after="180"/>
+      </w:pPr>
+      <w:r>
+        <w:rPr>
+          <w:b w:val="0"/>
+        </w:rPr>
+        <w:t xml:space="preserve">Use workbook W2 for the connected example “Debugging </w:t>
+      </w:r>
+      <w:r>
+        <w:rPr>
+          <w:b/>
+        </w:rPr>
+        <w:t>shape</w:t>
+      </w:r>
+      <w:r>
+        <w:rPr>
+          <w:b w:val="0"/>
+        </w:rPr>
+        <w:t xml:space="preserve">s and gradients”. First fill the </w:t>
+      </w:r>
+      <w:r>
+        <w:rPr>
+          <w:b/>
+        </w:rPr>
+        <w:t>input</w:t>
+      </w:r>
+      <w:r>
+        <w:rPr>
+          <w:b w:val="0"/>
+        </w:rPr>
+        <w:t xml:space="preserve"> and rule boxes. Try the middle steps before asking for a hint. After a hint, try the next step yourself.</w:t>
       </w:r>
     </w:p>
     <w:tbl>
@@ -1349,7 +2210,13 @@
       </w:tr>
     </w:tbl>
     <w:p>
-      <w:r>
+      <w:pPr>
+        <w:spacing w:line="336" w:lineRule="auto" w:after="180"/>
+      </w:pPr>
+      <w:r>
+        <w:rPr>
+          <w:b w:val="0"/>
+        </w:rPr>
         <w:t>Explain your trace to a partner. Your partner points to one step to check. Swap roles on the next case. Each person writes their own explanation.</w:t>
       </w:r>
     </w:p>
@@ -1362,12 +2229,71 @@
       </w:r>
     </w:p>
     <w:p>
-      <w:r>
-        <w:t>Use the worked case for Debugging shapes and gradients. Proposed explanation: “Matching output shape guarantees the computation”. Decide whether this explanation is supported. Point to the step or supplied fact that decides; explain your repair if needed.</w:t>
-      </w:r>
-    </w:p>
-    <w:p>
-      <w:r>
+      <w:pPr>
+        <w:spacing w:line="336" w:lineRule="auto" w:after="180"/>
+      </w:pPr>
+      <w:r>
+        <w:rPr>
+          <w:b w:val="0"/>
+        </w:rPr>
+        <w:t xml:space="preserve">Use the worked case for Debugging </w:t>
+      </w:r>
+      <w:r>
+        <w:rPr>
+          <w:b/>
+        </w:rPr>
+        <w:t>shape</w:t>
+      </w:r>
+      <w:r>
+        <w:rPr>
+          <w:b w:val="0"/>
+        </w:rPr>
+        <w:t xml:space="preserve">s and gradients. Proposed explanation: “Matching </w:t>
+      </w:r>
+      <w:r>
+        <w:rPr>
+          <w:b/>
+        </w:rPr>
+        <w:t>output</w:t>
+      </w:r>
+      <w:r>
+        <w:rPr>
+          <w:b w:val="0"/>
+        </w:rPr>
+        <w:t xml:space="preserve"> </w:t>
+      </w:r>
+      <w:r>
+        <w:rPr>
+          <w:b/>
+        </w:rPr>
+        <w:t>shape</w:t>
+      </w:r>
+      <w:r>
+        <w:rPr>
+          <w:b w:val="0"/>
+        </w:rPr>
+        <w:t xml:space="preserve"> guarantees the computation”. Decide whether this explanation is supported.</w:t>
+      </w:r>
+    </w:p>
+    <w:p>
+      <w:pPr>
+        <w:spacing w:line="336" w:lineRule="auto" w:after="180"/>
+      </w:pPr>
+      <w:r>
+        <w:rPr>
+          <w:b w:val="0"/>
+        </w:rPr>
+        <w:t>Point to the step or supplied fact that decides; explain your repair if needed.</w:t>
+      </w:r>
+    </w:p>
+    <w:p>
+      <w:pPr>
+        <w:spacing w:line="336" w:lineRule="auto" w:after="180"/>
+      </w:pPr>
+      <w:r>
+        <w:rPr>
+          <w:b w:val="0"/>
+        </w:rPr>
         <w:t>Answer on your own before discussion. If you are unsure, say which step you need help with.</w:t>
       </w:r>
     </w:p>
@@ -1380,8 +2306,26 @@
       </w:r>
     </w:p>
     <w:p>
-      <w:r>
-        <w:t>What should a debugging record pair with every gradient value? Point to the relevant step in the picture, then write the changed result and the rule or evidence that supports it.</w:t>
+      <w:pPr>
+        <w:spacing w:line="336" w:lineRule="auto" w:after="180"/>
+      </w:pPr>
+      <w:r>
+        <w:rPr>
+          <w:b w:val="0"/>
+        </w:rPr>
+        <w:t xml:space="preserve">What should a debugging record pair with every gradient value? Point to the relevant step in the picture, then write the changed result and the rule or </w:t>
+      </w:r>
+      <w:r>
+        <w:rPr>
+          <w:b/>
+        </w:rPr>
+        <w:t>evidence</w:t>
+      </w:r>
+      <w:r>
+        <w:rPr>
+          <w:b w:val="0"/>
+        </w:rPr>
+        <w:t xml:space="preserve"> that supports it.</w:t>
       </w:r>
     </w:p>
     <w:p>
@@ -1413,7 +2357,13 @@
       </w:r>
     </w:p>
     <w:p>
-      <w:r>
+      <w:pPr>
+        <w:spacing w:line="336" w:lineRule="auto" w:after="180"/>
+      </w:pPr>
+      <w:r>
+        <w:rPr>
+          <w:b w:val="0"/>
+        </w:rPr>
         <w:t>This is supported practice. Keep the separately named independent case for an attempt before feedback.</w:t>
       </w:r>
     </w:p>
@@ -1426,6 +2376,11 @@
       </w:r>
     </w:p>
     <w:p>
+      <w:r>
+        <w:t>Investigate Debugging shapes and gradients. Record the prediction, actual observation or labelled paper trace, explanation and next test separately.</w:t>
+      </w:r>
+    </w:p>
+    <w:p>
       <w:pPr>
         <w:pStyle w:val="Heading3"/>
       </w:pPr>
@@ -1434,7 +2389,13 @@
       </w:r>
     </w:p>
     <w:p>
-      <w:r>
+      <w:pPr>
+        <w:spacing w:line="336" w:lineRule="auto" w:after="180"/>
+      </w:pPr>
+      <w:r>
+        <w:rPr>
+          <w:b w:val="0"/>
+        </w:rPr>
         <w:t>Compute scores and activations for x = [3, 1] with the lesson layer, then omit the third bias. Identify the first discrepancy and the resulting activation error.</w:t>
       </w:r>
     </w:p>
@@ -1615,7 +2576,13 @@
       </w:tr>
     </w:tbl>
     <w:p>
-      <w:r>
+      <w:pPr>
+        <w:spacing w:line="336" w:lineRule="auto" w:after="180"/>
+      </w:pPr>
+      <w:r>
+        <w:rPr>
+          <w:b w:val="0"/>
+        </w:rPr>
         <w:t>On paper, trace the supplied procedure. If code is provided, predict before running it in a local practice file. Never write an expected answer as though it were an observed run.</w:t>
       </w:r>
     </w:p>
@@ -1628,7 +2595,13 @@
       </w:r>
     </w:p>
     <w:p>
-      <w:r>
+      <w:pPr>
+        <w:spacing w:line="336" w:lineRule="auto" w:after="180"/>
+      </w:pPr>
+      <w:r>
+        <w:rPr>
+          <w:b w:val="0"/>
+        </w:rPr>
         <w:t>Before trying: what do I expect, and why? While trying: which step could first go wrong? Afterwards: what did I actually observe, and what should change? Keep “not run” if you only traced the procedure.</w:t>
       </w:r>
     </w:p>
@@ -1641,6 +2614,11 @@
       </w:r>
     </w:p>
     <w:p>
+      <w:r>
+        <w:t>Move from recall to tracing, diagnosis and transfer in Debugging shapes and gradients. Explain why each step is justified.</w:t>
+      </w:r>
+    </w:p>
+    <w:p>
       <w:pPr>
         <w:pStyle w:val="Heading3"/>
       </w:pPr>
@@ -1649,18 +2627,96 @@
       </w:r>
     </w:p>
     <w:p>
-      <w:r>
-        <w:t>The layer expects W shape 3 by 2, b length 3 and x length 2. A submitted x has length 3. Should the last feature be silently ignored? State the failed contract and repair process.</w:t>
-      </w:r>
-    </w:p>
-    <w:p>
-      <w:r>
+      <w:pPr>
+        <w:spacing w:line="336" w:lineRule="auto" w:after="180"/>
+      </w:pPr>
+      <w:r>
+        <w:rPr>
+          <w:b w:val="0"/>
+        </w:rPr>
+        <w:t xml:space="preserve">The layer expects W </w:t>
+      </w:r>
+      <w:r>
+        <w:rPr>
+          <w:b/>
+        </w:rPr>
+        <w:t>shape</w:t>
+      </w:r>
+      <w:r>
+        <w:rPr>
+          <w:b w:val="0"/>
+        </w:rPr>
+        <w:t xml:space="preserve"> 3 by 2, b length 3 and x length 2. A submitted x has length 3. Should the last feature be silently ignored? State the failed </w:t>
+      </w:r>
+      <w:r>
+        <w:rPr>
+          <w:b/>
+        </w:rPr>
+        <w:t>contract</w:t>
+      </w:r>
+      <w:r>
+        <w:rPr>
+          <w:b w:val="0"/>
+        </w:rPr>
+        <w:t xml:space="preserve"> and repair </w:t>
+      </w:r>
+      <w:r>
+        <w:rPr>
+          <w:b/>
+        </w:rPr>
+        <w:t>process</w:t>
+      </w:r>
+      <w:r>
+        <w:rPr>
+          <w:b w:val="0"/>
+        </w:rPr>
+        <w:t>.</w:t>
+      </w:r>
+    </w:p>
+    <w:p>
+      <w:pPr>
+        <w:spacing w:line="336" w:lineRule="auto" w:after="180"/>
+      </w:pPr>
+      <w:r>
+        <w:rPr>
+          <w:b w:val="0"/>
+        </w:rPr>
         <w:t>For the diagnostic model at [1, 0], gradient [-4, -2] and rate 0.05, calculate the correct new parameters and loss. Compare with adding the gradient step.</w:t>
       </w:r>
     </w:p>
     <w:p>
-      <w:r>
-        <w:t>A program passes only the x = [1, 2] final-activation test. Propose one intermediate-value check, one malformed-input check and one additional input that exposes the bias omission.</w:t>
+      <w:pPr>
+        <w:spacing w:line="336" w:lineRule="auto" w:after="180"/>
+      </w:pPr>
+      <w:r>
+        <w:rPr>
+          <w:b w:val="0"/>
+        </w:rPr>
+        <w:t>A program passes only the x = [1, 2] final-activation test. Propose one intermediate-value check, one malformed-</w:t>
+      </w:r>
+      <w:r>
+        <w:rPr>
+          <w:b/>
+        </w:rPr>
+        <w:t>input</w:t>
+      </w:r>
+      <w:r>
+        <w:rPr>
+          <w:b w:val="0"/>
+        </w:rPr>
+        <w:t xml:space="preserve"> check and one additional </w:t>
+      </w:r>
+      <w:r>
+        <w:rPr>
+          <w:b/>
+        </w:rPr>
+        <w:t>input</w:t>
+      </w:r>
+      <w:r>
+        <w:rPr>
+          <w:b w:val="0"/>
+        </w:rPr>
+        <w:t xml:space="preserve"> that exposes the bias omission.</w:t>
       </w:r>
     </w:p>
     <w:p>
@@ -1706,7 +2762,89 @@
     </w:p>
     <w:p>
       <w:r>
-        <w:t>Add a labelled debugging shapes and gradients evidence sheet to Image-pattern Network Investigation. Show how you can check dimension contracts before computing a layer. Use the supplied fictional case and keep its inputs, intermediate steps, calculation or prediction, and limitation. Connect this record to last week’s record; a matching answer without a trace is insufficient.</w:t>
+        <w:t>Apply this week’s idea to Image-pattern Network Investigation. Keep an annotated decision and the evidence supporting it.</w:t>
+      </w:r>
+    </w:p>
+    <w:p>
+      <w:pPr>
+        <w:spacing w:line="336" w:lineRule="auto" w:after="180"/>
+      </w:pPr>
+      <w:r>
+        <w:rPr>
+          <w:b w:val="0"/>
+        </w:rPr>
+        <w:t xml:space="preserve">Add a labelled debugging </w:t>
+      </w:r>
+      <w:r>
+        <w:rPr>
+          <w:b/>
+        </w:rPr>
+        <w:t>shape</w:t>
+      </w:r>
+      <w:r>
+        <w:rPr>
+          <w:b w:val="0"/>
+        </w:rPr>
+        <w:t xml:space="preserve">s and gradients </w:t>
+      </w:r>
+      <w:r>
+        <w:rPr>
+          <w:b/>
+        </w:rPr>
+        <w:t>evidence</w:t>
+      </w:r>
+      <w:r>
+        <w:rPr>
+          <w:b w:val="0"/>
+        </w:rPr>
+        <w:t xml:space="preserve"> sheet to Image-pattern Network Investigation. Show how you can check dimension </w:t>
+      </w:r>
+      <w:r>
+        <w:rPr>
+          <w:b/>
+        </w:rPr>
+        <w:t>contract</w:t>
+      </w:r>
+      <w:r>
+        <w:rPr>
+          <w:b w:val="0"/>
+        </w:rPr>
+        <w:t>s before computing a layer.</w:t>
+      </w:r>
+    </w:p>
+    <w:p>
+      <w:pPr>
+        <w:spacing w:line="336" w:lineRule="auto" w:after="180"/>
+      </w:pPr>
+      <w:r>
+        <w:rPr>
+          <w:b w:val="0"/>
+        </w:rPr>
+        <w:t xml:space="preserve">Use the supplied fictional case and keep its </w:t>
+      </w:r>
+      <w:r>
+        <w:rPr>
+          <w:b/>
+        </w:rPr>
+        <w:t>input</w:t>
+      </w:r>
+      <w:r>
+        <w:rPr>
+          <w:b w:val="0"/>
+        </w:rPr>
+        <w:t xml:space="preserve">s, intermediate steps, calculation or </w:t>
+      </w:r>
+      <w:r>
+        <w:rPr>
+          <w:b/>
+        </w:rPr>
+        <w:t>prediction</w:t>
+      </w:r>
+      <w:r>
+        <w:rPr>
+          <w:b w:val="0"/>
+        </w:rPr>
+        <w:t>, and limitation. Connect this record to last week’s record; a matching answer without a trace is insufficient.</w:t>
       </w:r>
     </w:p>
     <w:tbl>
@@ -1834,8 +2972,37 @@
       </w:r>
     </w:p>
     <w:p>
-      <w:r>
-        <w:t>For your Image-pattern Network Investigation, save the input, procedure, observed result and limitation of this check. Label this worked example as practice; use a different, previously unreviewed case when checking independent understanding.</w:t>
+      <w:pPr>
+        <w:spacing w:line="336" w:lineRule="auto" w:after="180"/>
+      </w:pPr>
+      <w:r>
+        <w:rPr>
+          <w:b w:val="0"/>
+        </w:rPr>
+        <w:t xml:space="preserve">For your Image-pattern Network Investigation, save the </w:t>
+      </w:r>
+      <w:r>
+        <w:rPr>
+          <w:b/>
+        </w:rPr>
+        <w:t>input</w:t>
+      </w:r>
+      <w:r>
+        <w:rPr>
+          <w:b w:val="0"/>
+        </w:rPr>
+        <w:t>, procedure, observed result and limitation of this check.</w:t>
+      </w:r>
+    </w:p>
+    <w:p>
+      <w:pPr>
+        <w:spacing w:line="336" w:lineRule="auto" w:after="180"/>
+      </w:pPr>
+      <w:r>
+        <w:rPr>
+          <w:b w:val="0"/>
+        </w:rPr>
+        <w:t>Label this worked example as practice; use a different, previously unreviewed case when checking independent understanding.</w:t>
       </w:r>
     </w:p>
     <w:p>
@@ -1848,7 +3015,53 @@
     </w:p>
     <w:p>
       <w:r>
-        <w:t>At [w, b] = [1, 0], use the verified gradient [-4, -2] and rate 0.05. Subtracting rate times gradient gives [1.2, 0.1], prediction 2.5 and loss 0.25. A sign bug that adds it gives [0.8, -0.1], prediction 1.5 and loss 2.25. Recompute loss after the complete update instead of trusting an intended direction.</w:t>
+        <w:t>Use a genuinely new case for independent evidence. Previously discussed examples remain practice; use the separately named independent case before feedback.</w:t>
+      </w:r>
+    </w:p>
+    <w:p>
+      <w:pPr>
+        <w:spacing w:line="336" w:lineRule="auto" w:after="180"/>
+      </w:pPr>
+      <w:r>
+        <w:rPr>
+          <w:b w:val="0"/>
+        </w:rPr>
+        <w:t xml:space="preserve">At [w, b] = [1, 0], use the verified gradient [-4, -2] and rate 0.05. Subtracting rate times gradient gives [1.2, 0.1], </w:t>
+      </w:r>
+      <w:r>
+        <w:rPr>
+          <w:b/>
+        </w:rPr>
+        <w:t>prediction</w:t>
+      </w:r>
+      <w:r>
+        <w:rPr>
+          <w:b w:val="0"/>
+        </w:rPr>
+        <w:t xml:space="preserve"> 2.5 and loss 0.25. A sign bug that adds it gives [0.8, -0.1], </w:t>
+      </w:r>
+      <w:r>
+        <w:rPr>
+          <w:b/>
+        </w:rPr>
+        <w:t>prediction</w:t>
+      </w:r>
+      <w:r>
+        <w:rPr>
+          <w:b w:val="0"/>
+        </w:rPr>
+        <w:t xml:space="preserve"> 1.5 and loss 2.25.</w:t>
+      </w:r>
+    </w:p>
+    <w:p>
+      <w:pPr>
+        <w:spacing w:line="336" w:lineRule="auto" w:after="180"/>
+      </w:pPr>
+      <w:r>
+        <w:rPr>
+          <w:b w:val="0"/>
+        </w:rPr>
+        <w:t>Recompute loss after the complete update instead of trusting an intended direction.</w:t>
       </w:r>
     </w:p>
     <w:p>
@@ -1880,13 +3093,72 @@
       </w:r>
     </w:p>
     <w:p>
-      <w:r>
-        <w:t>Lower loss alone cannot prove a correct gradient or update; some wrong steps also improve loss. Retain shape rejections, hand-computed intermediate traces, numerical coordinate checks and update checks. Next week investigates the representations produced by hidden layers.</w:t>
-      </w:r>
-    </w:p>
-    <w:p>
-      <w:r>
-        <w:t>A program passes only the x = [1, 2] final-activation test. Propose one intermediate-value check, one malformed-input check and one additional input that exposes the bias omission.</w:t>
+      <w:pPr>
+        <w:spacing w:line="336" w:lineRule="auto" w:after="180"/>
+      </w:pPr>
+      <w:r>
+        <w:rPr>
+          <w:b w:val="0"/>
+        </w:rPr>
+        <w:t xml:space="preserve">Lower loss alone cannot prove a correct gradient or update; some wrong steps also improve loss. Retain </w:t>
+      </w:r>
+      <w:r>
+        <w:rPr>
+          <w:b/>
+        </w:rPr>
+        <w:t>shape</w:t>
+      </w:r>
+      <w:r>
+        <w:rPr>
+          <w:b w:val="0"/>
+        </w:rPr>
+        <w:t xml:space="preserve"> rejections, hand-computed intermediate traces, numerical coordinate checks and update checks.</w:t>
+      </w:r>
+    </w:p>
+    <w:p>
+      <w:pPr>
+        <w:spacing w:line="336" w:lineRule="auto" w:after="180"/>
+      </w:pPr>
+      <w:r>
+        <w:rPr>
+          <w:b w:val="0"/>
+        </w:rPr>
+        <w:t>Next week investigates the representations produced by hidden layers.</w:t>
+      </w:r>
+    </w:p>
+    <w:p>
+      <w:pPr>
+        <w:spacing w:line="336" w:lineRule="auto" w:after="180"/>
+      </w:pPr>
+      <w:r>
+        <w:rPr>
+          <w:b w:val="0"/>
+        </w:rPr>
+        <w:t>A program passes only the x = [1, 2] final-activation test. Propose one intermediate-value check, one malformed-</w:t>
+      </w:r>
+      <w:r>
+        <w:rPr>
+          <w:b/>
+        </w:rPr>
+        <w:t>input</w:t>
+      </w:r>
+      <w:r>
+        <w:rPr>
+          <w:b w:val="0"/>
+        </w:rPr>
+        <w:t xml:space="preserve"> check and one additional </w:t>
+      </w:r>
+      <w:r>
+        <w:rPr>
+          <w:b/>
+        </w:rPr>
+        <w:t>input</w:t>
+      </w:r>
+      <w:r>
+        <w:rPr>
+          <w:b w:val="0"/>
+        </w:rPr>
+        <w:t xml:space="preserve"> that exposes the bias omission.</w:t>
       </w:r>
     </w:p>
     <w:p>
@@ -1923,6 +3195,11 @@
       </w:pPr>
       <w:r>
         <w:t>13. Study a complete case</w:t>
+      </w:r>
+    </w:p>
+    <w:p>
+      <w:r>
+        <w:t>Revisit the complete Debugging shapes and gradients case for supported practice. Repeated examples do not become fresh assessments.</w:t>
       </w:r>
     </w:p>
     <w:p>
@@ -2090,8 +3367,26 @@
       </w:r>
     </w:p>
     <w:p>
-      <w:r>
-        <w:t>Follow the input through the stated procedure to its result. Cover the result first, predict it, then explain every intermediate step. The text/table accompanies the figure so the example can be read without colour.</w:t>
+      <w:pPr>
+        <w:spacing w:line="336" w:lineRule="auto" w:after="180"/>
+      </w:pPr>
+      <w:r>
+        <w:rPr>
+          <w:b w:val="0"/>
+        </w:rPr>
+        <w:t xml:space="preserve">Follow the </w:t>
+      </w:r>
+      <w:r>
+        <w:rPr>
+          <w:b/>
+        </w:rPr>
+        <w:t>input</w:t>
+      </w:r>
+      <w:r>
+        <w:rPr>
+          <w:b w:val="0"/>
+        </w:rPr>
+        <w:t xml:space="preserve"> through the stated procedure to its result. Cover the result first, predict it, then explain every intermediate step. The text/table accompanies the figure so the example can be read without colour.</w:t>
       </w:r>
     </w:p>
     <w:p>
@@ -2141,6 +3436,11 @@
       </w:r>
     </w:p>
     <w:p>
+      <w:r>
+        <w:t>Attempt the reserved new case before feedback. Record support; the earlier examples below remain additional practice.</w:t>
+      </w:r>
+    </w:p>
+    <w:p>
       <w:pPr>
         <w:pStyle w:val="Heading3"/>
       </w:pPr>
@@ -2149,8 +3449,25 @@
       </w:r>
     </w:p>
     <w:p>
-      <w:r>
-        <w:t>Use y = 3a + c, target 2, loss (y - 2) squared, at [a, c] = [0, 1]. A program returns gradient [-2, -6] in order [a, c]. Use symmetric step 0.1 to check each coordinate, then update both with the corrected gradient and rate 0.05. Report new parameters and loss.</w:t>
+      <w:pPr>
+        <w:spacing w:line="336" w:lineRule="auto" w:after="180"/>
+      </w:pPr>
+      <w:r>
+        <w:rPr>
+          <w:b w:val="0"/>
+        </w:rPr>
+        <w:t>Use y = 3a + c, target 2, loss (y - 2) squared, at [a, c] = [0, 1]. A program returns gradient [-2, -6] in order [a, c].</w:t>
+      </w:r>
+    </w:p>
+    <w:p>
+      <w:pPr>
+        <w:spacing w:line="336" w:lineRule="auto" w:after="180"/>
+      </w:pPr>
+      <w:r>
+        <w:rPr>
+          <w:b w:val="0"/>
+        </w:rPr>
+        <w:t>Use symmetric step 0.1 to check each coordinate, then update both with the corrected gradient and rate 0.05. Report new parameters and loss.</w:t>
       </w:r>
     </w:p>
     <w:p>
@@ -2197,7 +3514,13 @@
       </w:r>
     </w:p>
     <w:p>
-      <w:r>
+      <w:pPr>
+        <w:spacing w:line="336" w:lineRule="auto" w:after="180"/>
+      </w:pPr>
+      <w:r>
+        <w:rPr>
+          <w:b w:val="0"/>
+        </w:rPr>
         <w:t>Attempt this case before feedback. Record any help. Earlier examples below are further practice; a case already practised with feedback cannot establish fresh transfer.</w:t>
       </w:r>
     </w:p>
@@ -2210,8 +3533,25 @@
       </w:r>
     </w:p>
     <w:p>
-      <w:r>
-        <w:t>Use y = 3a + c, target 2, loss (y - 2) squared, at [a, c] = [0, 1]. A program returns gradient [-2, -6] in order [a, c]. Use symmetric step 0.1 to check each coordinate, then update both with the corrected gradient and rate 0.05. Report new parameters and loss.</w:t>
+      <w:pPr>
+        <w:spacing w:line="336" w:lineRule="auto" w:after="180"/>
+      </w:pPr>
+      <w:r>
+        <w:rPr>
+          <w:b w:val="0"/>
+        </w:rPr>
+        <w:t>Use y = 3a + c, target 2, loss (y - 2) squared, at [a, c] = [0, 1]. A program returns gradient [-2, -6] in order [a, c].</w:t>
+      </w:r>
+    </w:p>
+    <w:p>
+      <w:pPr>
+        <w:spacing w:line="336" w:lineRule="auto" w:after="180"/>
+      </w:pPr>
+      <w:r>
+        <w:rPr>
+          <w:b w:val="0"/>
+        </w:rPr>
+        <w:t>Use symmetric step 0.1 to check each coordinate, then update both with the corrected gradient and rate 0.05. Report new parameters and loss.</w:t>
       </w:r>
     </w:p>
     <w:p>
@@ -2263,7 +3603,13 @@
       </w:r>
     </w:p>
     <w:p>
-      <w:r>
+      <w:pPr>
+        <w:spacing w:line="336" w:lineRule="auto" w:after="180"/>
+      </w:pPr>
+      <w:r>
+        <w:rPr>
+          <w:b w:val="0"/>
+        </w:rPr>
         <w:t>Record support used: none, hint or teacher explanation. After feedback, a different case is needed to demonstrate independence.</w:t>
       </w:r>
     </w:p>
@@ -2276,8 +3622,25 @@
       </w:r>
     </w:p>
     <w:p>
-      <w:r>
-        <w:t>Attempt the independent case before hints. Record whether you worked alone, used a hint or followed a model. After feedback, fix the first unsupported step and explain why it changed. A later check uses a changed case, not a copied answer.</w:t>
+      <w:pPr>
+        <w:spacing w:line="336" w:lineRule="auto" w:after="180"/>
+      </w:pPr>
+      <w:r>
+        <w:rPr>
+          <w:b w:val="0"/>
+        </w:rPr>
+        <w:t>Attempt the independent case before hints. Record whether you worked alone, used a hint or followed a model. After feedback, fix the first unsupported step and explain why it changed.</w:t>
+      </w:r>
+    </w:p>
+    <w:p>
+      <w:pPr>
+        <w:spacing w:line="336" w:lineRule="auto" w:after="180"/>
+      </w:pPr>
+      <w:r>
+        <w:rPr>
+          <w:b w:val="0"/>
+        </w:rPr>
+        <w:t>A later check uses a changed case, not a copied answer.</w:t>
       </w:r>
     </w:p>
     <w:p>
@@ -2290,6 +3653,17 @@
     </w:p>
     <w:p>
       <w:r>
+        <w:t>Use this map to navigate Debugging shapes and gradients, connect the goals to tasks and keep one evidence record for each attempt.</w:t>
+      </w:r>
+    </w:p>
+    <w:p>
+      <w:pPr>
+        <w:spacing w:line="336" w:lineRule="auto" w:after="180"/>
+      </w:pPr>
+      <w:r>
+        <w:rPr>
+          <w:b w:val="0"/>
+        </w:rPr>
         <w:t>Start with this question: Catch a gradient -order bug before the optimiser changes parameters.</w:t>
       </w:r>
     </w:p>
@@ -2396,13 +3770,61 @@
       </w:tr>
     </w:tbl>
     <w:p>
-      <w:r>
-        <w:t>Remember → watch and explain → try with help → investigate → try independently → keep project evidence. Your teacher may spread this lesson across several classes.</w:t>
-      </w:r>
-    </w:p>
-    <w:p>
-      <w:r>
-        <w:t>Keep your first prediction. Compare it with what the evidence shows and explain any change.</w:t>
+      <w:pPr>
+        <w:spacing w:line="336" w:lineRule="auto" w:after="180"/>
+      </w:pPr>
+      <w:r>
+        <w:rPr>
+          <w:b w:val="0"/>
+        </w:rPr>
+        <w:t xml:space="preserve">Remember → watch and explain → try with help → investigate → try independently → keep project </w:t>
+      </w:r>
+      <w:r>
+        <w:rPr>
+          <w:b/>
+        </w:rPr>
+        <w:t>evidence</w:t>
+      </w:r>
+      <w:r>
+        <w:rPr>
+          <w:b w:val="0"/>
+        </w:rPr>
+        <w:t>. Your teacher may spread this lesson across several classes.</w:t>
+      </w:r>
+    </w:p>
+    <w:p>
+      <w:pPr>
+        <w:spacing w:line="336" w:lineRule="auto" w:after="180"/>
+      </w:pPr>
+      <w:r>
+        <w:rPr>
+          <w:b w:val="0"/>
+        </w:rPr>
+        <w:t xml:space="preserve">Keep your first </w:t>
+      </w:r>
+      <w:r>
+        <w:rPr>
+          <w:b/>
+        </w:rPr>
+        <w:t>prediction</w:t>
+      </w:r>
+      <w:r>
+        <w:rPr>
+          <w:b w:val="0"/>
+        </w:rPr>
+        <w:t xml:space="preserve">. Compare it with what the </w:t>
+      </w:r>
+      <w:r>
+        <w:rPr>
+          <w:b/>
+        </w:rPr>
+        <w:t>evidence</w:t>
+      </w:r>
+      <w:r>
+        <w:rPr>
+          <w:b w:val="0"/>
+        </w:rPr>
+        <w:t xml:space="preserve"> shows and explain any change.</w:t>
       </w:r>
     </w:p>
     <w:p>
@@ -2415,7 +3837,30 @@
     </w:p>
     <w:p>
       <w:r>
-        <w:t>Close your notes. Explain this goal in your own words: Check dimension contracts before computing a layer</w:t>
+        <w:t>Explain Debugging shapes and gradients without notes, identify a remaining question and plan a later check with a changed case.</w:t>
+      </w:r>
+    </w:p>
+    <w:p>
+      <w:pPr>
+        <w:spacing w:line="336" w:lineRule="auto" w:after="180"/>
+      </w:pPr>
+      <w:r>
+        <w:rPr>
+          <w:b w:val="0"/>
+        </w:rPr>
+        <w:t xml:space="preserve">Close your notes. Explain this goal in your own words: Check dimension </w:t>
+      </w:r>
+      <w:r>
+        <w:rPr>
+          <w:b/>
+        </w:rPr>
+        <w:t>contract</w:t>
+      </w:r>
+      <w:r>
+        <w:rPr>
+          <w:b w:val="0"/>
+        </w:rPr>
+        <w:t>s before computing a layer</w:t>
       </w:r>
     </w:p>
     <w:p>
@@ -2452,13 +3897,61 @@
       </w:r>
     </w:p>
     <w:p>
-      <w:r>
-        <w:t>If you are unsure, return to the worked picture and explain one arrow. If you are ready, change an input or assumption and justify your prediction.</w:t>
-      </w:r>
-    </w:p>
-    <w:p>
-      <w:r>
-        <w:t>Save your workbook evidence. At the next review, try a different case before opening your old answer.</w:t>
+      <w:pPr>
+        <w:spacing w:line="336" w:lineRule="auto" w:after="180"/>
+      </w:pPr>
+      <w:r>
+        <w:rPr>
+          <w:b w:val="0"/>
+        </w:rPr>
+        <w:t xml:space="preserve">If you are unsure, return to the worked picture and explain one arrow. If you are ready, change an </w:t>
+      </w:r>
+      <w:r>
+        <w:rPr>
+          <w:b/>
+        </w:rPr>
+        <w:t>input</w:t>
+      </w:r>
+      <w:r>
+        <w:rPr>
+          <w:b w:val="0"/>
+        </w:rPr>
+        <w:t xml:space="preserve"> or assumption and justify your </w:t>
+      </w:r>
+      <w:r>
+        <w:rPr>
+          <w:b/>
+        </w:rPr>
+        <w:t>prediction</w:t>
+      </w:r>
+      <w:r>
+        <w:rPr>
+          <w:b w:val="0"/>
+        </w:rPr>
+        <w:t>.</w:t>
+      </w:r>
+    </w:p>
+    <w:p>
+      <w:pPr>
+        <w:spacing w:line="336" w:lineRule="auto" w:after="180"/>
+      </w:pPr>
+      <w:r>
+        <w:rPr>
+          <w:b w:val="0"/>
+        </w:rPr>
+        <w:t xml:space="preserve">Save your workbook </w:t>
+      </w:r>
+      <w:r>
+        <w:rPr>
+          <w:b/>
+        </w:rPr>
+        <w:t>evidence</w:t>
+      </w:r>
+      <w:r>
+        <w:rPr>
+          <w:b w:val="0"/>
+        </w:rPr>
+        <w:t>. At the next review, try a different case before opening your old answer.</w:t>
       </w:r>
     </w:p>
     <w:p>
@@ -2471,11 +3964,28 @@
     </w:p>
     <w:p>
       <w:r>
+        <w:t>Attempt supported questions before using hints or feedback. Review a missing building block, then keep the completed work.</w:t>
+      </w:r>
+    </w:p>
+    <w:p>
+      <w:pPr>
+        <w:spacing w:line="336" w:lineRule="auto" w:after="180"/>
+      </w:pPr>
+      <w:r>
+        <w:rPr>
+          <w:b w:val="0"/>
+        </w:rPr>
         <w:t>Use this supported practice once, in the browser or on paper. Keep the reserved independent assessment for a separate first attempt before teacher feedback.</w:t>
       </w:r>
     </w:p>
     <w:p>
-      <w:r>
+      <w:pPr>
+        <w:spacing w:line="336" w:lineRule="auto" w:after="180"/>
+      </w:pPr>
+      <w:r>
+        <w:rPr>
+          <w:b w:val="0"/>
+        </w:rPr>
         <w:t>Catch a gradient -order bug before the optimiser changes parameters.</w:t>
       </w:r>
     </w:p>
@@ -2488,22 +3998,49 @@
       </w:r>
     </w:p>
     <w:p>
-      <w:r>
+      <w:pPr>
+        <w:spacing w:line="336" w:lineRule="auto" w:after="180"/>
+      </w:pPr>
+      <w:r>
+        <w:rPr>
+          <w:b w:val="0"/>
+        </w:rPr>
         <w:t>Which labelled step matches this detail? At rate 0.01: new [a, c]=[1.08, 0.12]; y = 2.52, loss 2.1904.</w:t>
       </w:r>
     </w:p>
     <w:p>
-      <w:r>
+      <w:pPr>
+        <w:spacing w:line="336" w:lineRule="auto" w:after="180"/>
+        <w:shd w:fill="F4F9FC"/>
+      </w:pPr>
+      <w:r>
+        <w:rPr>
+          <w:b w:val="0"/>
+        </w:rPr>
         <w:t>1. Compute correct gradient</w:t>
       </w:r>
     </w:p>
     <w:p>
-      <w:r>
+      <w:pPr>
+        <w:spacing w:line="336" w:lineRule="auto" w:after="180"/>
+        <w:shd w:fill="F4F9FC"/>
+      </w:pPr>
+      <w:r>
+        <w:rPr>
+          <w:b w:val="0"/>
+        </w:rPr>
         <w:t>2. Check coordinates</w:t>
       </w:r>
     </w:p>
     <w:p>
-      <w:r>
+      <w:pPr>
+        <w:spacing w:line="336" w:lineRule="auto" w:after="180"/>
+        <w:shd w:fill="F4F9FC"/>
+      </w:pPr>
+      <w:r>
+        <w:rPr>
+          <w:b w:val="0"/>
+        </w:rPr>
         <w:t>3. Apply correct update</w:t>
       </w:r>
     </w:p>
@@ -2541,41 +4078,167 @@
       </w:r>
     </w:p>
     <w:p>
-      <w:r>
+      <w:pPr>
+        <w:pStyle w:val="Heading3"/>
+      </w:pPr>
+      <w:r>
+        <w:t>Hint · try first</w:t>
+      </w:r>
+    </w:p>
+    <w:p>
+      <w:pPr>
+        <w:spacing w:line="336" w:lineRule="auto" w:after="180"/>
+        <w:shd w:fill="F1F6F8"/>
+      </w:pPr>
+      <w:r>
+        <w:rPr>
+          <w:b w:val="0"/>
+        </w:rPr>
         <w:t>Hint if needed: Read the steps in the pictorial case. Match the supplied detail to the stage that performs or records it.</w:t>
       </w:r>
     </w:p>
     <w:p>
-      <w:r>
-        <w:t>After your attempt, compare with the supported explanation: Apply correct update At rate 0.01: new [a, c]=[1.08, 0.12]; y = 2.52, loss 2.1904. Array shape and coordinate meaning both matter. A vector with two entries can have the right length but assign each derivative to the wrong parameter. Label the entries a and c, then perturb one coordinate at a time to check their slopes. Repairing the coordinate mapping is necessary before using the gradient to update the network.</w:t>
-      </w:r>
-    </w:p>
-    <w:p>
       <w:pPr>
         <w:pStyle w:val="Heading3"/>
       </w:pPr>
       <w:r>
+        <w:t>Feedback · compare after trying</w:t>
+      </w:r>
+    </w:p>
+    <w:p>
+      <w:pPr>
+        <w:spacing w:line="336" w:lineRule="auto" w:after="180"/>
+        <w:shd w:fill="F1F6FC"/>
+      </w:pPr>
+      <w:r>
+        <w:rPr>
+          <w:b w:val="0"/>
+        </w:rPr>
+        <w:t xml:space="preserve">After your attempt, compare with the supported explanation: Apply correct update At rate 0.01: new [a, c]=[1.08, 0.12]; y = 2.52, loss 2.1904. Array </w:t>
+      </w:r>
+      <w:r>
+        <w:rPr>
+          <w:b/>
+        </w:rPr>
+        <w:t>shape</w:t>
+      </w:r>
+      <w:r>
+        <w:rPr>
+          <w:b w:val="0"/>
+        </w:rPr>
+        <w:t xml:space="preserve"> and coordinate meaning both matter.</w:t>
+      </w:r>
+    </w:p>
+    <w:p>
+      <w:pPr>
+        <w:spacing w:line="336" w:lineRule="auto" w:after="180"/>
+        <w:shd w:fill="F1F6FC"/>
+      </w:pPr>
+      <w:r>
+        <w:rPr>
+          <w:b w:val="0"/>
+        </w:rPr>
+        <w:t>A vector with two entries can have the right length but assign each derivative to the wrong parameter. Label the entries a and c, then perturb one coordinate at a time to check their slopes.</w:t>
+      </w:r>
+    </w:p>
+    <w:p>
+      <w:pPr>
+        <w:spacing w:line="336" w:lineRule="auto" w:after="180"/>
+        <w:shd w:fill="F1F6FC"/>
+      </w:pPr>
+      <w:r>
+        <w:rPr>
+          <w:b w:val="0"/>
+        </w:rPr>
+        <w:t>Repairing the coordinate mapping is necessary before using the gradient to update the network.</w:t>
+      </w:r>
+    </w:p>
+    <w:p>
+      <w:pPr>
+        <w:pStyle w:val="Heading3"/>
+      </w:pPr>
+      <w:r>
         <w:t>Practice 2: explain the deciding evidence</w:t>
       </w:r>
     </w:p>
     <w:p>
-      <w:r>
+      <w:pPr>
+        <w:pStyle w:val="Heading3"/>
+      </w:pPr>
+      <w:r>
+        <w:t>Changed case · predict first</w:t>
+      </w:r>
+    </w:p>
+    <w:p>
+      <w:pPr>
+        <w:spacing w:line="336" w:lineRule="auto" w:after="180"/>
+        <w:shd w:fill="F5F1FB"/>
+      </w:pPr>
+      <w:r>
+        <w:rPr>
+          <w:b w:val="0"/>
+        </w:rPr>
         <w:t>Changed-case practice: The program changes its declared order to [c, a] and returns [-12,-8]. Which conclusion is supported by the supplied facts?</w:t>
       </w:r>
     </w:p>
     <w:p>
-      <w:r>
-        <w:t>1. This one example guarantees correct results for every future input.</w:t>
-      </w:r>
-    </w:p>
-    <w:p>
-      <w:r>
+      <w:pPr>
+        <w:spacing w:line="336" w:lineRule="auto" w:after="180"/>
+        <w:shd w:fill="F4F9FC"/>
+      </w:pPr>
+      <w:r>
+        <w:rPr>
+          <w:b w:val="0"/>
+        </w:rPr>
+        <w:t xml:space="preserve">1. This one example guarantees correct results for every future </w:t>
+      </w:r>
+      <w:r>
+        <w:rPr>
+          <w:b/>
+        </w:rPr>
+        <w:t>input</w:t>
+      </w:r>
+      <w:r>
+        <w:rPr>
+          <w:b w:val="0"/>
+        </w:rPr>
+        <w:t>.</w:t>
+      </w:r>
+    </w:p>
+    <w:p>
+      <w:pPr>
+        <w:spacing w:line="336" w:lineRule="auto" w:after="180"/>
+        <w:shd w:fill="F4F9FC"/>
+      </w:pPr>
+      <w:r>
+        <w:rPr>
+          <w:b w:val="0"/>
+        </w:rPr>
         <w:t>2. That vector now matches the declared coordinate order.</w:t>
       </w:r>
     </w:p>
     <w:p>
-      <w:r>
-        <w:t>3. We can decide the result without examining the changed input or the procedure.</w:t>
+      <w:pPr>
+        <w:spacing w:line="336" w:lineRule="auto" w:after="180"/>
+        <w:shd w:fill="F4F9FC"/>
+      </w:pPr>
+      <w:r>
+        <w:rPr>
+          <w:b w:val="0"/>
+        </w:rPr>
+        <w:t xml:space="preserve">3. We can decide the result without examining the changed </w:t>
+      </w:r>
+      <w:r>
+        <w:rPr>
+          <w:b/>
+        </w:rPr>
+        <w:t>input</w:t>
+      </w:r>
+      <w:r>
+        <w:rPr>
+          <w:b w:val="0"/>
+        </w:rPr>
+        <w:t xml:space="preserve"> or the procedure.</w:t>
       </w:r>
     </w:p>
     <w:p>
@@ -2612,12 +4275,42 @@
       </w:r>
     </w:p>
     <w:p>
-      <w:r>
+      <w:pPr>
+        <w:pStyle w:val="Heading3"/>
+      </w:pPr>
+      <w:r>
+        <w:t>Hint · try first</w:t>
+      </w:r>
+    </w:p>
+    <w:p>
+      <w:pPr>
+        <w:spacing w:line="336" w:lineRule="auto" w:after="180"/>
+        <w:shd w:fill="F1F6F8"/>
+      </w:pPr>
+      <w:r>
+        <w:rPr>
+          <w:b w:val="0"/>
+        </w:rPr>
         <w:t>Hint if needed: Use the changed condition and the deciding step in the pictorial trace. The answer must say what follows from those facts.</w:t>
       </w:r>
     </w:p>
     <w:p>
-      <w:r>
+      <w:pPr>
+        <w:pStyle w:val="Heading3"/>
+      </w:pPr>
+      <w:r>
+        <w:t>Feedback · compare after trying</w:t>
+      </w:r>
+    </w:p>
+    <w:p>
+      <w:pPr>
+        <w:spacing w:line="336" w:lineRule="auto" w:after="180"/>
+        <w:shd w:fill="F1F6FC"/>
+      </w:pPr>
+      <w:r>
+        <w:rPr>
+          <w:b w:val="0"/>
+        </w:rPr>
         <w:t>After your attempt, compare with the supported explanation: That vector now matches the declared coordinate order. Gradient values are meaningful only when their parameter names and array positions agree.</w:t>
       </w:r>
     </w:p>
@@ -2630,18 +4323,165 @@
       </w:r>
     </w:p>
     <w:p>
-      <w:r>
-        <w:t>Review Initialisation and reproducibility (ai-5/17). Goal: Trace how starting values affect a fixed training budget. Short practice: Does the matching final loss mean the parameter values are equal? Point to the relevant step in the picture, then write the changed result and the rule or evidence that supports it.. Return to this week and explain what you changed.</w:t>
-      </w:r>
-    </w:p>
-    <w:p>
-      <w:r>
-        <w:t>Review Training and validation curves (ai-5/15). Goal: Compute comparable training and validation losses at saved checkpoints. Short practice: Can the original epoch 3 training loss 1 justify claiming best generalisation? Point to the relevant step in the picture, then write the changed result and the rule or evidence that supports it.. Return to this week and explain what you changed.</w:t>
-      </w:r>
-    </w:p>
-    <w:p>
-      <w:r>
-        <w:t>Review Training a small network (ai-5/12). Goal: Trace repeated forward loss gradient and update steps. Short practice: Which parameter changed, and which part was not trained? Point to the relevant step in the picture, then write the changed result and the rule or evidence that supports it.. Return to this week and explain what you changed.</w:t>
+      <w:pPr>
+        <w:spacing w:line="336" w:lineRule="auto" w:after="180"/>
+      </w:pPr>
+      <w:r>
+        <w:rPr>
+          <w:b w:val="0"/>
+        </w:rPr>
+        <w:t xml:space="preserve">Review Initialisation and reproducibility (ai-5/17). Goal: Trace how starting values affect a fixed </w:t>
+      </w:r>
+      <w:r>
+        <w:rPr>
+          <w:b/>
+        </w:rPr>
+        <w:t>training</w:t>
+      </w:r>
+      <w:r>
+        <w:rPr>
+          <w:b w:val="0"/>
+        </w:rPr>
+        <w:t xml:space="preserve"> budget. Short practice: Does the matching final loss mean the parameter values are equal?</w:t>
+      </w:r>
+    </w:p>
+    <w:p>
+      <w:pPr>
+        <w:spacing w:line="336" w:lineRule="auto" w:after="180"/>
+      </w:pPr>
+      <w:r>
+        <w:rPr>
+          <w:b w:val="0"/>
+        </w:rPr>
+        <w:t xml:space="preserve">Point to the relevant step in the picture, then write the changed result and the rule or </w:t>
+      </w:r>
+      <w:r>
+        <w:rPr>
+          <w:b/>
+        </w:rPr>
+        <w:t>evidence</w:t>
+      </w:r>
+      <w:r>
+        <w:rPr>
+          <w:b w:val="0"/>
+        </w:rPr>
+        <w:t xml:space="preserve"> that supports it.. Return to this week and explain what you changed.</w:t>
+      </w:r>
+    </w:p>
+    <w:p>
+      <w:pPr>
+        <w:spacing w:line="336" w:lineRule="auto" w:after="180"/>
+      </w:pPr>
+      <w:r>
+        <w:rPr>
+          <w:b w:val="0"/>
+        </w:rPr>
+        <w:t xml:space="preserve">Review </w:t>
+      </w:r>
+      <w:r>
+        <w:rPr>
+          <w:b/>
+        </w:rPr>
+        <w:t>Training</w:t>
+      </w:r>
+      <w:r>
+        <w:rPr>
+          <w:b w:val="0"/>
+        </w:rPr>
+        <w:t xml:space="preserve"> and validation curves (ai-5/15). Goal: Compute comparable </w:t>
+      </w:r>
+      <w:r>
+        <w:rPr>
+          <w:b/>
+        </w:rPr>
+        <w:t>training</w:t>
+      </w:r>
+      <w:r>
+        <w:rPr>
+          <w:b w:val="0"/>
+        </w:rPr>
+        <w:t xml:space="preserve"> and validation losses at saved checkpoints. Short practice: Can the original epoch 3 </w:t>
+      </w:r>
+      <w:r>
+        <w:rPr>
+          <w:b/>
+        </w:rPr>
+        <w:t>training</w:t>
+      </w:r>
+      <w:r>
+        <w:rPr>
+          <w:b w:val="0"/>
+        </w:rPr>
+        <w:t xml:space="preserve"> loss 1 justify claiming best generalisation?</w:t>
+      </w:r>
+    </w:p>
+    <w:p>
+      <w:pPr>
+        <w:spacing w:line="336" w:lineRule="auto" w:after="180"/>
+      </w:pPr>
+      <w:r>
+        <w:rPr>
+          <w:b w:val="0"/>
+        </w:rPr>
+        <w:t xml:space="preserve">Point to the relevant step in the picture, then write the changed result and the rule or </w:t>
+      </w:r>
+      <w:r>
+        <w:rPr>
+          <w:b/>
+        </w:rPr>
+        <w:t>evidence</w:t>
+      </w:r>
+      <w:r>
+        <w:rPr>
+          <w:b w:val="0"/>
+        </w:rPr>
+        <w:t xml:space="preserve"> that supports it.. Return to this week and explain what you changed.</w:t>
+      </w:r>
+    </w:p>
+    <w:p>
+      <w:pPr>
+        <w:spacing w:line="336" w:lineRule="auto" w:after="180"/>
+      </w:pPr>
+      <w:r>
+        <w:rPr>
+          <w:b w:val="0"/>
+        </w:rPr>
+        <w:t xml:space="preserve">Review </w:t>
+      </w:r>
+      <w:r>
+        <w:rPr>
+          <w:b/>
+        </w:rPr>
+        <w:t>Training</w:t>
+      </w:r>
+      <w:r>
+        <w:rPr>
+          <w:b w:val="0"/>
+        </w:rPr>
+        <w:t xml:space="preserve"> a small network (ai-5/12). Goal: Trace repeated forward loss gradient and update steps. Short practice: Which parameter changed, and which part was not trained?</w:t>
+      </w:r>
+    </w:p>
+    <w:p>
+      <w:pPr>
+        <w:spacing w:line="336" w:lineRule="auto" w:after="180"/>
+      </w:pPr>
+      <w:r>
+        <w:rPr>
+          <w:b w:val="0"/>
+        </w:rPr>
+        <w:t xml:space="preserve">Point to the relevant step in the picture, then write the changed result and the rule or </w:t>
+      </w:r>
+      <w:r>
+        <w:rPr>
+          <w:b/>
+        </w:rPr>
+        <w:t>evidence</w:t>
+      </w:r>
+      <w:r>
+        <w:rPr>
+          <w:b w:val="0"/>
+        </w:rPr>
+        <w:t xml:space="preserve"> that supports it.. Return to this week and explain what you changed.</w:t>
       </w:r>
     </w:p>
     <w:p>
@@ -2653,8 +4493,61 @@
       </w:r>
     </w:p>
     <w:p>
-      <w:r>
-        <w:t>The browser lab lets you edit the supported Python examples already included in this lesson. Predict first, run, inspect the actual output or error, change one input, then run again. Keep code, predictions, actual results and a reasoned revision together. On paper, label your result as a trace rather than an execution.</w:t>
+      <w:pPr>
+        <w:spacing w:line="336" w:lineRule="auto" w:after="180"/>
+      </w:pPr>
+      <w:r>
+        <w:rPr>
+          <w:b w:val="0"/>
+        </w:rPr>
+        <w:t xml:space="preserve">The browser lab lets you edit the supported Python examples already included in this lesson. Predict first, run, inspect the actual </w:t>
+      </w:r>
+      <w:r>
+        <w:rPr>
+          <w:b/>
+        </w:rPr>
+        <w:t>output</w:t>
+      </w:r>
+      <w:r>
+        <w:rPr>
+          <w:b w:val="0"/>
+        </w:rPr>
+        <w:t xml:space="preserve"> or error, change one </w:t>
+      </w:r>
+      <w:r>
+        <w:rPr>
+          <w:b/>
+        </w:rPr>
+        <w:t>input</w:t>
+      </w:r>
+      <w:r>
+        <w:rPr>
+          <w:b w:val="0"/>
+        </w:rPr>
+        <w:t>, then run again.</w:t>
+      </w:r>
+    </w:p>
+    <w:p>
+      <w:pPr>
+        <w:spacing w:line="336" w:lineRule="auto" w:after="180"/>
+      </w:pPr>
+      <w:r>
+        <w:rPr>
+          <w:b w:val="0"/>
+        </w:rPr>
+        <w:t xml:space="preserve">Keep code, </w:t>
+      </w:r>
+      <w:r>
+        <w:rPr>
+          <w:b/>
+        </w:rPr>
+        <w:t>prediction</w:t>
+      </w:r>
+      <w:r>
+        <w:rPr>
+          <w:b w:val="0"/>
+        </w:rPr>
+        <w:t>s, actual results and a reasoned revision together. On paper, label your result as a trace rather than an execution.</w:t>
       </w:r>
     </w:p>
     <w:p>
@@ -2666,8 +4559,626 @@
       </w:r>
     </w:p>
     <w:p>
-      <w:r>
-        <w:t>Use Download completed work in the hosted lesson to export your answers, reflections, practice feedback and code-run evidence. Open the HTML copy to read or print it. Drafts stay in this browser when storage is available; clear drafts on a shared device.</w:t>
+      <w:pPr>
+        <w:spacing w:line="336" w:lineRule="auto" w:after="180"/>
+      </w:pPr>
+      <w:r>
+        <w:rPr>
+          <w:b w:val="0"/>
+        </w:rPr>
+        <w:t xml:space="preserve">Use Download completed work in the hosted lesson to export your answers, reflections, practice feedback and code-run </w:t>
+      </w:r>
+      <w:r>
+        <w:rPr>
+          <w:b/>
+        </w:rPr>
+        <w:t>evidence</w:t>
+      </w:r>
+      <w:r>
+        <w:rPr>
+          <w:b w:val="0"/>
+        </w:rPr>
+        <w:t>. Open the HTML copy to read or print it.</w:t>
+      </w:r>
+    </w:p>
+    <w:p>
+      <w:pPr>
+        <w:spacing w:line="336" w:lineRule="auto" w:after="180"/>
+      </w:pPr>
+      <w:r>
+        <w:rPr>
+          <w:b w:val="0"/>
+        </w:rPr>
+        <w:t>Drafts stay in this browser when storage is available; clear drafts on a shared device.</w:t>
+      </w:r>
+    </w:p>
+    <w:p>
+      <w:pPr>
+        <w:pStyle w:val="Heading1"/>
+      </w:pPr>
+      <w:r>
+        <w:t>18. Visual concept journey</w:t>
+      </w:r>
+    </w:p>
+    <w:p>
+      <w:r>
+        <w:t>Explain each Debugging shapes and gradients graphic using its labels, deciding evidence and relevant limitation.</w:t>
+      </w:r>
+    </w:p>
+    <w:p>
+      <w:pPr>
+        <w:pStyle w:val="Heading3"/>
+      </w:pPr>
+      <w:r>
+        <w:t>01. Debugging shapes and gradients: the case</w:t>
+      </w:r>
+    </w:p>
+    <w:p>
+      <w:r>
+        <w:drawing>
+          <wp:inline xmlns:a="http://schemas.openxmlformats.org/drawingml/2006/main" xmlns:pic="http://schemas.openxmlformats.org/drawingml/2006/picture">
+            <wp:extent cx="5486400" cy="3142488"/>
+            <wp:docPr id="2" name="Picture 2" descr="Catch a gradient -order bug before the optimiser changes parameters. Supplied facts: Toy y=2a+3c, target 4, start [a, c]=[1, 0]. Loss (y-4)². Program claims gradient [-12,-8] in order [a, c]. All inputs and outcomes in this worked example are invented classroom data; no real model run is claimed."/>
+            <wp:cNvGraphicFramePr>
+              <a:graphicFrameLocks noChangeAspect="1"/>
+            </wp:cNvGraphicFramePr>
+            <a:graphic>
+              <a:graphicData uri="http://schemas.openxmlformats.org/drawingml/2006/picture">
+                <pic:pic>
+                  <pic:nvPicPr>
+                    <pic:cNvPr id="0" name="academy-story-ai-5-18-01.png"/>
+                    <pic:cNvPicPr/>
+                  </pic:nvPicPr>
+                  <pic:blipFill>
+                    <a:blip r:embed="rId10"/>
+                    <a:stretch>
+                      <a:fillRect/>
+                    </a:stretch>
+                  </pic:blipFill>
+                  <pic:spPr>
+                    <a:xfrm>
+                      <a:off x="0" y="0"/>
+                      <a:ext cx="5486400" cy="3142488"/>
+                    </a:xfrm>
+                    <a:prstGeom prst="rect"/>
+                  </pic:spPr>
+                </pic:pic>
+              </a:graphicData>
+            </a:graphic>
+          </wp:inline>
+        </w:drawing>
+      </w:r>
+    </w:p>
+    <w:p>
+      <w:pPr>
+        <w:spacing w:line="336" w:lineRule="auto" w:after="180"/>
+      </w:pPr>
+      <w:r>
+        <w:rPr>
+          <w:b w:val="0"/>
+        </w:rPr>
+        <w:t>Catch a gradient -order bug before the optimiser changes parameters. Supplied facts: Toy y=2a+3c, target 4, start [a, c]=[1, 0]. Loss (y-4)². Program claims gradient [-12,-8] in order [a, c].</w:t>
+      </w:r>
+    </w:p>
+    <w:p>
+      <w:pPr>
+        <w:spacing w:line="336" w:lineRule="auto" w:after="180"/>
+      </w:pPr>
+      <w:r>
+        <w:rPr>
+          <w:b w:val="0"/>
+        </w:rPr>
+        <w:t xml:space="preserve">All </w:t>
+      </w:r>
+      <w:r>
+        <w:rPr>
+          <w:b/>
+        </w:rPr>
+        <w:t>input</w:t>
+      </w:r>
+      <w:r>
+        <w:rPr>
+          <w:b w:val="0"/>
+        </w:rPr>
+        <w:t>s and outcomes in this worked example are invented classroom data; no real model run is claimed.</w:t>
+      </w:r>
+    </w:p>
+    <w:p>
+      <w:pPr>
+        <w:spacing w:line="336" w:lineRule="auto" w:after="180"/>
+        <w:shd w:fill="F5F1FB"/>
+      </w:pPr>
+      <w:r>
+        <w:rPr>
+          <w:b w:val="0"/>
+        </w:rPr>
+        <w:t>Point to the given fact that matters most. Explain why it matters.</w:t>
+      </w:r>
+    </w:p>
+    <w:p>
+      <w:pPr>
+        <w:pStyle w:val="Heading3"/>
+      </w:pPr>
+      <w:r>
+        <w:t>02. Follow the deciding steps</w:t>
+      </w:r>
+    </w:p>
+    <w:p>
+      <w:r>
+        <w:drawing>
+          <wp:inline xmlns:a="http://schemas.openxmlformats.org/drawingml/2006/main" xmlns:pic="http://schemas.openxmlformats.org/drawingml/2006/picture">
+            <wp:extent cx="5486400" cy="3182112"/>
+            <wp:docPr id="3" name="Picture 3" descr="Compute correct gradient: y = 2, residual -2: gradient [-8,-12], not [-12,-8]. → Check coordinates: Step 0.1: a losses 3.24, 4.84 give -8; c losses 2.89, 5.29 give -12. → Apply correct update: At rate 0.01: new [a, c]=[1.08, 0.12]; y = 2.52, loss 2.1904."/>
+            <wp:cNvGraphicFramePr>
+              <a:graphicFrameLocks noChangeAspect="1"/>
+            </wp:cNvGraphicFramePr>
+            <a:graphic>
+              <a:graphicData uri="http://schemas.openxmlformats.org/drawingml/2006/picture">
+                <pic:pic>
+                  <pic:nvPicPr>
+                    <pic:cNvPr id="0" name="academy-story-ai-5-18-02.png"/>
+                    <pic:cNvPicPr/>
+                  </pic:nvPicPr>
+                  <pic:blipFill>
+                    <a:blip r:embed="rId11"/>
+                    <a:stretch>
+                      <a:fillRect/>
+                    </a:stretch>
+                  </pic:blipFill>
+                  <pic:spPr>
+                    <a:xfrm>
+                      <a:off x="0" y="0"/>
+                      <a:ext cx="5486400" cy="3182112"/>
+                    </a:xfrm>
+                    <a:prstGeom prst="rect"/>
+                  </pic:spPr>
+                </pic:pic>
+              </a:graphicData>
+            </a:graphic>
+          </wp:inline>
+        </w:drawing>
+      </w:r>
+    </w:p>
+    <w:p>
+      <w:pPr>
+        <w:spacing w:line="336" w:lineRule="auto" w:after="180"/>
+      </w:pPr>
+      <w:r>
+        <w:rPr>
+          <w:b w:val="0"/>
+        </w:rPr>
+        <w:t>Compute correct gradient: y = 2, residual -2: gradient [-8,-12], not [-12,-8]. → Check coordinates: Step 0.1: a losses 3.24, 4.84 give -8; c losses 2.89, 5.29 give -12. → Apply correct update: At rate 0.01: new [a, c]=[1.08, 0.12]; y = 2.52, loss 2.1904.</w:t>
+      </w:r>
+    </w:p>
+    <w:p>
+      <w:pPr>
+        <w:spacing w:line="336" w:lineRule="auto" w:after="180"/>
+        <w:shd w:fill="F5F1FB"/>
+      </w:pPr>
+      <w:r>
+        <w:rPr>
+          <w:b w:val="0"/>
+        </w:rPr>
+        <w:t xml:space="preserve">Point to each numbered stage and explain which recorded </w:t>
+      </w:r>
+      <w:r>
+        <w:rPr>
+          <w:b/>
+        </w:rPr>
+        <w:t>input</w:t>
+      </w:r>
+      <w:r>
+        <w:rPr>
+          <w:b w:val="0"/>
+        </w:rPr>
+        <w:t xml:space="preserve"> it uses.</w:t>
+      </w:r>
+    </w:p>
+    <w:p>
+      <w:pPr>
+        <w:pStyle w:val="Heading3"/>
+      </w:pPr>
+      <w:r>
+        <w:t>03. Repair from the first disagreement</w:t>
+      </w:r>
+    </w:p>
+    <w:p>
+      <w:r>
+        <w:drawing>
+          <wp:inline xmlns:a="http://schemas.openxmlformats.org/drawingml/2006/main" xmlns:pic="http://schemas.openxmlformats.org/drawingml/2006/picture">
+            <wp:extent cx="5486400" cy="2834640"/>
+            <wp:docPr id="4" name="Picture 4" descr="Repair from the first disagreement. Input and dimensions | x length 2 W 3 by 2 b length 3 | Dimensions match. Scores before ReLU | [1, 2, 0] | [1, 2, -1]. Hidden activations | [1, 2, 0] | [1, 2, 0]"/>
+            <wp:cNvGraphicFramePr>
+              <a:graphicFrameLocks noChangeAspect="1"/>
+            </wp:cNvGraphicFramePr>
+            <a:graphic>
+              <a:graphicData uri="http://schemas.openxmlformats.org/drawingml/2006/picture">
+                <pic:pic>
+                  <pic:nvPicPr>
+                    <pic:cNvPr id="0" name="academy-story-ai-5-18-03.png"/>
+                    <pic:cNvPicPr/>
+                  </pic:nvPicPr>
+                  <pic:blipFill>
+                    <a:blip r:embed="rId12"/>
+                    <a:stretch>
+                      <a:fillRect/>
+                    </a:stretch>
+                  </pic:blipFill>
+                  <pic:spPr>
+                    <a:xfrm>
+                      <a:off x="0" y="0"/>
+                      <a:ext cx="5486400" cy="2834640"/>
+                    </a:xfrm>
+                    <a:prstGeom prst="rect"/>
+                  </pic:spPr>
+                </pic:pic>
+              </a:graphicData>
+            </a:graphic>
+          </wp:inline>
+        </w:drawing>
+      </w:r>
+    </w:p>
+    <w:p>
+      <w:pPr>
+        <w:spacing w:line="336" w:lineRule="auto" w:after="180"/>
+      </w:pPr>
+      <w:r>
+        <w:rPr>
+          <w:b w:val="0"/>
+        </w:rPr>
+        <w:t xml:space="preserve">Repair from the first disagreement. </w:t>
+      </w:r>
+      <w:r>
+        <w:rPr>
+          <w:b/>
+        </w:rPr>
+        <w:t>Input</w:t>
+      </w:r>
+      <w:r>
+        <w:rPr>
+          <w:b w:val="0"/>
+        </w:rPr>
+        <w:t xml:space="preserve"> and dimensions | x length 2 W 3 by 2 b length 3 | Dimensions match. Scores before ReLU | [1, 2, 0] | [1, 2, -1]. Hidden activations | [1, 2, 0] | [1, 2, 0]</w:t>
+      </w:r>
+    </w:p>
+    <w:p>
+      <w:pPr>
+        <w:spacing w:line="336" w:lineRule="auto" w:after="180"/>
+        <w:shd w:fill="F5F1FB"/>
+      </w:pPr>
+      <w:r>
+        <w:rPr>
+          <w:b w:val="0"/>
+        </w:rPr>
+        <w:t>Read the labels and values. Explain the relationship the model shows.</w:t>
+      </w:r>
+    </w:p>
+    <w:p>
+      <w:pPr>
+        <w:pStyle w:val="Heading3"/>
+      </w:pPr>
+      <w:r>
+        <w:t>04. Change one thing. Trace what follows.</w:t>
+      </w:r>
+    </w:p>
+    <w:p>
+      <w:r>
+        <w:drawing>
+          <wp:inline xmlns:a="http://schemas.openxmlformats.org/drawingml/2006/main" xmlns:pic="http://schemas.openxmlformats.org/drawingml/2006/picture">
+            <wp:extent cx="5486400" cy="3026664"/>
+            <wp:docPr id="5" name="Picture 5" descr="Original case: At rate 0.01: new [a, c]=[1.08, 0.12]; y = 2.52, loss 2.1904. Changed condition: The program changes its declared order to [c, a] and returns [-12,-8]. Expected result: That vector now matches the declared coordinate order. Reason: Gradient values are meaningful only when their parameter names and array positions agree."/>
+            <wp:cNvGraphicFramePr>
+              <a:graphicFrameLocks noChangeAspect="1"/>
+            </wp:cNvGraphicFramePr>
+            <a:graphic>
+              <a:graphicData uri="http://schemas.openxmlformats.org/drawingml/2006/picture">
+                <pic:pic>
+                  <pic:nvPicPr>
+                    <pic:cNvPr id="0" name="academy-story-ai-5-18-04.png"/>
+                    <pic:cNvPicPr/>
+                  </pic:nvPicPr>
+                  <pic:blipFill>
+                    <a:blip r:embed="rId13"/>
+                    <a:stretch>
+                      <a:fillRect/>
+                    </a:stretch>
+                  </pic:blipFill>
+                  <pic:spPr>
+                    <a:xfrm>
+                      <a:off x="0" y="0"/>
+                      <a:ext cx="5486400" cy="3026664"/>
+                    </a:xfrm>
+                    <a:prstGeom prst="rect"/>
+                  </pic:spPr>
+                </pic:pic>
+              </a:graphicData>
+            </a:graphic>
+          </wp:inline>
+        </w:drawing>
+      </w:r>
+    </w:p>
+    <w:p>
+      <w:pPr>
+        <w:spacing w:line="336" w:lineRule="auto" w:after="180"/>
+      </w:pPr>
+      <w:r>
+        <w:rPr>
+          <w:b w:val="0"/>
+        </w:rPr>
+        <w:t>Original case: At rate 0.01: new [a, c]=[1.08, 0.12]; y = 2.52, loss 2.1904. Changed condition: The program changes its declared order to [c, a] and returns [-12,-8].</w:t>
+      </w:r>
+    </w:p>
+    <w:p>
+      <w:pPr>
+        <w:spacing w:line="336" w:lineRule="auto" w:after="180"/>
+      </w:pPr>
+      <w:r>
+        <w:rPr>
+          <w:b w:val="0"/>
+        </w:rPr>
+        <w:t>Expected result: That vector now matches the declared coordinate order. Reason: Gradient values are meaningful only when their parameter names and array positions agree.</w:t>
+      </w:r>
+    </w:p>
+    <w:p>
+      <w:pPr>
+        <w:spacing w:line="336" w:lineRule="auto" w:after="180"/>
+        <w:shd w:fill="F5F1FB"/>
+      </w:pPr>
+      <w:r>
+        <w:rPr>
+          <w:b w:val="0"/>
+        </w:rPr>
+        <w:t>Predict before checking the worked changed-case result. Name what changed and what the supplied facts allow you to conclude.</w:t>
+      </w:r>
+    </w:p>
+    <w:p>
+      <w:pPr>
+        <w:pStyle w:val="Heading3"/>
+      </w:pPr>
+      <w:r>
+        <w:t>05. Connect the explanation to its limit</w:t>
+      </w:r>
+    </w:p>
+    <w:p>
+      <w:r>
+        <w:drawing>
+          <wp:inline xmlns:a="http://schemas.openxmlformats.org/drawingml/2006/main" xmlns:pic="http://schemas.openxmlformats.org/drawingml/2006/picture">
+            <wp:extent cx="5486400" cy="2834640"/>
+            <wp:docPr id="6" name="Picture 6" descr="Array shape and coordinate meaning both matter. A vector with two entries can have the right length but assign each derivative to the wrong parameter. Label the entries a and c, then perturb one coordinate at a time to check their slopes. Repairing the coordinate mapping is necessary before using the gradient to update the network. Limit: A correct gradient at one point does not establish every batch, shape or activation path is implemented correctly."/>
+            <wp:cNvGraphicFramePr>
+              <a:graphicFrameLocks noChangeAspect="1"/>
+            </wp:cNvGraphicFramePr>
+            <a:graphic>
+              <a:graphicData uri="http://schemas.openxmlformats.org/drawingml/2006/picture">
+                <pic:pic>
+                  <pic:nvPicPr>
+                    <pic:cNvPr id="0" name="academy-story-ai-5-18-05.png"/>
+                    <pic:cNvPicPr/>
+                  </pic:nvPicPr>
+                  <pic:blipFill>
+                    <a:blip r:embed="rId14"/>
+                    <a:stretch>
+                      <a:fillRect/>
+                    </a:stretch>
+                  </pic:blipFill>
+                  <pic:spPr>
+                    <a:xfrm>
+                      <a:off x="0" y="0"/>
+                      <a:ext cx="5486400" cy="2834640"/>
+                    </a:xfrm>
+                    <a:prstGeom prst="rect"/>
+                  </pic:spPr>
+                </pic:pic>
+              </a:graphicData>
+            </a:graphic>
+          </wp:inline>
+        </w:drawing>
+      </w:r>
+    </w:p>
+    <w:p>
+      <w:pPr>
+        <w:spacing w:line="336" w:lineRule="auto" w:after="180"/>
+      </w:pPr>
+      <w:r>
+        <w:rPr>
+          <w:b w:val="0"/>
+        </w:rPr>
+        <w:t xml:space="preserve">Array </w:t>
+      </w:r>
+      <w:r>
+        <w:rPr>
+          <w:b/>
+        </w:rPr>
+        <w:t>shape</w:t>
+      </w:r>
+      <w:r>
+        <w:rPr>
+          <w:b w:val="0"/>
+        </w:rPr>
+        <w:t xml:space="preserve"> and coordinate meaning both matter. A vector with two entries can have the right length but assign each derivative to the wrong parameter.</w:t>
+      </w:r>
+    </w:p>
+    <w:p>
+      <w:pPr>
+        <w:spacing w:line="336" w:lineRule="auto" w:after="180"/>
+      </w:pPr>
+      <w:r>
+        <w:rPr>
+          <w:b w:val="0"/>
+        </w:rPr>
+        <w:t>Label the entries a and c, then perturb one coordinate at a time to check their slopes. Repairing the coordinate mapping is necessary before using the gradient to update the network.</w:t>
+      </w:r>
+    </w:p>
+    <w:p>
+      <w:pPr>
+        <w:spacing w:line="336" w:lineRule="auto" w:after="180"/>
+      </w:pPr>
+      <w:r>
+        <w:rPr>
+          <w:b w:val="0"/>
+        </w:rPr>
+        <w:t xml:space="preserve">Limit: A correct gradient at one point does not establish every batch, </w:t>
+      </w:r>
+      <w:r>
+        <w:rPr>
+          <w:b/>
+        </w:rPr>
+        <w:t>shape</w:t>
+      </w:r>
+      <w:r>
+        <w:rPr>
+          <w:b w:val="0"/>
+        </w:rPr>
+        <w:t xml:space="preserve"> or activation path is implemented correctly.</w:t>
+      </w:r>
+    </w:p>
+    <w:p>
+      <w:pPr>
+        <w:spacing w:line="336" w:lineRule="auto" w:after="180"/>
+        <w:shd w:fill="F5F1FB"/>
+      </w:pPr>
+      <w:r>
+        <w:rPr>
+          <w:b w:val="0"/>
+        </w:rPr>
+        <w:t>Explain the case, then point to a limit on the claim.</w:t>
+      </w:r>
+    </w:p>
+    <w:p>
+      <w:pPr>
+        <w:pStyle w:val="Heading3"/>
+      </w:pPr>
+      <w:r>
+        <w:t>06. Make the idea visible in your project</w:t>
+      </w:r>
+    </w:p>
+    <w:p>
+      <w:r>
+        <w:drawing>
+          <wp:inline xmlns:a="http://schemas.openxmlformats.org/drawingml/2006/main" xmlns:pic="http://schemas.openxmlformats.org/drawingml/2006/picture">
+            <wp:extent cx="5486400" cy="3681984"/>
+            <wp:docPr id="7" name="Picture 7" descr="For your Image-pattern Network Investigation, save the input, procedure, observed result and limitation of this check. Label this worked example as practice; use a different, previously unreviewed case when checking independent understanding. Draw your input, deciding step, result and limit. Supported question: What should a debugging record pair with every gradient value? Point to the relevant step in the picture, then write the changed result and the rule or evidence that supports it."/>
+            <wp:cNvGraphicFramePr>
+              <a:graphicFrameLocks noChangeAspect="1"/>
+            </wp:cNvGraphicFramePr>
+            <a:graphic>
+              <a:graphicData uri="http://schemas.openxmlformats.org/drawingml/2006/picture">
+                <pic:pic>
+                  <pic:nvPicPr>
+                    <pic:cNvPr id="0" name="academy-story-ai-5-18-06.png"/>
+                    <pic:cNvPicPr/>
+                  </pic:nvPicPr>
+                  <pic:blipFill>
+                    <a:blip r:embed="rId15"/>
+                    <a:stretch>
+                      <a:fillRect/>
+                    </a:stretch>
+                  </pic:blipFill>
+                  <pic:spPr>
+                    <a:xfrm>
+                      <a:off x="0" y="0"/>
+                      <a:ext cx="5486400" cy="3681984"/>
+                    </a:xfrm>
+                    <a:prstGeom prst="rect"/>
+                  </pic:spPr>
+                </pic:pic>
+              </a:graphicData>
+            </a:graphic>
+          </wp:inline>
+        </w:drawing>
+      </w:r>
+    </w:p>
+    <w:p>
+      <w:pPr>
+        <w:spacing w:line="336" w:lineRule="auto" w:after="180"/>
+      </w:pPr>
+      <w:r>
+        <w:rPr>
+          <w:b w:val="0"/>
+        </w:rPr>
+        <w:t xml:space="preserve">For your Image-pattern Network Investigation, save the </w:t>
+      </w:r>
+      <w:r>
+        <w:rPr>
+          <w:b/>
+        </w:rPr>
+        <w:t>input</w:t>
+      </w:r>
+      <w:r>
+        <w:rPr>
+          <w:b w:val="0"/>
+        </w:rPr>
+        <w:t>, procedure, observed result and limitation of this check.</w:t>
+      </w:r>
+    </w:p>
+    <w:p>
+      <w:pPr>
+        <w:spacing w:line="336" w:lineRule="auto" w:after="180"/>
+      </w:pPr>
+      <w:r>
+        <w:rPr>
+          <w:b w:val="0"/>
+        </w:rPr>
+        <w:t xml:space="preserve">Label this worked example as practice; use a different, previously unreviewed case when checking independent understanding. Draw your </w:t>
+      </w:r>
+      <w:r>
+        <w:rPr>
+          <w:b/>
+        </w:rPr>
+        <w:t>input</w:t>
+      </w:r>
+      <w:r>
+        <w:rPr>
+          <w:b w:val="0"/>
+        </w:rPr>
+        <w:t>, deciding step, result and limit.</w:t>
+      </w:r>
+    </w:p>
+    <w:p>
+      <w:pPr>
+        <w:spacing w:line="336" w:lineRule="auto" w:after="180"/>
+      </w:pPr>
+      <w:r>
+        <w:rPr>
+          <w:b w:val="0"/>
+        </w:rPr>
+        <w:t xml:space="preserve">Supported question: What should a debugging record pair with every gradient value? Point to the relevant step in the picture, then write the changed result and the rule or </w:t>
+      </w:r>
+      <w:r>
+        <w:rPr>
+          <w:b/>
+        </w:rPr>
+        <w:t>evidence</w:t>
+      </w:r>
+      <w:r>
+        <w:rPr>
+          <w:b w:val="0"/>
+        </w:rPr>
+        <w:t xml:space="preserve"> that supports it.</w:t>
+      </w:r>
+    </w:p>
+    <w:p>
+      <w:pPr>
+        <w:spacing w:line="336" w:lineRule="auto" w:after="180"/>
+        <w:shd w:fill="F5F1FB"/>
+      </w:pPr>
+      <w:r>
+        <w:rPr>
+          <w:b w:val="0"/>
+        </w:rPr>
+        <w:t xml:space="preserve">Draw your project trace and justify the deciding step using </w:t>
+      </w:r>
+      <w:r>
+        <w:rPr>
+          <w:b/>
+        </w:rPr>
+        <w:t>evidence</w:t>
+      </w:r>
+      <w:r>
+        <w:rPr>
+          <w:b w:val="0"/>
+        </w:rPr>
+        <w:t>.</w:t>
       </w:r>
     </w:p>
     <w:sectPr>

--- a/downloads/student/ai-5-week-18.docx
+++ b/downloads/student/ai-5-week-18.docx
@@ -25,12 +25,17 @@
         <w:pStyle w:val="Heading1"/>
       </w:pPr>
       <w:r>
-        <w:t>Before you start</w:t>
-      </w:r>
-    </w:p>
-    <w:p>
-      <w:r>
-        <w:t>Why does running the same code twice and getting the same answer not establish correctness?</w:t>
+        <w:t>Check the shape. Inspect the score. Label the gradient. Verify the update.</w:t>
+      </w:r>
+    </w:p>
+    <w:p>
+      <w:r>
+        <w:t>Debug structural and semantic errors with complete independent intermediate and coordinate checks.</w:t>
+      </w:r>
+    </w:p>
+    <w:p>
+      <w:r>
+        <w:t>Complete dense contract → hidden/exposed bias traces → pictured gradient probes → runnable audit clinic → independent new model.</w:t>
       </w:r>
     </w:p>
     <w:p>
@@ -38,20 +43,20 @@
         <w:pStyle w:val="Heading1"/>
       </w:pPr>
       <w:r>
-        <w:t>01. Your mission</w:t>
-      </w:r>
-    </w:p>
-    <w:p>
-      <w:r>
-        <w:t>Start with the target: Check dimension contracts before computing a layer. Try the recall before opening notes.</w:t>
-      </w:r>
-    </w:p>
-    <w:p>
-      <w:pPr>
-        <w:pStyle w:val="Heading3"/>
-      </w:pPr>
-      <w:r>
-        <w:t>Your learning target</w:t>
+        <w:t>01. Did the shape match—and did every position mean the right thing?</w:t>
+      </w:r>
+    </w:p>
+    <w:p>
+      <w:r>
+        <w:t>Check contracts,intermediates,coordinate labels and updates independently.</w:t>
+      </w:r>
+    </w:p>
+    <w:p>
+      <w:pPr>
+        <w:pStyle w:val="Heading2"/>
+      </w:pPr>
+      <w:r>
+        <w:t>Learning goals</w:t>
       </w:r>
     </w:p>
     <w:p>
@@ -101,10 +106,10 @@
     </w:p>
     <w:p>
       <w:pPr>
-        <w:pStyle w:val="Heading3"/>
-      </w:pPr>
-      <w:r>
-        <w:t>Remember before reading</w:t>
+        <w:pStyle w:val="Heading2"/>
+      </w:pPr>
+      <w:r>
+        <w:t>Retrieve reproducible correctness checks</w:t>
       </w:r>
     </w:p>
     <w:p>
@@ -200,6 +205,100 @@
     </w:p>
     <w:p>
       <w:pPr>
+        <w:pStyle w:val="Heading2"/>
+      </w:pPr>
+      <w:r>
+        <w:t>Prerequisite and starting response</w:t>
+      </w:r>
+    </w:p>
+    <w:p>
+      <w:pPr>
+        <w:pStyle w:val="ListBullet"/>
+      </w:pPr>
+      <w:r>
+        <w:t>Why does running the same code twice and getting the same answer not establish correctness?</w:t>
+      </w:r>
+    </w:p>
+    <w:p>
+      <w:pPr>
+        <w:pStyle w:val="Heading3"/>
+      </w:pPr>
+      <w:r>
+        <w:t>My starting explanation</w:t>
+      </w:r>
+    </w:p>
+    <w:p>
+      <w:r>
+        <w:t>________________________________________________________________</w:t>
+      </w:r>
+    </w:p>
+    <w:p>
+      <w:r>
+        <w:t>________________________________________________________________</w:t>
+      </w:r>
+    </w:p>
+    <w:p>
+      <w:r>
+        <w:t>________________________________________________________________</w:t>
+      </w:r>
+    </w:p>
+    <w:p>
+      <w:pPr>
+        <w:pStyle w:val="Heading2"/>
+      </w:pPr>
+      <w:r>
+        <w:t>End goal</w:t>
+      </w:r>
+    </w:p>
+    <w:p>
+      <w:pPr>
+        <w:spacing w:line="336" w:lineRule="auto" w:after="180"/>
+      </w:pPr>
+      <w:r>
+        <w:rPr>
+          <w:b w:val="0"/>
+        </w:rPr>
+        <w:t xml:space="preserve">By the end, I can explain debugging </w:t>
+      </w:r>
+      <w:r>
+        <w:rPr>
+          <w:b/>
+        </w:rPr>
+        <w:t>shape</w:t>
+      </w:r>
+      <w:r>
+        <w:rPr>
+          <w:b w:val="0"/>
+        </w:rPr>
+        <w:t>s and gradients using a traced example and a stated limitation.</w:t>
+      </w:r>
+    </w:p>
+    <w:p>
+      <w:pPr>
+        <w:pStyle w:val="Heading2"/>
+      </w:pPr>
+      <w:r>
+        <w:t>Earlier wording, alternatives and picture transcripts · reference / check after trying</w:t>
+      </w:r>
+    </w:p>
+    <w:p>
+      <w:pPr>
+        <w:pStyle w:val="Heading3"/>
+      </w:pPr>
+      <w:r>
+        <w:t>Your learning target</w:t>
+      </w:r>
+    </w:p>
+    <w:p>
+      <w:pPr>
+        <w:pStyle w:val="Heading3"/>
+      </w:pPr>
+      <w:r>
+        <w:t>Remember before reading</w:t>
+      </w:r>
+    </w:p>
+    <w:p>
+      <w:pPr>
         <w:spacing w:line="336" w:lineRule="auto" w:after="180"/>
       </w:pPr>
       <w:r>
@@ -264,56 +363,123 @@
     </w:p>
     <w:p>
       <w:pPr>
+        <w:pStyle w:val="Heading3"/>
+      </w:pPr>
+      <w:r>
+        <w:t>This week’s end goal</w:t>
+      </w:r>
+    </w:p>
+    <w:p>
+      <w:pPr>
+        <w:pStyle w:val="Heading1"/>
+      </w:pPr>
+      <w:r>
+        <w:t>02. Declare the matrix convention before computing</w:t>
+      </w:r>
+    </w:p>
+    <w:p>
+      <w:r>
+        <w:t>One weight-matrix row belongs to one receiving unit in this lesson.</w:t>
+      </w:r>
+    </w:p>
+    <w:p>
+      <w:pPr>
+        <w:pStyle w:val="Heading2"/>
+      </w:pPr>
+      <w:r>
+        <w:t>Complete dense layer and batch records</w:t>
+      </w:r>
+    </w:p>
+    <w:p>
+      <w:pPr>
         <w:spacing w:line="336" w:lineRule="auto" w:after="180"/>
-        <w:shd w:fill="F5F1FB"/>
       </w:pPr>
       <w:r>
         <w:rPr>
           <w:b w:val="0"/>
         </w:rPr>
-        <w:t>Why does running the same code twice and getting the same answer not establish correctness?</w:t>
-      </w:r>
-    </w:p>
-    <w:p>
-      <w:pPr>
-        <w:pStyle w:val="Heading3"/>
-      </w:pPr>
-      <w:r>
-        <w:t>My starting explanation</w:t>
-      </w:r>
-    </w:p>
-    <w:p>
-      <w:r>
-        <w:t>________________________________________________________________</w:t>
-      </w:r>
-    </w:p>
-    <w:p>
-      <w:r>
-        <w:t>________________________________________________________________</w:t>
-      </w:r>
-    </w:p>
-    <w:p>
-      <w:r>
-        <w:t>________________________________________________________________</w:t>
-      </w:r>
-    </w:p>
-    <w:p>
-      <w:pPr>
-        <w:pStyle w:val="Heading3"/>
-      </w:pPr>
-      <w:r>
-        <w:t>This week’s end goal</w:t>
-      </w:r>
-    </w:p>
-    <w:p>
-      <w:pPr>
-        <w:spacing w:line="336" w:lineRule="auto" w:after="180"/>
-      </w:pPr>
+        <w:t xml:space="preserve">For this lesson, a dense layer stores one </w:t>
+      </w:r>
+      <w:r>
+        <w:rPr>
+          <w:b/>
+        </w:rPr>
+        <w:t>output</w:t>
+      </w:r>
       <w:r>
         <w:rPr>
           <w:b w:val="0"/>
         </w:rPr>
-        <w:t xml:space="preserve">By the end, I can explain debugging </w:t>
+        <w:t xml:space="preserve"> unit per weight-matrix row. If an </w:t>
+      </w:r>
+      <w:r>
+        <w:rPr>
+          <w:b/>
+        </w:rPr>
+        <w:t>input</w:t>
+      </w:r>
+      <w:r>
+        <w:rPr>
+          <w:b w:val="0"/>
+        </w:rPr>
+        <w:t xml:space="preserve"> has two features and the layer has three units, W has three rows and two columns, b has length 3, and one </w:t>
+      </w:r>
+      <w:r>
+        <w:rPr>
+          <w:b/>
+        </w:rPr>
+        <w:t>input</w:t>
+      </w:r>
+      <w:r>
+        <w:rPr>
+          <w:b w:val="0"/>
+        </w:rPr>
+        <w:t xml:space="preserve"> x has length 2.</w:t>
+      </w:r>
+    </w:p>
+    <w:p>
+      <w:pPr>
+        <w:spacing w:line="336" w:lineRule="auto" w:after="180"/>
+      </w:pPr>
+      <w:r>
+        <w:rPr>
+          <w:b w:val="0"/>
+        </w:rPr>
+        <w:t>Compute z for each unit, then apply ReLU to each component.</w:t>
+      </w:r>
+    </w:p>
+    <w:p>
+      <w:pPr>
+        <w:spacing w:line="336" w:lineRule="auto" w:after="180"/>
+      </w:pPr>
+      <w:r>
+        <w:rPr>
+          <w:b w:val="0"/>
+        </w:rPr>
+        <w:t>Use W rows [1, 0], [0, 1], [1, -1] and b = [0, 0, 1]. For x = [1, 2], the scores are [1, 2, 0] and the activations are [1, 2, 0].</w:t>
+      </w:r>
+    </w:p>
+    <w:p>
+      <w:pPr>
+        <w:spacing w:line="336" w:lineRule="auto" w:after="180"/>
+      </w:pPr>
+      <w:r>
+        <w:rPr>
+          <w:b w:val="0"/>
+        </w:rPr>
+        <w:t xml:space="preserve">A batch stores examples in rows: </w:t>
+      </w:r>
+      <w:r>
+        <w:rPr>
+          <w:b/>
+        </w:rPr>
+        <w:t>input</w:t>
+      </w:r>
+      <w:r>
+        <w:rPr>
+          <w:b w:val="0"/>
+        </w:rPr>
+        <w:t xml:space="preserve">s [[1, 2], [3, 1]] have </w:t>
       </w:r>
       <w:r>
         <w:rPr>
@@ -325,31 +491,7 @@
         <w:rPr>
           <w:b w:val="0"/>
         </w:rPr>
-        <w:t>s and gradients using a traced example and a stated limitation.</w:t>
-      </w:r>
-    </w:p>
-    <w:p>
-      <w:pPr>
-        <w:pStyle w:val="Heading1"/>
-      </w:pPr>
-      <w:r>
-        <w:t>02. Notice the evidence</w:t>
-      </w:r>
-    </w:p>
-    <w:p>
-      <w:r>
-        <w:t>Investigate the supplied Debugging shapes and gradients case. Separate observations, given facts and assumptions before choosing an explanation.</w:t>
-      </w:r>
-    </w:p>
-    <w:p>
-      <w:pPr>
-        <w:spacing w:line="336" w:lineRule="auto" w:after="180"/>
-      </w:pPr>
-      <w:r>
-        <w:rPr>
-          <w:b w:val="0"/>
-        </w:rPr>
-        <w:t xml:space="preserve">For this lesson, a dense layer stores one </w:t>
+        <w:t xml:space="preserve"> 2 by 2, and </w:t>
       </w:r>
       <w:r>
         <w:rPr>
@@ -361,76 +503,7 @@
         <w:rPr>
           <w:b w:val="0"/>
         </w:rPr>
-        <w:t xml:space="preserve"> unit per weight-matrix row. If an </w:t>
-      </w:r>
-      <w:r>
-        <w:rPr>
-          <w:b/>
-        </w:rPr>
-        <w:t>input</w:t>
-      </w:r>
-      <w:r>
-        <w:rPr>
-          <w:b w:val="0"/>
-        </w:rPr>
-        <w:t xml:space="preserve"> has two features and the layer has three units, W has three rows and two columns, b has length 3, and one </w:t>
-      </w:r>
-      <w:r>
-        <w:rPr>
-          <w:b/>
-        </w:rPr>
-        <w:t>input</w:t>
-      </w:r>
-      <w:r>
-        <w:rPr>
-          <w:b w:val="0"/>
-        </w:rPr>
-        <w:t xml:space="preserve"> x has length 2.</w:t>
-      </w:r>
-    </w:p>
-    <w:p>
-      <w:pPr>
-        <w:spacing w:line="336" w:lineRule="auto" w:after="180"/>
-      </w:pPr>
-      <w:r>
-        <w:rPr>
-          <w:b w:val="0"/>
-        </w:rPr>
-        <w:t>Compute z for each unit, then apply ReLU to each component.</w:t>
-      </w:r>
-    </w:p>
-    <w:p>
-      <w:pPr>
-        <w:spacing w:line="336" w:lineRule="auto" w:after="180"/>
-      </w:pPr>
-      <w:r>
-        <w:rPr>
-          <w:b w:val="0"/>
-        </w:rPr>
-        <w:t>Use W rows [1, 0], [0, 1], [1, -1] and b = [0, 0, 1]. For x = [1, 2], the scores are [1, 2, 0] and the activations are [1, 2, 0].</w:t>
-      </w:r>
-    </w:p>
-    <w:p>
-      <w:pPr>
-        <w:spacing w:line="336" w:lineRule="auto" w:after="180"/>
-      </w:pPr>
-      <w:r>
-        <w:rPr>
-          <w:b w:val="0"/>
-        </w:rPr>
-        <w:t xml:space="preserve">A batch stores examples in rows: </w:t>
-      </w:r>
-      <w:r>
-        <w:rPr>
-          <w:b/>
-        </w:rPr>
-        <w:t>input</w:t>
-      </w:r>
-      <w:r>
-        <w:rPr>
-          <w:b w:val="0"/>
-        </w:rPr>
-        <w:t xml:space="preserve">s [[1, 2], [3, 1]] have </w:t>
+        <w:t xml:space="preserve">s have </w:t>
       </w:r>
       <w:r>
         <w:rPr>
@@ -442,31 +515,15 @@
         <w:rPr>
           <w:b w:val="0"/>
         </w:rPr>
-        <w:t xml:space="preserve"> 2 by 2, and </w:t>
-      </w:r>
-      <w:r>
-        <w:rPr>
-          <w:b/>
-        </w:rPr>
-        <w:t>output</w:t>
-      </w:r>
-      <w:r>
-        <w:rPr>
-          <w:b w:val="0"/>
-        </w:rPr>
-        <w:t xml:space="preserve">s have </w:t>
-      </w:r>
-      <w:r>
-        <w:rPr>
-          <w:b/>
-        </w:rPr>
-        <w:t>shape</w:t>
-      </w:r>
-      <w:r>
-        <w:rPr>
-          <w:b w:val="0"/>
-        </w:rPr>
         <w:t xml:space="preserve"> 2 by 3.</w:t>
+      </w:r>
+    </w:p>
+    <w:p>
+      <w:pPr>
+        <w:pStyle w:val="Heading2"/>
+      </w:pPr>
+      <w:r>
+        <w:t>Every shape and its meaning</w:t>
       </w:r>
     </w:p>
     <w:tbl>
@@ -646,6 +703,14 @@
     </w:tbl>
     <w:p>
       <w:pPr>
+        <w:pStyle w:val="Heading2"/>
+      </w:pPr>
+      <w:r>
+        <w:t>Other conventions and semantic axis mistakes</w:t>
+      </w:r>
+    </w:p>
+    <w:p>
+      <w:pPr>
         <w:spacing w:line="336" w:lineRule="auto" w:after="180"/>
       </w:pPr>
       <w:r>
@@ -669,6 +734,14 @@
     </w:p>
     <w:p>
       <w:pPr>
+        <w:pStyle w:val="Heading2"/>
+      </w:pPr>
+      <w:r>
+        <w:t>Name given and missing facts</w:t>
+      </w:r>
+    </w:p>
+    <w:p>
+      <w:pPr>
         <w:pStyle w:val="Heading3"/>
       </w:pPr>
       <w:r>
@@ -695,12 +768,20 @@
         <w:pStyle w:val="Heading1"/>
       </w:pPr>
       <w:r>
-        <w:t>03. See how it works</w:t>
-      </w:r>
-    </w:p>
-    <w:p>
-      <w:r>
-        <w:t>Follow the mechanism for Debugging shapes and gradients. Connect each labelled input, deciding step and result.</w:t>
+        <w:t>03. Use both hidden and exposed errors to test the repair</w:t>
+      </w:r>
+    </w:p>
+    <w:p>
+      <w:r>
+        <w:t>A final activation can agree even when its earlier score is wrong.</w:t>
+      </w:r>
+    </w:p>
+    <w:p>
+      <w:pPr>
+        <w:pStyle w:val="Heading2"/>
+      </w:pPr>
+      <w:r>
+        <w:t>Why silent zip truncation needs guards</w:t>
       </w:r>
     </w:p>
     <w:p>
@@ -759,6 +840,376 @@
           <w:b w:val="0"/>
         </w:rPr>
         <w:t xml:space="preserve"> just to make the calculation run.</w:t>
+      </w:r>
+    </w:p>
+    <w:p>
+      <w:pPr>
+        <w:pStyle w:val="Heading2"/>
+      </w:pPr>
+      <w:r>
+        <w:t>Complete correct-versus-zeroed-bias traces</w:t>
+      </w:r>
+    </w:p>
+    <w:tbl>
+      <w:tblPr>
+        <w:tblStyle w:val="LightShading-Accent1"/>
+        <w:tblW w:type="auto" w:w="0"/>
+        <w:tblLook w:firstColumn="1" w:firstRow="1" w:lastColumn="0" w:lastRow="0" w:noHBand="0" w:noVBand="1" w:val="04A0"/>
+      </w:tblPr>
+      <w:tblGrid>
+        <w:gridCol w:w="1704"/>
+        <w:gridCol w:w="1704"/>
+        <w:gridCol w:w="1704"/>
+        <w:gridCol w:w="1704"/>
+        <w:gridCol w:w="1704"/>
+        <w:gridCol w:w="1704"/>
+      </w:tblGrid>
+      <w:tr>
+        <w:trPr>
+          <w:tblHeader/>
+        </w:trPr>
+        <w:tc>
+          <w:tcPr>
+            <w:tcW w:type="dxa" w:w="1704"/>
+          </w:tcPr>
+          <w:p>
+            <w:r>
+              <w:t>Input; Wrows[1, 0]/[0, 1]/[1, −1]</w:t>
+            </w:r>
+          </w:p>
+        </w:tc>
+        <w:tc>
+          <w:tcPr>
+            <w:tcW w:type="dxa" w:w="1704"/>
+          </w:tcPr>
+          <w:p>
+            <w:r>
+              <w:t>Correct scores withb[0, 0, 1]</w:t>
+            </w:r>
+          </w:p>
+        </w:tc>
+        <w:tc>
+          <w:tcPr>
+            <w:tcW w:type="dxa" w:w="1704"/>
+          </w:tcPr>
+          <w:p>
+            <w:r>
+              <w:t>Correct ReLU</w:t>
+            </w:r>
+          </w:p>
+        </w:tc>
+        <w:tc>
+          <w:tcPr>
+            <w:tcW w:type="dxa" w:w="1704"/>
+          </w:tcPr>
+          <w:p>
+            <w:r>
+              <w:t>Scores ifb 3 set0</w:t>
+            </w:r>
+          </w:p>
+        </w:tc>
+        <w:tc>
+          <w:tcPr>
+            <w:tcW w:type="dxa" w:w="1704"/>
+          </w:tcPr>
+          <w:p>
+            <w:r>
+              <w:t>ReLU ifb 3 set0</w:t>
+            </w:r>
+          </w:p>
+        </w:tc>
+        <w:tc>
+          <w:tcPr>
+            <w:tcW w:type="dxa" w:w="1704"/>
+          </w:tcPr>
+          <w:p>
+            <w:r>
+              <w:t>What the check reveals</w:t>
+            </w:r>
+          </w:p>
+        </w:tc>
+      </w:tr>
+      <w:tr>
+        <w:tc>
+          <w:tcPr>
+            <w:tcW w:type="dxa" w:w="1704"/>
+          </w:tcPr>
+          <w:p>
+            <w:r>
+              <w:t>[1, 2]</w:t>
+            </w:r>
+          </w:p>
+        </w:tc>
+        <w:tc>
+          <w:tcPr>
+            <w:tcW w:type="dxa" w:w="1704"/>
+          </w:tcPr>
+          <w:p>
+            <w:r>
+              <w:t>[1, 2, 0]</w:t>
+            </w:r>
+          </w:p>
+        </w:tc>
+        <w:tc>
+          <w:tcPr>
+            <w:tcW w:type="dxa" w:w="1704"/>
+          </w:tcPr>
+          <w:p>
+            <w:r>
+              <w:t>[1, 2, 0]</w:t>
+            </w:r>
+          </w:p>
+        </w:tc>
+        <w:tc>
+          <w:tcPr>
+            <w:tcW w:type="dxa" w:w="1704"/>
+          </w:tcPr>
+          <w:p>
+            <w:r>
+              <w:t>[1, 2, −1]</w:t>
+            </w:r>
+          </w:p>
+        </w:tc>
+        <w:tc>
+          <w:tcPr>
+            <w:tcW w:type="dxa" w:w="1704"/>
+          </w:tcPr>
+          <w:p>
+            <w:r>
+              <w:t>[1, 2, 0]</w:t>
+            </w:r>
+          </w:p>
+        </w:tc>
+        <w:tc>
+          <w:tcPr>
+            <w:tcW w:type="dxa" w:w="1704"/>
+          </w:tcPr>
+          <w:p>
+            <w:r>
+              <w:t>Score error hidden by activation</w:t>
+            </w:r>
+          </w:p>
+        </w:tc>
+      </w:tr>
+      <w:tr>
+        <w:tc>
+          <w:tcPr>
+            <w:tcW w:type="dxa" w:w="1704"/>
+          </w:tcPr>
+          <w:p>
+            <w:r>
+              <w:t>[0, 2]</w:t>
+            </w:r>
+          </w:p>
+        </w:tc>
+        <w:tc>
+          <w:tcPr>
+            <w:tcW w:type="dxa" w:w="1704"/>
+          </w:tcPr>
+          <w:p>
+            <w:r>
+              <w:t>[0, 2, −1]</w:t>
+            </w:r>
+          </w:p>
+        </w:tc>
+        <w:tc>
+          <w:tcPr>
+            <w:tcW w:type="dxa" w:w="1704"/>
+          </w:tcPr>
+          <w:p>
+            <w:r>
+              <w:t>[0, 2, 0]</w:t>
+            </w:r>
+          </w:p>
+        </w:tc>
+        <w:tc>
+          <w:tcPr>
+            <w:tcW w:type="dxa" w:w="1704"/>
+          </w:tcPr>
+          <w:p>
+            <w:r>
+              <w:t>[0, 2, −2]</w:t>
+            </w:r>
+          </w:p>
+        </w:tc>
+        <w:tc>
+          <w:tcPr>
+            <w:tcW w:type="dxa" w:w="1704"/>
+          </w:tcPr>
+          <w:p>
+            <w:r>
+              <w:t>[0, 2, 0]</w:t>
+            </w:r>
+          </w:p>
+        </w:tc>
+        <w:tc>
+          <w:tcPr>
+            <w:tcW w:type="dxa" w:w="1704"/>
+          </w:tcPr>
+          <w:p>
+            <w:r>
+              <w:t>Again same final activation despite wrong score</w:t>
+            </w:r>
+          </w:p>
+        </w:tc>
+      </w:tr>
+      <w:tr>
+        <w:tc>
+          <w:tcPr>
+            <w:tcW w:type="dxa" w:w="1704"/>
+          </w:tcPr>
+          <w:p>
+            <w:r>
+              <w:t>[3, 1]</w:t>
+            </w:r>
+          </w:p>
+        </w:tc>
+        <w:tc>
+          <w:tcPr>
+            <w:tcW w:type="dxa" w:w="1704"/>
+          </w:tcPr>
+          <w:p>
+            <w:r>
+              <w:t>[3, 1, 3]</w:t>
+            </w:r>
+          </w:p>
+        </w:tc>
+        <w:tc>
+          <w:tcPr>
+            <w:tcW w:type="dxa" w:w="1704"/>
+          </w:tcPr>
+          <w:p>
+            <w:r>
+              <w:t>[3, 1, 3]</w:t>
+            </w:r>
+          </w:p>
+        </w:tc>
+        <w:tc>
+          <w:tcPr>
+            <w:tcW w:type="dxa" w:w="1704"/>
+          </w:tcPr>
+          <w:p>
+            <w:r>
+              <w:t>[3, 1, 2]</w:t>
+            </w:r>
+          </w:p>
+        </w:tc>
+        <w:tc>
+          <w:tcPr>
+            <w:tcW w:type="dxa" w:w="1704"/>
+          </w:tcPr>
+          <w:p>
+            <w:r>
+              <w:t>[3, 1, 2]</w:t>
+            </w:r>
+          </w:p>
+        </w:tc>
+        <w:tc>
+          <w:tcPr>
+            <w:tcW w:type="dxa" w:w="1704"/>
+          </w:tcPr>
+          <w:p>
+            <w:r>
+              <w:t>Positive third score exposes the bias bug</w:t>
+            </w:r>
+          </w:p>
+        </w:tc>
+      </w:tr>
+    </w:tbl>
+    <w:p>
+      <w:pPr>
+        <w:pStyle w:val="Heading2"/>
+      </w:pPr>
+      <w:r>
+        <w:t>Bias-slot,axis and numeric assumptions</w:t>
+      </w:r>
+    </w:p>
+    <w:p>
+      <w:pPr>
+        <w:spacing w:line="336" w:lineRule="auto" w:after="180"/>
+      </w:pPr>
+      <w:r>
+        <w:rPr>
+          <w:b w:val="0"/>
+        </w:rPr>
+        <w:t>In the numeric “omit the third bias”probes, keep its slot and change b=[0, 0, 1]to[0, 0, 0]. That creates a semantic arithmetic bug while all lengths still match. Removing the third slot instead makes bias length 2 and is a different malformed-input case that the guard rejects. The batch contains two row examples and produces a2×3 activation table, not a3×2 table.</w:t>
+      </w:r>
+    </w:p>
+    <w:p>
+      <w:pPr>
+        <w:spacing w:line="336" w:lineRule="auto" w:after="180"/>
+      </w:pPr>
+      <w:r>
+        <w:rPr>
+          <w:b w:val="0"/>
+        </w:rPr>
+        <w:t>Dimension checks do not validate finite numeric values, feature order or intended units.</w:t>
+      </w:r>
+    </w:p>
+    <w:p>
+      <w:pPr>
+        <w:spacing w:line="336" w:lineRule="auto" w:after="180"/>
+      </w:pPr>
+      <w:r>
+        <w:rPr>
+          <w:b w:val="0"/>
+        </w:rPr>
+        <w:t xml:space="preserve">The function assumes finite numeric values; it checks dimensions, not every possible </w:t>
+      </w:r>
+      <w:r>
+        <w:rPr>
+          <w:b/>
+        </w:rPr>
+        <w:t>input</w:t>
+      </w:r>
+      <w:r>
+        <w:rPr>
+          <w:b w:val="0"/>
+        </w:rPr>
+        <w:t xml:space="preserve"> fault. Evaluate the two batch rows independently and stack their </w:t>
+      </w:r>
+      <w:r>
+        <w:rPr>
+          <w:b/>
+        </w:rPr>
+        <w:t>output</w:t>
+      </w:r>
+      <w:r>
+        <w:rPr>
+          <w:b w:val="0"/>
+        </w:rPr>
+        <w:t>s.</w:t>
+      </w:r>
+    </w:p>
+    <w:p>
+      <w:pPr>
+        <w:spacing w:line="336" w:lineRule="auto" w:after="180"/>
+      </w:pPr>
+      <w:r>
+        <w:rPr>
+          <w:b w:val="0"/>
+        </w:rPr>
+        <w:t xml:space="preserve">Retain tests that reject a missing </w:t>
+      </w:r>
+      <w:r>
+        <w:rPr>
+          <w:b/>
+        </w:rPr>
+        <w:t>input</w:t>
+      </w:r>
+      <w:r>
+        <w:rPr>
+          <w:b w:val="0"/>
+        </w:rPr>
+        <w:t xml:space="preserve"> feature, a short weight row and an incorrect bias count.</w:t>
+      </w:r>
+    </w:p>
+    <w:p>
+      <w:pPr>
+        <w:pStyle w:val="Heading2"/>
+      </w:pPr>
+      <w:r>
+        <w:t>Complete runnable guarded dense layer</w:t>
       </w:r>
     </w:p>
     <w:p>
@@ -803,13 +1254,21 @@
     </w:p>
     <w:p>
       <w:pPr>
+        <w:pStyle w:val="Heading2"/>
+      </w:pPr>
+      <w:r>
+        <w:t>Connect the shape diagram to named arrays</w:t>
+      </w:r>
+    </w:p>
+    <w:p>
+      <w:pPr>
         <w:spacing w:line="336" w:lineRule="auto" w:after="180"/>
       </w:pPr>
       <w:r>
         <w:rPr>
           <w:b w:val="0"/>
         </w:rPr>
-        <w:t xml:space="preserve">The function assumes finite numeric values; it checks dimensions, not every possible </w:t>
+        <w:t xml:space="preserve">Point to the </w:t>
       </w:r>
       <w:r>
         <w:rPr>
@@ -821,19 +1280,126 @@
         <w:rPr>
           <w:b w:val="0"/>
         </w:rPr>
-        <w:t xml:space="preserve"> fault. Evaluate the two batch rows independently and stack their </w:t>
-      </w:r>
+        <w:t>, the deciding step and the result in this week’s visual. Explain the same step in ordinary words. A picture helps when you can say what each part represents.</w:t>
+      </w:r>
+    </w:p>
+    <w:p>
+      <w:pPr>
+        <w:pStyle w:val="Heading2"/>
+      </w:pPr>
+      <w:r>
+        <w:t>Earlier wording, alternatives and picture transcripts · reference / check after trying</w:t>
+      </w:r>
+    </w:p>
+    <w:p>
+      <w:pPr>
+        <w:pStyle w:val="Heading3"/>
+      </w:pPr>
+      <w:r>
+        <w:t>Connect the picture and the explanation</w:t>
+      </w:r>
+    </w:p>
+    <w:p>
+      <w:pPr>
+        <w:pStyle w:val="Heading1"/>
+      </w:pPr>
+      <w:r>
+        <w:t>04. Keep shape checks separate from numerical and semantic checks</w:t>
+      </w:r>
+    </w:p>
+    <w:p>
+      <w:r>
+        <w:t>Passing one kind of test does not establish the other kinds.</w:t>
+      </w:r>
+    </w:p>
+    <w:p>
+      <w:pPr>
+        <w:pStyle w:val="Heading2"/>
+      </w:pPr>
+      <w:r>
+        <w:t>Current exposed-bias task</w:t>
+      </w:r>
+    </w:p>
+    <w:p>
+      <w:pPr>
+        <w:pStyle w:val="ListBullet"/>
+      </w:pPr>
+      <w:r>
+        <w:t>Compute scores and activations for x = [3, 1] with the lesson layer, then omit the third bias. Identify the first discrepancy and the resulting activation error.</w:t>
+      </w:r>
+    </w:p>
+    <w:p>
+      <w:pPr>
+        <w:pStyle w:val="Heading3"/>
+      </w:pPr>
+      <w:r>
+        <w:t>Keep the procedure fixed. Explain what changed in the inputs and result.</w:t>
+      </w:r>
+    </w:p>
+    <w:p>
+      <w:r>
+        <w:t>________________________________________________________________</w:t>
+      </w:r>
+    </w:p>
+    <w:p>
+      <w:r>
+        <w:t>________________________________________________________________</w:t>
+      </w:r>
+    </w:p>
+    <w:p>
+      <w:r>
+        <w:t>________________________________________________________________</w:t>
+      </w:r>
+    </w:p>
+    <w:p>
+      <w:r>
+        <w:t>________________________________________________________________</w:t>
+      </w:r>
+    </w:p>
+    <w:p>
+      <w:r>
+        <w:t>________________________________________________________________</w:t>
+      </w:r>
+    </w:p>
+    <w:p>
+      <w:pPr>
+        <w:pStyle w:val="Heading2"/>
+      </w:pPr>
+      <w:r>
+        <w:t>Predict the pictured declared-order change</w:t>
+      </w:r>
+    </w:p>
+    <w:p>
+      <w:pPr>
+        <w:pStyle w:val="ListBullet"/>
+      </w:pPr>
+      <w:r>
+        <w:t>Change: The program changes its declared order to [c, a] and returns [-12,-8].</w:t>
+      </w:r>
+    </w:p>
+    <w:p>
+      <w:pPr>
+        <w:pStyle w:val="Heading2"/>
+      </w:pPr>
+      <w:r>
+        <w:t>Check after predicting · reference / check after trying</w:t>
+      </w:r>
+    </w:p>
+    <w:p>
+      <w:pPr>
+        <w:spacing w:line="336" w:lineRule="auto" w:after="180"/>
+      </w:pPr>
       <w:r>
         <w:rPr>
           <w:b/>
         </w:rPr>
-        <w:t>output</w:t>
+        <w:t>Prediction</w:t>
       </w:r>
       <w:r>
         <w:rPr>
           <w:b w:val="0"/>
         </w:rPr>
-        <w:t>s.</w:t>
+        <w:t>: That vector now matches the declared coordinate order.</w:t>
       </w:r>
     </w:p>
     <w:p>
@@ -844,7 +1410,85 @@
         <w:rPr>
           <w:b w:val="0"/>
         </w:rPr>
-        <w:t xml:space="preserve">Retain tests that reject a missing </w:t>
+        <w:t>Reason: Gradient values are meaningful only when their parameter names and array positions agree.</w:t>
+      </w:r>
+    </w:p>
+    <w:p>
+      <w:pPr>
+        <w:pStyle w:val="Heading2"/>
+      </w:pPr>
+      <w:r>
+        <w:t>Earlier wording, alternatives and picture transcripts · reference / check after trying</w:t>
+      </w:r>
+    </w:p>
+    <w:p>
+      <w:pPr>
+        <w:pStyle w:val="Heading3"/>
+      </w:pPr>
+      <w:r>
+        <w:t>Compare a familiar case with a changed case</w:t>
+      </w:r>
+    </w:p>
+    <w:p>
+      <w:pPr>
+        <w:pStyle w:val="Heading3"/>
+      </w:pPr>
+      <w:r>
+        <w:t>Change one thing in the pictured case</w:t>
+      </w:r>
+    </w:p>
+    <w:p>
+      <w:pPr>
+        <w:pStyle w:val="Heading1"/>
+      </w:pPr>
+      <w:r>
+        <w:t>06. Label each gradient entry before an optimizer uses it</w:t>
+      </w:r>
+    </w:p>
+    <w:p>
+      <w:r>
+        <w:t>Two entries can have the correct length and the wrong coordinate meaning.</w:t>
+      </w:r>
+    </w:p>
+    <w:p>
+      <w:pPr>
+        <w:pStyle w:val="Heading2"/>
+      </w:pPr>
+      <w:r>
+        <w:t>Complete pictured scalar facts and separate scope</w:t>
+      </w:r>
+    </w:p>
+    <w:p>
+      <w:pPr>
+        <w:spacing w:line="336" w:lineRule="auto" w:after="180"/>
+      </w:pPr>
+      <w:r>
+        <w:rPr>
+          <w:b w:val="0"/>
+        </w:rPr>
+        <w:t>Catch a gradient -order bug before the optimiser changes parameters.</w:t>
+      </w:r>
+    </w:p>
+    <w:p>
+      <w:pPr>
+        <w:spacing w:line="336" w:lineRule="auto" w:after="180"/>
+      </w:pPr>
+      <w:r>
+        <w:rPr>
+          <w:b w:val="0"/>
+        </w:rPr>
+        <w:t>Toy y=2a+3c, target 4, start [a, c]=[1, 0]. Loss (y-4)². Program claims gradient [-12,-8] in order [a, c].</w:t>
+      </w:r>
+    </w:p>
+    <w:p>
+      <w:pPr>
+        <w:spacing w:line="336" w:lineRule="auto" w:after="180"/>
+      </w:pPr>
+      <w:r>
+        <w:rPr>
+          <w:b w:val="0"/>
+        </w:rPr>
+        <w:t xml:space="preserve">All </w:t>
       </w:r>
       <w:r>
         <w:rPr>
@@ -856,15 +1500,7 @@
         <w:rPr>
           <w:b w:val="0"/>
         </w:rPr>
-        <w:t xml:space="preserve"> feature, a short weight row and an incorrect bias count.</w:t>
-      </w:r>
-    </w:p>
-    <w:p>
-      <w:pPr>
-        <w:pStyle w:val="Heading3"/>
-      </w:pPr>
-      <w:r>
-        <w:t>Connect the picture and the explanation</w:t>
+        <w:t>s and outcomes in this worked example are invented classroom data; no real model run is claimed.</w:t>
       </w:r>
     </w:p>
     <w:p>
@@ -875,32 +1511,243 @@
         <w:rPr>
           <w:b w:val="0"/>
         </w:rPr>
-        <w:t xml:space="preserve">Point to the </w:t>
-      </w:r>
-      <w:r>
-        <w:rPr>
-          <w:b/>
-        </w:rPr>
-        <w:t>input</w:t>
-      </w:r>
+        <w:t>The picture is a separate scalar gradient model:y=2a+3c, target 4, old[a, c]=[1, 0], y2, residual−2. Correct ordered gradient[−8, −12]is mislabeled by a program returning[−12, −8]under[a, c]. With spacing.1, a-minus/plus losses 4.84/3.24 give−8; c-minus/plus 5.29/2.89 give−12. Rate.01 with the correct old-state gradient gives[1.08, .12], y2.52, loss 2.1904.</w:t>
+      </w:r>
+    </w:p>
+    <w:p>
+      <w:pPr>
+        <w:spacing w:line="336" w:lineRule="auto" w:after="180"/>
+      </w:pPr>
       <w:r>
         <w:rPr>
           <w:b w:val="0"/>
         </w:rPr>
-        <w:t>, the deciding step and the result in this week’s visual. Explain the same step in ordinary words. A picture helps when you can say what each part represents.</w:t>
-      </w:r>
-    </w:p>
-    <w:p>
-      <w:pPr>
-        <w:pStyle w:val="Heading1"/>
-      </w:pPr>
-      <w:r>
-        <w:t>04. Compare the cases</w:t>
-      </w:r>
-    </w:p>
-    <w:p>
-      <w:r>
-        <w:t>Compare the supplied cases for Debugging shapes and gradients. Identify the detail that changes the conclusion.</w:t>
+        <w:t>Under a genuinely changed order[c, a], the same gradient is correctly represented[−12, −8], provided every consumer follows that order.</w:t>
+      </w:r>
+    </w:p>
+    <w:p>
+      <w:pPr>
+        <w:pStyle w:val="Heading2"/>
+      </w:pPr>
+      <w:r>
+        <w:t>Every minus/plus coordinate probe</w:t>
+      </w:r>
+    </w:p>
+    <w:tbl>
+      <w:tblPr>
+        <w:tblStyle w:val="LightShading-Accent1"/>
+        <w:tblW w:type="auto" w:w="0"/>
+        <w:tblLook w:firstColumn="1" w:firstRow="1" w:lastColumn="0" w:lastRow="0" w:noHBand="0" w:noVBand="1" w:val="04A0"/>
+      </w:tblPr>
+      <w:tblGrid>
+        <w:gridCol w:w="2045"/>
+        <w:gridCol w:w="2045"/>
+        <w:gridCol w:w="2045"/>
+        <w:gridCol w:w="2045"/>
+        <w:gridCol w:w="2045"/>
+      </w:tblGrid>
+      <w:tr>
+        <w:trPr>
+          <w:tblHeader/>
+        </w:trPr>
+        <w:tc>
+          <w:tcPr>
+            <w:tcW w:type="dxa" w:w="2045"/>
+          </w:tcPr>
+          <w:p>
+            <w:r>
+              <w:t>Pictured coordinate probe</w:t>
+            </w:r>
+          </w:p>
+        </w:tc>
+        <w:tc>
+          <w:tcPr>
+            <w:tcW w:type="dxa" w:w="2045"/>
+          </w:tcPr>
+          <w:p>
+            <w:r>
+              <w:t>Held coordinate</w:t>
+            </w:r>
+          </w:p>
+        </w:tc>
+        <w:tc>
+          <w:tcPr>
+            <w:tcW w:type="dxa" w:w="2045"/>
+          </w:tcPr>
+          <w:p>
+            <w:r>
+              <w:t>Minus vector /loss</w:t>
+            </w:r>
+          </w:p>
+        </w:tc>
+        <w:tc>
+          <w:tcPr>
+            <w:tcW w:type="dxa" w:w="2045"/>
+          </w:tcPr>
+          <w:p>
+            <w:r>
+              <w:t>Plus vector /loss</w:t>
+            </w:r>
+          </w:p>
+        </w:tc>
+        <w:tc>
+          <w:tcPr>
+            <w:tcW w:type="dxa" w:w="2045"/>
+          </w:tcPr>
+          <w:p>
+            <w:r>
+              <w:t>Difference over.2</w:t>
+            </w:r>
+          </w:p>
+        </w:tc>
+      </w:tr>
+      <w:tr>
+        <w:tc>
+          <w:tcPr>
+            <w:tcW w:type="dxa" w:w="2045"/>
+          </w:tcPr>
+          <w:p>
+            <w:r>
+              <w:t>a</w:t>
+            </w:r>
+          </w:p>
+        </w:tc>
+        <w:tc>
+          <w:tcPr>
+            <w:tcW w:type="dxa" w:w="2045"/>
+          </w:tcPr>
+          <w:p>
+            <w:r>
+              <w:t>c0</w:t>
+            </w:r>
+          </w:p>
+        </w:tc>
+        <w:tc>
+          <w:tcPr>
+            <w:tcW w:type="dxa" w:w="2045"/>
+          </w:tcPr>
+          <w:p>
+            <w:r>
+              <w:t>[.9, 0]/4.84</w:t>
+            </w:r>
+          </w:p>
+        </w:tc>
+        <w:tc>
+          <w:tcPr>
+            <w:tcW w:type="dxa" w:w="2045"/>
+          </w:tcPr>
+          <w:p>
+            <w:r>
+              <w:t>[1.1, 0]/3.24</w:t>
+            </w:r>
+          </w:p>
+        </w:tc>
+        <w:tc>
+          <w:tcPr>
+            <w:tcW w:type="dxa" w:w="2045"/>
+          </w:tcPr>
+          <w:p>
+            <w:r>
+              <w:t>-8</w:t>
+            </w:r>
+          </w:p>
+        </w:tc>
+      </w:tr>
+      <w:tr>
+        <w:tc>
+          <w:tcPr>
+            <w:tcW w:type="dxa" w:w="2045"/>
+          </w:tcPr>
+          <w:p>
+            <w:r>
+              <w:t>c</w:t>
+            </w:r>
+          </w:p>
+        </w:tc>
+        <w:tc>
+          <w:tcPr>
+            <w:tcW w:type="dxa" w:w="2045"/>
+          </w:tcPr>
+          <w:p>
+            <w:r>
+              <w:t>a1</w:t>
+            </w:r>
+          </w:p>
+        </w:tc>
+        <w:tc>
+          <w:tcPr>
+            <w:tcW w:type="dxa" w:w="2045"/>
+          </w:tcPr>
+          <w:p>
+            <w:r>
+              <w:t>[1, −.1]/5.29</w:t>
+            </w:r>
+          </w:p>
+        </w:tc>
+        <w:tc>
+          <w:tcPr>
+            <w:tcW w:type="dxa" w:w="2045"/>
+          </w:tcPr>
+          <w:p>
+            <w:r>
+              <w:t>[1, .1]/2.89</w:t>
+            </w:r>
+          </w:p>
+        </w:tc>
+        <w:tc>
+          <w:tcPr>
+            <w:tcW w:type="dxa" w:w="2045"/>
+          </w:tcPr>
+          <w:p>
+            <w:r>
+              <w:t>-12</w:t>
+            </w:r>
+          </w:p>
+        </w:tc>
+      </w:tr>
+    </w:tbl>
+    <w:p>
+      <w:pPr>
+        <w:pStyle w:val="Heading2"/>
+      </w:pPr>
+      <w:r>
+        <w:t>Trace the correct gradient and update</w:t>
+      </w:r>
+    </w:p>
+    <w:p>
+      <w:r>
+        <w:drawing>
+          <wp:inline xmlns:a="http://schemas.openxmlformats.org/drawingml/2006/main" xmlns:pic="http://schemas.openxmlformats.org/drawingml/2006/picture">
+            <wp:extent cx="5486400" cy="3182112"/>
+            <wp:docPr id="1" name="Picture 1" descr="Compute correct gradient: y = 2, residual -2: gradient [-8,-12], not [-12,-8]. → Check coordinates: Step 0.1: a losses 3.24, 4.84 give -8; c losses 2.89, 5.29 give -12. → Apply correct update: At rate 0.01: new [a, c]=[1.08, 0.12]; y = 2.52, loss 2.1904."/>
+            <wp:cNvGraphicFramePr>
+              <a:graphicFrameLocks noChangeAspect="1"/>
+            </wp:cNvGraphicFramePr>
+            <a:graphic>
+              <a:graphicData uri="http://schemas.openxmlformats.org/drawingml/2006/picture">
+                <pic:pic>
+                  <pic:nvPicPr>
+                    <pic:cNvPr id="0" name="academy-story-ai-5-18-02.png"/>
+                    <pic:cNvPicPr/>
+                  </pic:nvPicPr>
+                  <pic:blipFill>
+                    <a:blip r:embed="rId9"/>
+                    <a:stretch>
+                      <a:fillRect/>
+                    </a:stretch>
+                  </pic:blipFill>
+                  <pic:spPr>
+                    <a:xfrm>
+                      <a:off x="0" y="0"/>
+                      <a:ext cx="5486400" cy="3182112"/>
+                    </a:xfrm>
+                    <a:prstGeom prst="rect"/>
+                  </pic:spPr>
+                </pic:pic>
+              </a:graphicData>
+            </a:graphic>
+          </wp:inline>
+        </w:drawing>
       </w:r>
     </w:p>
     <w:p>
@@ -908,138 +1755,7 @@
         <w:pStyle w:val="Heading3"/>
       </w:pPr>
       <w:r>
-        <w:t>Compare a familiar case with a changed case</w:t>
-      </w:r>
-    </w:p>
-    <w:p>
-      <w:pPr>
-        <w:spacing w:line="336" w:lineRule="auto" w:after="180"/>
-      </w:pPr>
-      <w:r>
-        <w:rPr>
-          <w:b w:val="0"/>
-        </w:rPr>
-        <w:t>Compute scores and activations for x = [3, 1] with the lesson layer, then omit the third bias. Identify the first discrepancy and the resulting activation error.</w:t>
-      </w:r>
-    </w:p>
-    <w:p>
-      <w:pPr>
-        <w:pStyle w:val="Heading3"/>
-      </w:pPr>
-      <w:r>
-        <w:t>Keep the procedure fixed. Explain what changed in the inputs and result.</w:t>
-      </w:r>
-    </w:p>
-    <w:p>
-      <w:r>
-        <w:t>________________________________________________________________</w:t>
-      </w:r>
-    </w:p>
-    <w:p>
-      <w:r>
-        <w:t>________________________________________________________________</w:t>
-      </w:r>
-    </w:p>
-    <w:p>
-      <w:r>
-        <w:t>________________________________________________________________</w:t>
-      </w:r>
-    </w:p>
-    <w:p>
-      <w:r>
-        <w:t>________________________________________________________________</w:t>
-      </w:r>
-    </w:p>
-    <w:p>
-      <w:r>
-        <w:t>________________________________________________________________</w:t>
-      </w:r>
-    </w:p>
-    <w:p>
-      <w:pPr>
-        <w:pStyle w:val="Heading3"/>
-      </w:pPr>
-      <w:r>
-        <w:t>Change one thing in the pictured case</w:t>
-      </w:r>
-    </w:p>
-    <w:p>
-      <w:pPr>
-        <w:pStyle w:val="Heading3"/>
-      </w:pPr>
-      <w:r>
-        <w:t>Change one thing</w:t>
-      </w:r>
-    </w:p>
-    <w:p>
-      <w:pPr>
-        <w:spacing w:line="336" w:lineRule="auto" w:after="180"/>
-        <w:shd w:fill="F5F1FB"/>
-      </w:pPr>
-      <w:r>
-        <w:rPr>
-          <w:b w:val="0"/>
-        </w:rPr>
-        <w:t>Change: The program changes its declared order to [c, a] and returns [-12,-8].</w:t>
-      </w:r>
-    </w:p>
-    <w:p>
-      <w:pPr>
-        <w:pStyle w:val="Heading3"/>
-      </w:pPr>
-      <w:r>
-        <w:t>Predicted result</w:t>
-      </w:r>
-    </w:p>
-    <w:p>
-      <w:pPr>
-        <w:spacing w:line="336" w:lineRule="auto" w:after="180"/>
-        <w:shd w:fill="F1F6FC"/>
-      </w:pPr>
-      <w:r>
-        <w:rPr>
-          <w:b/>
-        </w:rPr>
-        <w:t>Prediction</w:t>
-      </w:r>
-      <w:r>
-        <w:rPr>
-          <w:b w:val="0"/>
-        </w:rPr>
-        <w:t>: That vector now matches the declared coordinate order.</w:t>
-      </w:r>
-    </w:p>
-    <w:p>
-      <w:pPr>
-        <w:pStyle w:val="Heading3"/>
-      </w:pPr>
-      <w:r>
-        <w:t>Why the result follows</w:t>
-      </w:r>
-    </w:p>
-    <w:p>
-      <w:pPr>
-        <w:spacing w:line="336" w:lineRule="auto" w:after="180"/>
-        <w:shd w:fill="F1F6FC"/>
-      </w:pPr>
-      <w:r>
-        <w:rPr>
-          <w:b w:val="0"/>
-        </w:rPr>
-        <w:t>Reason: Gradient values are meaningful only when their parameter names and array positions agree.</w:t>
-      </w:r>
-    </w:p>
-    <w:p>
-      <w:pPr>
-        <w:pStyle w:val="Heading1"/>
-      </w:pPr>
-      <w:r>
-        <w:t>05. Words that unlock the idea</w:t>
-      </w:r>
-    </w:p>
-    <w:p>
-      <w:r>
-        <w:t>Use the vocabulary of Debugging shapes and gradients to explain a concrete decision, rather than only memorising definitions.</w:t>
+        <w:t>Read the picture one step at a time</w:t>
       </w:r>
     </w:p>
     <w:tbl>
@@ -1062,7 +1778,7 @@
           </w:tcPr>
           <w:p>
             <w:r>
-              <w:t>Word</w:t>
+              <w:t>Step</w:t>
             </w:r>
           </w:p>
         </w:tc>
@@ -1072,7 +1788,7 @@
           </w:tcPr>
           <w:p>
             <w:r>
-              <w:t>Meaning</w:t>
+              <w:t>What happens and why</w:t>
             </w:r>
           </w:p>
         </w:tc>
@@ -1084,7 +1800,7 @@
           </w:tcPr>
           <w:p>
             <w:r>
-              <w:t>Shape</w:t>
+              <w:t>1. Compute correct gradient</w:t>
             </w:r>
           </w:p>
         </w:tc>
@@ -1094,7 +1810,7 @@
           </w:tcPr>
           <w:p>
             <w:r>
-              <w:t>The sizes of an array along its declared axes</w:t>
+              <w:t>y = 2, residual -2: gradient [-8,-12], not [-12,-8].</w:t>
             </w:r>
           </w:p>
         </w:tc>
@@ -1106,7 +1822,7 @@
           </w:tcPr>
           <w:p>
             <w:r>
-              <w:t>Contract</w:t>
+              <w:t>2. Check coordinates</w:t>
             </w:r>
           </w:p>
         </w:tc>
@@ -1116,7 +1832,7 @@
           </w:tcPr>
           <w:p>
             <w:r>
-              <w:t>A stated condition that inputs and outputs must satisfy</w:t>
+              <w:t>Step 0.1: a losses 3.24, 4.84 give -8; c losses 2.89, 5.29 give -12.</w:t>
             </w:r>
           </w:p>
         </w:tc>
@@ -1128,7 +1844,7 @@
           </w:tcPr>
           <w:p>
             <w:r>
-              <w:t>Partial gradient</w:t>
+              <w:t>3. Apply correct update</w:t>
             </w:r>
           </w:p>
         </w:tc>
@@ -1138,68 +1854,141 @@
           </w:tcPr>
           <w:p>
             <w:r>
-              <w:t>The change rate of a scalar loss with respect to one parameter while others are fixed</w:t>
-            </w:r>
-          </w:p>
-        </w:tc>
-      </w:tr>
-      <w:tr>
-        <w:tc>
-          <w:tcPr>
-            <w:tcW w:type="dxa" w:w="5112"/>
-          </w:tcPr>
-          <w:p>
-            <w:r>
-              <w:t>Regression check</w:t>
-            </w:r>
-          </w:p>
-        </w:tc>
-        <w:tc>
-          <w:tcPr>
-            <w:tcW w:type="dxa" w:w="5112"/>
-          </w:tcPr>
-          <w:p>
-            <w:r>
-              <w:t>A saved check rerun after a repair to detect the return of a defect</w:t>
+              <w:t>At rate 0.01: new [a, c]=[1.08, 0.12]; y = 2.52, loss 2.1904.</w:t>
             </w:r>
           </w:p>
         </w:tc>
       </w:tr>
     </w:tbl>
     <w:p>
-      <w:pPr>
-        <w:pStyle w:val="Heading3"/>
-      </w:pPr>
-      <w:r>
-        <w:t>Use two terms to explain a step in this week’s example.</w:t>
-      </w:r>
-    </w:p>
-    <w:p>
-      <w:r>
-        <w:t>________________________________________________________________</w:t>
-      </w:r>
-    </w:p>
-    <w:p>
-      <w:r>
-        <w:t>________________________________________________________________</w:t>
-      </w:r>
-    </w:p>
-    <w:p>
-      <w:r>
-        <w:t>________________________________________________________________</w:t>
-      </w:r>
-    </w:p>
-    <w:p>
-      <w:pPr>
-        <w:pStyle w:val="Heading1"/>
-      </w:pPr>
-      <w:r>
-        <w:t>06. Follow a worked example</w:t>
-      </w:r>
-    </w:p>
-    <w:p>
-      <w:r>
-        <w:t>Follow the worked trace for Debugging shapes and gradients, predict a step, then compare with its explanation.</w:t>
+      <w:r>
+        <w:t>Match each pictured step to the supplied facts. This is a worked teaching case, not an independent assessment.</w:t>
+      </w:r>
+    </w:p>
+    <w:p>
+      <w:pPr>
+        <w:spacing w:line="336" w:lineRule="auto" w:after="180"/>
+      </w:pPr>
+      <w:r>
+        <w:rPr>
+          <w:b w:val="0"/>
+        </w:rPr>
+        <w:t xml:space="preserve">Array </w:t>
+      </w:r>
+      <w:r>
+        <w:rPr>
+          <w:b/>
+        </w:rPr>
+        <w:t>shape</w:t>
+      </w:r>
+      <w:r>
+        <w:rPr>
+          <w:b w:val="0"/>
+        </w:rPr>
+        <w:t xml:space="preserve"> and coordinate meaning both matter. A vector with two entries can have the right length but assign each derivative to the wrong parameter.</w:t>
+      </w:r>
+    </w:p>
+    <w:p>
+      <w:pPr>
+        <w:spacing w:line="336" w:lineRule="auto" w:after="180"/>
+      </w:pPr>
+      <w:r>
+        <w:rPr>
+          <w:b w:val="0"/>
+        </w:rPr>
+        <w:t>Label the entries a and c, then perturb one coordinate at a time to check their slopes. Repairing the coordinate mapping is necessary before using the gradient to update the network.</w:t>
+      </w:r>
+    </w:p>
+    <w:p>
+      <w:pPr>
+        <w:pStyle w:val="Heading2"/>
+      </w:pPr>
+      <w:r>
+        <w:t>Predict the changed declared order</w:t>
+      </w:r>
+    </w:p>
+    <w:p>
+      <w:pPr>
+        <w:pStyle w:val="ListBullet"/>
+      </w:pPr>
+      <w:r>
+        <w:t>Change one thing: The program changes its declared order to [c, a] and returns [-12,-8]. Predict the result before checking the explanation. What remains the same?</w:t>
+      </w:r>
+    </w:p>
+    <w:p>
+      <w:pPr>
+        <w:pStyle w:val="Heading2"/>
+      </w:pPr>
+      <w:r>
+        <w:t>Check after predicting · reference / check after trying</w:t>
+      </w:r>
+    </w:p>
+    <w:p>
+      <w:r>
+        <w:drawing>
+          <wp:inline xmlns:a="http://schemas.openxmlformats.org/drawingml/2006/main" xmlns:pic="http://schemas.openxmlformats.org/drawingml/2006/picture">
+            <wp:extent cx="5486400" cy="3026664"/>
+            <wp:docPr id="2" name="Picture 2" descr="Original case: At rate 0.01: new [a, c]=[1.08, 0.12]; y = 2.52, loss 2.1904. Changed condition: The program changes its declared order to [c, a] and returns [-12,-8]. Expected result: That vector now matches the declared coordinate order. Reason: Gradient values are meaningful only when their parameter names and array positions agree."/>
+            <wp:cNvGraphicFramePr>
+              <a:graphicFrameLocks noChangeAspect="1"/>
+            </wp:cNvGraphicFramePr>
+            <a:graphic>
+              <a:graphicData uri="http://schemas.openxmlformats.org/drawingml/2006/picture">
+                <pic:pic>
+                  <pic:nvPicPr>
+                    <pic:cNvPr id="0" name="academy-story-ai-5-18-04.png"/>
+                    <pic:cNvPicPr/>
+                  </pic:nvPicPr>
+                  <pic:blipFill>
+                    <a:blip r:embed="rId10"/>
+                    <a:stretch>
+                      <a:fillRect/>
+                    </a:stretch>
+                  </pic:blipFill>
+                  <pic:spPr>
+                    <a:xfrm>
+                      <a:off x="0" y="0"/>
+                      <a:ext cx="5486400" cy="3026664"/>
+                    </a:xfrm>
+                    <a:prstGeom prst="rect"/>
+                  </pic:spPr>
+                </pic:pic>
+              </a:graphicData>
+            </a:graphic>
+          </wp:inline>
+        </w:drawing>
+      </w:r>
+    </w:p>
+    <w:p>
+      <w:pPr>
+        <w:pStyle w:val="Heading2"/>
+      </w:pPr>
+      <w:r>
+        <w:t>Explain coordinate labels and check limits</w:t>
+      </w:r>
+    </w:p>
+    <w:p>
+      <w:pPr>
+        <w:pStyle w:val="ListBullet"/>
+      </w:pPr>
+      <w:r>
+        <w:t>A correct gradient at one point does not establish every batch, shape or activation path is implemented correctly.</w:t>
+      </w:r>
+    </w:p>
+    <w:p>
+      <w:pPr>
+        <w:pStyle w:val="ListBullet"/>
+      </w:pPr>
+      <w:r>
+        <w:t>Read the labelled picture: What should a debugging record pair with every gradient value? Point to the relevant step in the picture, then write the changed result and the rule or evidence that supports it.</w:t>
+      </w:r>
+    </w:p>
+    <w:p>
+      <w:pPr>
+        <w:pStyle w:val="Heading2"/>
+      </w:pPr>
+      <w:r>
+        <w:t>Return to the main layer’s hidden-bias comparison</w:t>
       </w:r>
     </w:p>
     <w:p>
@@ -1388,6 +2177,14 @@
     </w:p>
     <w:p>
       <w:pPr>
+        <w:pStyle w:val="Heading2"/>
+      </w:pPr>
+      <w:r>
+        <w:t>Earlier wording, alternatives and picture transcripts · reference / check after trying</w:t>
+      </w:r>
+    </w:p>
+    <w:p>
+      <w:pPr>
         <w:pStyle w:val="Heading3"/>
       </w:pPr>
       <w:r>
@@ -1415,73 +2212,10 @@
     </w:p>
     <w:p>
       <w:pPr>
-        <w:spacing w:line="336" w:lineRule="auto" w:after="180"/>
-      </w:pPr>
-      <w:r>
-        <w:rPr>
-          <w:b w:val="0"/>
-        </w:rPr>
-        <w:t>Catch a gradient -order bug before the optimiser changes parameters.</w:t>
-      </w:r>
-    </w:p>
-    <w:p>
-      <w:pPr>
         <w:pStyle w:val="Heading3"/>
       </w:pPr>
       <w:r>
         <w:t>The facts we will use</w:t>
-      </w:r>
-    </w:p>
-    <w:p>
-      <w:pPr>
-        <w:pStyle w:val="Heading3"/>
-      </w:pPr>
-      <w:r>
-        <w:t>Supplied facts</w:t>
-      </w:r>
-    </w:p>
-    <w:p>
-      <w:pPr>
-        <w:spacing w:line="336" w:lineRule="auto" w:after="180"/>
-        <w:shd w:fill="F1F6FC"/>
-      </w:pPr>
-      <w:r>
-        <w:rPr>
-          <w:b w:val="0"/>
-        </w:rPr>
-        <w:t>Toy y=2a+3c, target 4, start [a, c]=[1, 0]. Loss (y-4)². Program claims gradient [-12,-8] in order [a, c].</w:t>
-      </w:r>
-    </w:p>
-    <w:p>
-      <w:pPr>
-        <w:pStyle w:val="Heading3"/>
-      </w:pPr>
-      <w:r>
-        <w:t>Supplied facts</w:t>
-      </w:r>
-    </w:p>
-    <w:p>
-      <w:pPr>
-        <w:spacing w:line="336" w:lineRule="auto" w:after="180"/>
-        <w:shd w:fill="F1F6FC"/>
-      </w:pPr>
-      <w:r>
-        <w:rPr>
-          <w:b w:val="0"/>
-        </w:rPr>
-        <w:t xml:space="preserve">All </w:t>
-      </w:r>
-      <w:r>
-        <w:rPr>
-          <w:b/>
-        </w:rPr>
-        <w:t>input</w:t>
-      </w:r>
-      <w:r>
-        <w:rPr>
-          <w:b w:val="0"/>
-        </w:rPr>
-        <w:t>s and outcomes in this worked example are invented classroom data; no real model run is claimed.</w:t>
       </w:r>
     </w:p>
     <w:p>
@@ -1489,7 +2223,7 @@
         <w:drawing>
           <wp:inline xmlns:a="http://schemas.openxmlformats.org/drawingml/2006/main" xmlns:pic="http://schemas.openxmlformats.org/drawingml/2006/picture">
             <wp:extent cx="5486400" cy="5185229"/>
-            <wp:docPr id="1" name="Picture 1" descr="Debugging shapes and gradients. Compute correct gradient: y = 2, residual -2: gradient [-8,-12], not [-12,-8].. Check coordinates: Step 0.1: a losses 3.24, 4.84 give -8; c losses 2.89, 5.29 give -12.. Apply correct update: At rate 0.01: new [a, c]=[1.08, 0.12]; y = 2.52, loss 2.1904."/>
+            <wp:docPr id="3" name="Picture 3" descr="Debugging shapes and gradients. Compute correct gradient: y = 2, residual -2: gradient [-8,-12], not [-12,-8].. Check coordinates: Step 0.1: a losses 3.24, 4.84 give -8; c losses 2.89, 5.29 give -12.. Apply correct update: At rate 0.01: new [a, c]=[1.08, 0.12]; y = 2.52, loss 2.1904."/>
             <wp:cNvGraphicFramePr>
               <a:graphicFrameLocks noChangeAspect="1"/>
             </wp:cNvGraphicFramePr>
@@ -1501,7 +2235,7 @@
                     <pic:cNvPicPr/>
                   </pic:nvPicPr>
                   <pic:blipFill>
-                    <a:blip r:embed="rId9"/>
+                    <a:blip r:embed="rId11"/>
                     <a:stretch>
                       <a:fillRect/>
                     </a:stretch>
@@ -1525,114 +2259,7 @@
         <w:pStyle w:val="Heading3"/>
       </w:pPr>
       <w:r>
-        <w:t>Read the picture one step at a time</w:t>
-      </w:r>
-    </w:p>
-    <w:tbl>
-      <w:tblPr>
-        <w:tblStyle w:val="LightShading-Accent1"/>
-        <w:tblW w:type="auto" w:w="0"/>
-        <w:tblLook w:firstColumn="1" w:firstRow="1" w:lastColumn="0" w:lastRow="0" w:noHBand="0" w:noVBand="1" w:val="04A0"/>
-      </w:tblPr>
-      <w:tblGrid>
-        <w:gridCol w:w="5112"/>
-        <w:gridCol w:w="5112"/>
-      </w:tblGrid>
-      <w:tr>
-        <w:trPr>
-          <w:tblHeader/>
-        </w:trPr>
-        <w:tc>
-          <w:tcPr>
-            <w:tcW w:type="dxa" w:w="5112"/>
-          </w:tcPr>
-          <w:p>
-            <w:r>
-              <w:t>Step</w:t>
-            </w:r>
-          </w:p>
-        </w:tc>
-        <w:tc>
-          <w:tcPr>
-            <w:tcW w:type="dxa" w:w="5112"/>
-          </w:tcPr>
-          <w:p>
-            <w:r>
-              <w:t>What happens and why</w:t>
-            </w:r>
-          </w:p>
-        </w:tc>
-      </w:tr>
-      <w:tr>
-        <w:tc>
-          <w:tcPr>
-            <w:tcW w:type="dxa" w:w="5112"/>
-          </w:tcPr>
-          <w:p>
-            <w:r>
-              <w:t>1. Compute correct gradient</w:t>
-            </w:r>
-          </w:p>
-        </w:tc>
-        <w:tc>
-          <w:tcPr>
-            <w:tcW w:type="dxa" w:w="5112"/>
-          </w:tcPr>
-          <w:p>
-            <w:r>
-              <w:t>y = 2, residual -2: gradient [-8,-12], not [-12,-8].</w:t>
-            </w:r>
-          </w:p>
-        </w:tc>
-      </w:tr>
-      <w:tr>
-        <w:tc>
-          <w:tcPr>
-            <w:tcW w:type="dxa" w:w="5112"/>
-          </w:tcPr>
-          <w:p>
-            <w:r>
-              <w:t>2. Check coordinates</w:t>
-            </w:r>
-          </w:p>
-        </w:tc>
-        <w:tc>
-          <w:tcPr>
-            <w:tcW w:type="dxa" w:w="5112"/>
-          </w:tcPr>
-          <w:p>
-            <w:r>
-              <w:t>Step 0.1: a losses 3.24, 4.84 give -8; c losses 2.89, 5.29 give -12.</w:t>
-            </w:r>
-          </w:p>
-        </w:tc>
-      </w:tr>
-      <w:tr>
-        <w:tc>
-          <w:tcPr>
-            <w:tcW w:type="dxa" w:w="5112"/>
-          </w:tcPr>
-          <w:p>
-            <w:r>
-              <w:t>3. Apply correct update</w:t>
-            </w:r>
-          </w:p>
-        </w:tc>
-        <w:tc>
-          <w:tcPr>
-            <w:tcW w:type="dxa" w:w="5112"/>
-          </w:tcPr>
-          <w:p>
-            <w:r>
-              <w:t>At rate 0.01: new [a, c]=[1.08, 0.12]; y = 2.52, loss 2.1904.</w:t>
-            </w:r>
-          </w:p>
-        </w:tc>
-      </w:tr>
-    </w:tbl>
-    <w:p>
-      <w:r>
-        <w:t>Match each pictured step to the supplied facts. This is a worked teaching case, not an independent assessment.</w:t>
+        <w:t>Why this result follows</w:t>
       </w:r>
     </w:p>
     <w:p>
@@ -1640,111 +2267,106 @@
         <w:pStyle w:val="Heading3"/>
       </w:pPr>
       <w:r>
-        <w:t>Why this result follows</w:t>
-      </w:r>
-    </w:p>
-    <w:p>
-      <w:pPr>
-        <w:pStyle w:val="Heading3"/>
-      </w:pPr>
-      <w:r>
-        <w:t>Why the result follows</w:t>
+        <w:t>What this example does not establish</w:t>
+      </w:r>
+    </w:p>
+    <w:p>
+      <w:pPr>
+        <w:pStyle w:val="Heading1"/>
+      </w:pPr>
+      <w:r>
+        <w:t>07. Repair the mapping before trusting a loss decrease</w:t>
+      </w:r>
+    </w:p>
+    <w:p>
+      <w:r>
+        <w:t>The scalar diagnostic has its own formula and coordinate order.</w:t>
+      </w:r>
+    </w:p>
+    <w:p>
+      <w:pPr>
+        <w:pStyle w:val="Heading2"/>
+      </w:pPr>
+      <w:r>
+        <w:t>Complete separate diagnostic and numerical assumptions</w:t>
       </w:r>
     </w:p>
     <w:p>
       <w:pPr>
         <w:spacing w:line="336" w:lineRule="auto" w:after="180"/>
-        <w:shd w:fill="F1F6FC"/>
       </w:pPr>
       <w:r>
         <w:rPr>
           <w:b w:val="0"/>
         </w:rPr>
-        <w:t xml:space="preserve">Array </w:t>
+        <w:t xml:space="preserve">Use a separate scalar diagnostic model y = 2w + b, target 3, loss (y - 3) squared, and parameter order [w, b]. At [1, 0], </w:t>
       </w:r>
       <w:r>
         <w:rPr>
           <w:b/>
         </w:rPr>
-        <w:t>shape</w:t>
+        <w:t>prediction</w:t>
       </w:r>
       <w:r>
         <w:rPr>
           <w:b w:val="0"/>
         </w:rPr>
-        <w:t xml:space="preserve"> and coordinate meaning both matter. A vector with two entries can have the right length but assign each derivative to the wrong parameter.</w:t>
+        <w:t xml:space="preserve"> is 2, residual -1 and gradient [-4, -2].</w:t>
       </w:r>
     </w:p>
     <w:p>
       <w:pPr>
         <w:spacing w:line="336" w:lineRule="auto" w:after="180"/>
-        <w:shd w:fill="F1F6FC"/>
       </w:pPr>
       <w:r>
         <w:rPr>
           <w:b w:val="0"/>
         </w:rPr>
-        <w:t>Label the entries a and c, then perturb one coordinate at a time to check their slopes. Repairing the coordinate mapping is necessary before using the gradient to update the network.</w:t>
-      </w:r>
-    </w:p>
-    <w:p>
-      <w:pPr>
-        <w:pStyle w:val="Heading3"/>
-      </w:pPr>
-      <w:r>
-        <w:t>What this example does not establish</w:t>
-      </w:r>
-    </w:p>
-    <w:p>
-      <w:pPr>
-        <w:pStyle w:val="Heading3"/>
-      </w:pPr>
-      <w:r>
-        <w:t>Keep the stated limit</w:t>
+        <w:t>A submitted gradient [-2, -4] has the correct length but swapped meanings.</w:t>
       </w:r>
     </w:p>
     <w:p>
       <w:pPr>
         <w:spacing w:line="336" w:lineRule="auto" w:after="180"/>
-        <w:shd w:fill="FFF5E6"/>
       </w:pPr>
       <w:r>
         <w:rPr>
           <w:b w:val="0"/>
         </w:rPr>
-        <w:t xml:space="preserve">A correct gradient at one point does not establish every batch, </w:t>
-      </w:r>
-      <w:r>
-        <w:rPr>
-          <w:b/>
-        </w:rPr>
-        <w:t>shape</w:t>
-      </w:r>
+        <w:t>With symmetric step 0.1, probe w while b stays 0: losses at w = 0.9 and 1.1 are 1.44 and 0.64. Their difference divided by 0.2 is -4. Probe b while w stays 1: losses at b = -0.1 and 0.1 are 1.21 and 0.81, giving -2.</w:t>
+      </w:r>
+    </w:p>
+    <w:p>
+      <w:pPr>
+        <w:spacing w:line="336" w:lineRule="auto" w:after="180"/>
+      </w:pPr>
       <w:r>
         <w:rPr>
           <w:b w:val="0"/>
         </w:rPr>
-        <w:t xml:space="preserve"> or activation path is implemented correctly.</w:t>
-      </w:r>
-    </w:p>
-    <w:p>
-      <w:pPr>
-        <w:pStyle w:val="Heading3"/>
-      </w:pPr>
-      <w:r>
-        <w:t>Keep the stated limit</w:t>
+        <w:t>Use original parameters for both probes and compare by coordinate with a stated tolerance.</w:t>
       </w:r>
     </w:p>
     <w:p>
       <w:pPr>
         <w:spacing w:line="336" w:lineRule="auto" w:after="180"/>
-        <w:shd w:fill="FFF5E6"/>
       </w:pPr>
       <w:r>
         <w:rPr>
           <w:b w:val="0"/>
         </w:rPr>
-        <w:t xml:space="preserve">Read the labelled picture: What should a debugging record pair with every gradient value? Point to the relevant step in the picture, then write the changed result and the rule or </w:t>
+        <w:t>A gradient check must include the actual loss convention and any penalty. For ReLU, avoid probes crossing its corner at zero; a symmetric value there need not be a derivative.</w:t>
+      </w:r>
+    </w:p>
+    <w:p>
+      <w:pPr>
+        <w:spacing w:line="336" w:lineRule="auto" w:after="180"/>
+      </w:pPr>
+      <w:r>
+        <w:rPr>
+          <w:b w:val="0"/>
+        </w:rPr>
+        <w:t xml:space="preserve">A passing numerical check at selected points is </w:t>
       </w:r>
       <w:r>
         <w:rPr>
@@ -1756,149 +2378,6 @@
         <w:rPr>
           <w:b w:val="0"/>
         </w:rPr>
-        <w:t xml:space="preserve"> that supports it.</w:t>
-      </w:r>
-    </w:p>
-    <w:p>
-      <w:pPr>
-        <w:pStyle w:val="Heading3"/>
-      </w:pPr>
-      <w:r>
-        <w:t>Keep the stated limit</w:t>
-      </w:r>
-    </w:p>
-    <w:p>
-      <w:pPr>
-        <w:spacing w:line="336" w:lineRule="auto" w:after="180"/>
-        <w:shd w:fill="FFF5E6"/>
-      </w:pPr>
-      <w:r>
-        <w:rPr>
-          <w:b w:val="0"/>
-        </w:rPr>
-        <w:t>Change one thing: The program changes its declared order to [c, a] and returns [-12,-8]. Predict the result before checking the explanation. What remains the same?</w:t>
-      </w:r>
-    </w:p>
-    <w:p>
-      <w:pPr>
-        <w:pStyle w:val="Heading1"/>
-      </w:pPr>
-      <w:r>
-        <w:t>07. Find and repair a mistake</w:t>
-      </w:r>
-    </w:p>
-    <w:p>
-      <w:r>
-        <w:t>Find the unsupported step in the Debugging shapes and gradients claim and explain a repair using the supplied evidence.</w:t>
-      </w:r>
-    </w:p>
-    <w:p>
-      <w:pPr>
-        <w:spacing w:line="336" w:lineRule="auto" w:after="180"/>
-      </w:pPr>
-      <w:r>
-        <w:rPr>
-          <w:b w:val="0"/>
-        </w:rPr>
-        <w:t xml:space="preserve">Use a separate scalar diagnostic model y = 2w + b, target 3, loss (y - 3) squared, and parameter order [w, b]. At [1, 0], </w:t>
-      </w:r>
-      <w:r>
-        <w:rPr>
-          <w:b/>
-        </w:rPr>
-        <w:t>prediction</w:t>
-      </w:r>
-      <w:r>
-        <w:rPr>
-          <w:b w:val="0"/>
-        </w:rPr>
-        <w:t xml:space="preserve"> is 2, residual -1 and gradient [-4, -2].</w:t>
-      </w:r>
-    </w:p>
-    <w:p>
-      <w:pPr>
-        <w:spacing w:line="336" w:lineRule="auto" w:after="180"/>
-      </w:pPr>
-      <w:r>
-        <w:rPr>
-          <w:b w:val="0"/>
-        </w:rPr>
-        <w:t>A submitted gradient [-2, -4] has the correct length but swapped meanings.</w:t>
-      </w:r>
-    </w:p>
-    <w:p>
-      <w:pPr>
-        <w:pStyle w:val="Heading3"/>
-      </w:pPr>
-      <w:r>
-        <w:t>Check the claim against the facts</w:t>
-      </w:r>
-    </w:p>
-    <w:p>
-      <w:pPr>
-        <w:spacing w:line="336" w:lineRule="auto" w:after="180"/>
-        <w:shd w:fill="FFF5E6"/>
-      </w:pPr>
-      <w:r>
-        <w:rPr>
-          <w:b w:val="0"/>
-        </w:rPr>
-        <w:t>With symmetric step 0.1, probe w while b stays 0: losses at w = 0.9 and 1.1 are 1.44 and 0.64. Their difference divided by 0.2 is -4. Probe b while w stays 1: losses at b = -0.1 and 0.1 are 1.21 and 0.81, giving -2.</w:t>
-      </w:r>
-    </w:p>
-    <w:p>
-      <w:pPr>
-        <w:spacing w:line="336" w:lineRule="auto" w:after="180"/>
-        <w:shd w:fill="FFF5E6"/>
-      </w:pPr>
-      <w:r>
-        <w:rPr>
-          <w:b w:val="0"/>
-        </w:rPr>
-        <w:t>Use original parameters for both probes and compare by coordinate with a stated tolerance.</w:t>
-      </w:r>
-    </w:p>
-    <w:p>
-      <w:pPr>
-        <w:pStyle w:val="Heading3"/>
-      </w:pPr>
-      <w:r>
-        <w:t>Check the claim against the facts</w:t>
-      </w:r>
-    </w:p>
-    <w:p>
-      <w:pPr>
-        <w:spacing w:line="336" w:lineRule="auto" w:after="180"/>
-        <w:shd w:fill="FFF5E6"/>
-      </w:pPr>
-      <w:r>
-        <w:rPr>
-          <w:b w:val="0"/>
-        </w:rPr>
-        <w:t>A gradient check must include the actual loss convention and any penalty. For ReLU, avoid probes crossing its corner at zero; a symmetric value there need not be a derivative.</w:t>
-      </w:r>
-    </w:p>
-    <w:p>
-      <w:pPr>
-        <w:spacing w:line="336" w:lineRule="auto" w:after="180"/>
-        <w:shd w:fill="FFF5E6"/>
-      </w:pPr>
-      <w:r>
-        <w:rPr>
-          <w:b w:val="0"/>
-        </w:rPr>
-        <w:t xml:space="preserve">A passing numerical check at selected points is </w:t>
-      </w:r>
-      <w:r>
-        <w:rPr>
-          <w:b/>
-        </w:rPr>
-        <w:t>evidence</w:t>
-      </w:r>
-      <w:r>
-        <w:rPr>
-          <w:b w:val="0"/>
-        </w:rPr>
         <w:t xml:space="preserve"> about those points, not a proof for every </w:t>
       </w:r>
       <w:r>
@@ -1916,21 +2395,101 @@
     </w:p>
     <w:p>
       <w:pPr>
+        <w:pStyle w:val="Heading2"/>
+      </w:pPr>
+      <w:r>
+        <w:t>Compare correct subtraction with a sign bug</w:t>
+      </w:r>
+    </w:p>
+    <w:p>
+      <w:pPr>
+        <w:pStyle w:val="ListBullet"/>
+      </w:pPr>
+      <w:r>
+        <w:t>For the diagnostic model at [1, 0], gradient [-4, -2] and rate 0.05, calculate the correct new parameters and loss. Compare with adding the gradient step.</w:t>
+      </w:r>
+    </w:p>
+    <w:p>
+      <w:pPr>
         <w:pStyle w:val="Heading3"/>
       </w:pPr>
       <w:r>
+        <w:t>State one repair and the checks you would rerun.</w:t>
+      </w:r>
+    </w:p>
+    <w:p>
+      <w:r>
+        <w:t>________________________________________________________________</w:t>
+      </w:r>
+    </w:p>
+    <w:p>
+      <w:r>
+        <w:t>________________________________________________________________</w:t>
+      </w:r>
+    </w:p>
+    <w:p>
+      <w:r>
+        <w:t>________________________________________________________________</w:t>
+      </w:r>
+    </w:p>
+    <w:p>
+      <w:r>
+        <w:t>________________________________________________________________</w:t>
+      </w:r>
+    </w:p>
+    <w:p>
+      <w:r>
+        <w:t>________________________________________________________________</w:t>
+      </w:r>
+    </w:p>
+    <w:p>
+      <w:r>
+        <w:t>________________________________________________________________</w:t>
+      </w:r>
+    </w:p>
+    <w:p>
+      <w:pPr>
+        <w:pStyle w:val="Heading2"/>
+      </w:pPr>
+      <w:r>
+        <w:t>Earlier wording, alternatives and picture transcripts · reference / check after trying</w:t>
+      </w:r>
+    </w:p>
+    <w:p>
+      <w:pPr>
+        <w:pStyle w:val="Heading3"/>
+      </w:pPr>
+      <w:r>
         <w:t>Locate the earliest unsupported step</w:t>
       </w:r>
     </w:p>
     <w:p>
       <w:pPr>
-        <w:spacing w:line="336" w:lineRule="auto" w:after="180"/>
-      </w:pPr>
-      <w:r>
-        <w:rPr>
-          <w:b w:val="0"/>
-        </w:rPr>
-        <w:t>For the diagnostic model at [1, 0], gradient [-4, -2] and rate 0.05, calculate the correct new parameters and loss. Compare with adding the gradient step.</w:t>
+        <w:pStyle w:val="Heading1"/>
+      </w:pPr>
+      <w:r>
+        <w:t>08. Practise first-error detection with less help</w:t>
+      </w:r>
+    </w:p>
+    <w:p>
+      <w:r>
+        <w:t>Retain the expected intermediate value and the test that exposes it.</w:t>
+      </w:r>
+    </w:p>
+    <w:p>
+      <w:pPr>
+        <w:pStyle w:val="Heading2"/>
+      </w:pPr>
+      <w:r>
+        <w:t>Current task and response</w:t>
+      </w:r>
+    </w:p>
+    <w:p>
+      <w:pPr>
+        <w:pStyle w:val="ListBullet"/>
+      </w:pPr>
+      <w:r>
+        <w:t>The layer expects W shape 3 by 2, b length 3 and x length 2. A submitted x has length 3. Should the last feature be silently ignored? State the failed contract and repair process.</w:t>
       </w:r>
     </w:p>
     <w:p>
@@ -1938,7 +2497,7 @@
         <w:pStyle w:val="Heading3"/>
       </w:pPr>
       <w:r>
-        <w:t>State one repair and the checks you would rerun.</w:t>
+        <w:t>Trace x = [0, 2] with the correct layer. Then omit the third bias. Which scores differ, and why do the activation vectors still agree?</w:t>
       </w:r>
     </w:p>
     <w:p>
@@ -1962,6 +2521,14 @@
       </w:r>
     </w:p>
     <w:p>
+      <w:pPr>
+        <w:pStyle w:val="Heading3"/>
+      </w:pPr>
+      <w:r>
+        <w:t>Explain your prediction to a partner before comparing results.</w:t>
+      </w:r>
+    </w:p>
+    <w:p>
       <w:r>
         <w:t>________________________________________________________________</w:t>
       </w:r>
@@ -1972,74 +2539,6 @@
       </w:r>
     </w:p>
     <w:p>
-      <w:pPr>
-        <w:pStyle w:val="Heading1"/>
-      </w:pPr>
-      <w:r>
-        <w:t>08. Practise together</w:t>
-      </w:r>
-    </w:p>
-    <w:p>
-      <w:r>
-        <w:t>Practise Debugging shapes and gradients with support, then explain the deciding step in your own words.</w:t>
-      </w:r>
-    </w:p>
-    <w:p>
-      <w:pPr>
-        <w:spacing w:line="336" w:lineRule="auto" w:after="180"/>
-      </w:pPr>
-      <w:r>
-        <w:rPr>
-          <w:b w:val="0"/>
-        </w:rPr>
-        <w:t xml:space="preserve">The layer expects W </w:t>
-      </w:r>
-      <w:r>
-        <w:rPr>
-          <w:b/>
-        </w:rPr>
-        <w:t>shape</w:t>
-      </w:r>
-      <w:r>
-        <w:rPr>
-          <w:b w:val="0"/>
-        </w:rPr>
-        <w:t xml:space="preserve"> 3 by 2, b length 3 and x length 2. A submitted x has length 3. Should the last feature be silently ignored? State the failed </w:t>
-      </w:r>
-      <w:r>
-        <w:rPr>
-          <w:b/>
-        </w:rPr>
-        <w:t>contract</w:t>
-      </w:r>
-      <w:r>
-        <w:rPr>
-          <w:b w:val="0"/>
-        </w:rPr>
-        <w:t xml:space="preserve"> and repair </w:t>
-      </w:r>
-      <w:r>
-        <w:rPr>
-          <w:b/>
-        </w:rPr>
-        <w:t>process</w:t>
-      </w:r>
-      <w:r>
-        <w:rPr>
-          <w:b w:val="0"/>
-        </w:rPr>
-        <w:t>.</w:t>
-      </w:r>
-    </w:p>
-    <w:p>
-      <w:pPr>
-        <w:pStyle w:val="Heading3"/>
-      </w:pPr>
-      <w:r>
-        <w:t>Trace x = [0, 2] with the correct layer. Then omit the third bias. Which scores differ, and why do the activation vectors still agree?</w:t>
-      </w:r>
-    </w:p>
-    <w:p>
       <w:r>
         <w:t>________________________________________________________________</w:t>
       </w:r>
@@ -2050,49 +2549,11 @@
       </w:r>
     </w:p>
     <w:p>
-      <w:r>
-        <w:t>________________________________________________________________</w:t>
-      </w:r>
-    </w:p>
-    <w:p>
-      <w:r>
-        <w:t>________________________________________________________________</w:t>
-      </w:r>
-    </w:p>
-    <w:p>
-      <w:pPr>
-        <w:pStyle w:val="Heading3"/>
-      </w:pPr>
-      <w:r>
-        <w:t>Explain your prediction to a partner before comparing results.</w:t>
-      </w:r>
-    </w:p>
-    <w:p>
-      <w:r>
-        <w:t>________________________________________________________________</w:t>
-      </w:r>
-    </w:p>
-    <w:p>
-      <w:r>
-        <w:t>________________________________________________________________</w:t>
-      </w:r>
-    </w:p>
-    <w:p>
-      <w:r>
-        <w:t>________________________________________________________________</w:t>
-      </w:r>
-    </w:p>
-    <w:p>
-      <w:r>
-        <w:t>________________________________________________________________</w:t>
-      </w:r>
-    </w:p>
-    <w:p>
-      <w:pPr>
-        <w:pStyle w:val="Heading3"/>
-      </w:pPr>
-      <w:r>
-        <w:t>Practise with less help: Expose a hidden bias error</w:t>
+      <w:pPr>
+        <w:pStyle w:val="Heading2"/>
+      </w:pPr>
+      <w:r>
+        <w:t>Supported W2record</w:t>
       </w:r>
     </w:p>
     <w:p>
@@ -2222,117 +2683,49 @@
     </w:p>
     <w:p>
       <w:pPr>
+        <w:pStyle w:val="Heading2"/>
+      </w:pPr>
+      <w:r>
+        <w:t>Individual misconception check</w:t>
+      </w:r>
+    </w:p>
+    <w:p>
+      <w:pPr>
+        <w:pStyle w:val="ListBullet"/>
+      </w:pPr>
+      <w:r>
+        <w:t>Use the worked case for Debugging shapes and gradients. Proposed explanation: “Matching output shape guarantees the computation”. Decide whether this explanation is supported. Point to the step or supplied fact that decides; explain your repair if needed.</w:t>
+      </w:r>
+    </w:p>
+    <w:p>
+      <w:pPr>
+        <w:pStyle w:val="ListBullet"/>
+      </w:pPr>
+      <w:r>
+        <w:t>Answer on your own before discussion. If you are unsure, say which step you need help with.</w:t>
+      </w:r>
+    </w:p>
+    <w:p>
+      <w:pPr>
+        <w:pStyle w:val="Heading2"/>
+      </w:pPr>
+      <w:r>
+        <w:t>Pictured gradient-label reasoning</w:t>
+      </w:r>
+    </w:p>
+    <w:p>
+      <w:pPr>
+        <w:pStyle w:val="ListBullet"/>
+      </w:pPr>
+      <w:r>
+        <w:t>What should a debugging record pair with every gradient value? Point to the relevant step in the picture, then write the changed result and the rule or evidence that supports it.</w:t>
+      </w:r>
+    </w:p>
+    <w:p>
+      <w:pPr>
         <w:pStyle w:val="Heading3"/>
       </w:pPr>
       <w:r>
-        <w:t>Check your reasoning</w:t>
-      </w:r>
-    </w:p>
-    <w:p>
-      <w:pPr>
-        <w:spacing w:line="336" w:lineRule="auto" w:after="180"/>
-      </w:pPr>
-      <w:r>
-        <w:rPr>
-          <w:b w:val="0"/>
-        </w:rPr>
-        <w:t xml:space="preserve">Use the worked case for Debugging </w:t>
-      </w:r>
-      <w:r>
-        <w:rPr>
-          <w:b/>
-        </w:rPr>
-        <w:t>shape</w:t>
-      </w:r>
-      <w:r>
-        <w:rPr>
-          <w:b w:val="0"/>
-        </w:rPr>
-        <w:t xml:space="preserve">s and gradients. Proposed explanation: “Matching </w:t>
-      </w:r>
-      <w:r>
-        <w:rPr>
-          <w:b/>
-        </w:rPr>
-        <w:t>output</w:t>
-      </w:r>
-      <w:r>
-        <w:rPr>
-          <w:b w:val="0"/>
-        </w:rPr>
-        <w:t xml:space="preserve"> </w:t>
-      </w:r>
-      <w:r>
-        <w:rPr>
-          <w:b/>
-        </w:rPr>
-        <w:t>shape</w:t>
-      </w:r>
-      <w:r>
-        <w:rPr>
-          <w:b w:val="0"/>
-        </w:rPr>
-        <w:t xml:space="preserve"> guarantees the computation”. Decide whether this explanation is supported.</w:t>
-      </w:r>
-    </w:p>
-    <w:p>
-      <w:pPr>
-        <w:spacing w:line="336" w:lineRule="auto" w:after="180"/>
-      </w:pPr>
-      <w:r>
-        <w:rPr>
-          <w:b w:val="0"/>
-        </w:rPr>
-        <w:t>Point to the step or supplied fact that decides; explain your repair if needed.</w:t>
-      </w:r>
-    </w:p>
-    <w:p>
-      <w:pPr>
-        <w:spacing w:line="336" w:lineRule="auto" w:after="180"/>
-      </w:pPr>
-      <w:r>
-        <w:rPr>
-          <w:b w:val="0"/>
-        </w:rPr>
-        <w:t>Answer on your own before discussion. If you are unsure, say which step you need help with.</w:t>
-      </w:r>
-    </w:p>
-    <w:p>
-      <w:pPr>
-        <w:pStyle w:val="Heading3"/>
-      </w:pPr>
-      <w:r>
-        <w:t>Explain the picture</w:t>
-      </w:r>
-    </w:p>
-    <w:p>
-      <w:pPr>
-        <w:spacing w:line="336" w:lineRule="auto" w:after="180"/>
-      </w:pPr>
-      <w:r>
-        <w:rPr>
-          <w:b w:val="0"/>
-        </w:rPr>
-        <w:t xml:space="preserve">What should a debugging record pair with every gradient value? Point to the relevant step in the picture, then write the changed result and the rule or </w:t>
-      </w:r>
-      <w:r>
-        <w:rPr>
-          <w:b/>
-        </w:rPr>
-        <w:t>evidence</w:t>
-      </w:r>
-      <w:r>
-        <w:rPr>
-          <w:b w:val="0"/>
-        </w:rPr>
-        <w:t xml:space="preserve"> that supports it.</w:t>
-      </w:r>
-    </w:p>
-    <w:p>
-      <w:pPr>
-        <w:pStyle w:val="Heading3"/>
-      </w:pPr>
-      <w:r>
         <w:t>My explanation using a pictured step and the given facts</w:t>
       </w:r>
     </w:p>
@@ -2354,6 +2747,14 @@
     <w:p>
       <w:r>
         <w:t>________________________________________________________________</w:t>
+      </w:r>
+    </w:p>
+    <w:p>
+      <w:pPr>
+        <w:pStyle w:val="Heading2"/>
+      </w:pPr>
+      <w:r>
+        <w:t>Reserve the independent new gradient model</w:t>
       </w:r>
     </w:p>
     <w:p>
@@ -2369,23 +2770,55 @@
     </w:p>
     <w:p>
       <w:pPr>
+        <w:pStyle w:val="Heading2"/>
+      </w:pPr>
+      <w:r>
+        <w:t>Earlier wording, alternatives and picture transcripts · reference / check after trying</w:t>
+      </w:r>
+    </w:p>
+    <w:p>
+      <w:pPr>
+        <w:pStyle w:val="Heading3"/>
+      </w:pPr>
+      <w:r>
+        <w:t>Practise with less help: Expose a hidden bias error</w:t>
+      </w:r>
+    </w:p>
+    <w:p>
+      <w:pPr>
+        <w:pStyle w:val="Heading3"/>
+      </w:pPr>
+      <w:r>
+        <w:t>Check your reasoning</w:t>
+      </w:r>
+    </w:p>
+    <w:p>
+      <w:pPr>
+        <w:pStyle w:val="Heading3"/>
+      </w:pPr>
+      <w:r>
+        <w:t>Explain the picture</w:t>
+      </w:r>
+    </w:p>
+    <w:p>
+      <w:pPr>
         <w:pStyle w:val="Heading1"/>
       </w:pPr>
       <w:r>
-        <w:t>09. Run the investigation</w:t>
-      </w:r>
-    </w:p>
-    <w:p>
-      <w:r>
-        <w:t>Investigate Debugging shapes and gradients. Record the prediction, actual observation or labelled paper trace, explanation and next test separately.</w:t>
-      </w:r>
-    </w:p>
-    <w:p>
-      <w:pPr>
-        <w:pStyle w:val="Heading3"/>
-      </w:pPr>
-      <w:r>
-        <w:t>Predict, investigate and preserve the evidence</w:t>
+        <w:t>09. Run a complete shape,hidden-error and gradient audit clinic</w:t>
+      </w:r>
+    </w:p>
+    <w:p>
+      <w:r>
+        <w:t>All arrays,submitted errors,coordinate probes and repair expectations are supplied.</w:t>
+      </w:r>
+    </w:p>
+    <w:p>
+      <w:pPr>
+        <w:pStyle w:val="Heading2"/>
+      </w:pPr>
+      <w:r>
+        <w:t>Current main-layer task and guarded function</w:t>
       </w:r>
     </w:p>
     <w:p>
@@ -2437,6 +2870,366 @@
         <w:t># ([1, 2, 0], [1, 2, 0])</w:t>
         <w:br/>
         <w:t># ([3, 1, 3], [3, 1, 3])</w:t>
+      </w:r>
+    </w:p>
+    <w:p>
+      <w:pPr>
+        <w:pStyle w:val="Heading2"/>
+      </w:pPr>
+      <w:r>
+        <w:t>Complete separate gradient-coordinate program</w:t>
+      </w:r>
+    </w:p>
+    <w:p>
+      <w:r>
+        <w:rPr>
+          <w:rFonts w:ascii="Courier New" w:hAnsi="Courier New"/>
+          <w:sz w:val="18"/>
+        </w:rPr>
+        <w:t># Separate pictured diagnostic: y = 2a + 3c, target 4; not the dense layer.</w:t>
+        <w:br/>
+        <w:t>def loss(a, c):</w:t>
+        <w:br/>
+        <w:t xml:space="preserve">    return (2*a + 3*c - 4)**2</w:t>
+        <w:br/>
+        <w:br/>
+        <w:t>def partials(a, c, h=.1):</w:t>
+        <w:br/>
+        <w:t xml:space="preserve">    if h &lt;= 0:</w:t>
+        <w:br/>
+        <w:t xml:space="preserve">        raise ValueError('Need positive finite-difference spacing')</w:t>
+        <w:br/>
+        <w:t xml:space="preserve">    return [(loss(a+h,c)-loss(a-h,c))/(2*h),</w:t>
+        <w:br/>
+        <w:t xml:space="preserve">            (loss(a,c+h)-loss(a,c-h))/(2*h)]</w:t>
+        <w:br/>
+        <w:br/>
+        <w:t>old = [1.,0.]</w:t>
+        <w:br/>
+        <w:t>labels = ['a','c']</w:t>
+        <w:br/>
+        <w:t>reported = [-12.,-8.]  # Correct length, wrong coordinate assignment.</w:t>
+        <w:br/>
+        <w:t>checked = partials(*old)</w:t>
+        <w:br/>
+        <w:t>formula = [-8.,-12.]</w:t>
+        <w:br/>
+        <w:t>tolerance = 1e-6</w:t>
+        <w:br/>
+        <w:t>for name, bad, numerical, correct in zip(labels,reported,checked,formula):</w:t>
+        <w:br/>
+        <w:t xml:space="preserve">    print(name, 'reported/numerical/formula', bad, round(numerical,6), correct)</w:t>
+        <w:br/>
+        <w:t xml:space="preserve">    print('reported entry agrees', abs(bad-numerical)&lt;tolerance)</w:t>
+        <w:br/>
+        <w:t>assert all(abs(n-f)&lt;tolerance for n,f in zip(checked,formula))</w:t>
+        <w:br/>
+        <w:t>new = [p-.01*g for p,g in zip(old,formula)]</w:t>
+        <w:br/>
+        <w:t>print('correct new [a,c]', [round(p,6) for p in new])</w:t>
+        <w:br/>
+        <w:t>print('prediction/loss', round(2*new[0]+3*new[1],6), round(loss(*new),6))</w:t>
+        <w:br/>
+        <w:t>print('same gradient in [c,a] order', [formula[1],formula[0]])</w:t>
+        <w:br/>
+        <w:t># Finite numeric values assumed; these probes do not cross an activation corner.</w:t>
+        <w:br/>
+      </w:r>
+    </w:p>
+    <w:p>
+      <w:pPr>
+        <w:pStyle w:val="Heading2"/>
+      </w:pPr>
+      <w:r>
+        <w:t>Normal,boundary,malformed,missing and sign probes</w:t>
+      </w:r>
+    </w:p>
+    <w:tbl>
+      <w:tblPr>
+        <w:tblStyle w:val="LightShading-Accent1"/>
+        <w:tblW w:type="auto" w:w="0"/>
+        <w:tblLook w:firstColumn="1" w:firstRow="1" w:lastColumn="0" w:lastRow="0" w:noHBand="0" w:noVBand="1" w:val="04A0"/>
+      </w:tblPr>
+      <w:tblGrid>
+        <w:gridCol w:w="5112"/>
+        <w:gridCol w:w="5112"/>
+      </w:tblGrid>
+      <w:tr>
+        <w:trPr>
+          <w:tblHeader/>
+        </w:trPr>
+        <w:tc>
+          <w:tcPr>
+            <w:tcW w:type="dxa" w:w="5112"/>
+          </w:tcPr>
+          <w:p>
+            <w:r>
+              <w:t>Complete debugging probe</w:t>
+            </w:r>
+          </w:p>
+        </w:tc>
+        <w:tc>
+          <w:tcPr>
+            <w:tcW w:type="dxa" w:w="5112"/>
+          </w:tcPr>
+          <w:p>
+            <w:r>
+              <w:t>Expected result / action</w:t>
+            </w:r>
+          </w:p>
+        </w:tc>
+      </w:tr>
+      <w:tr>
+        <w:tc>
+          <w:tcPr>
+            <w:tcW w:type="dxa" w:w="5112"/>
+          </w:tcPr>
+          <w:p>
+            <w:r>
+              <w:t>Normal two-row batch</w:t>
+            </w:r>
+          </w:p>
+        </w:tc>
+        <w:tc>
+          <w:tcPr>
+            <w:tcW w:type="dxa" w:w="5112"/>
+          </w:tcPr>
+          <w:p>
+            <w:r>
+              <w:t>Outputs[[1, 2, 0], [3, 1, 3]], shape 2×3</w:t>
+            </w:r>
+          </w:p>
+        </w:tc>
+      </w:tr>
+      <w:tr>
+        <w:tc>
+          <w:tcPr>
+            <w:tcW w:type="dxa" w:w="5112"/>
+          </w:tcPr>
+          <w:p>
+            <w:r>
+              <w:t>Boundary mainx[1, 2], third score 0</w:t>
+            </w:r>
+          </w:p>
+        </w:tc>
+        <w:tc>
+          <w:tcPr>
+            <w:tcW w:type="dxa" w:w="5112"/>
+          </w:tcPr>
+          <w:p>
+            <w:r>
+              <w:t>Zeroingb3 gives−1 but ReLUstill0; check scores, not only activations</w:t>
+            </w:r>
+          </w:p>
+        </w:tc>
+      </w:tr>
+      <w:tr>
+        <w:tc>
+          <w:tcPr>
+            <w:tcW w:type="dxa" w:w="5112"/>
+          </w:tcPr>
+          <w:p>
+            <w:r>
+              <w:t>Input feature missing:x[1]with originalW</w:t>
+            </w:r>
+          </w:p>
+        </w:tc>
+        <w:tc>
+          <w:tcPr>
+            <w:tcW w:type="dxa" w:w="5112"/>
+          </w:tcPr>
+          <w:p>
+            <w:r>
+              <w:t>ValueError:Each unit needs one weight per feature</w:t>
+            </w:r>
+          </w:p>
+        </w:tc>
+      </w:tr>
+      <w:tr>
+        <w:tc>
+          <w:tcPr>
+            <w:tcW w:type="dxa" w:w="5112"/>
+          </w:tcPr>
+          <w:p>
+            <w:r>
+              <w:t>Short third weight row[1]</w:t>
+            </w:r>
+          </w:p>
+        </w:tc>
+        <w:tc>
+          <w:tcPr>
+            <w:tcW w:type="dxa" w:w="5112"/>
+          </w:tcPr>
+          <w:p>
+            <w:r>
+              <w:t>Same dimension ValueError</w:t>
+            </w:r>
+          </w:p>
+        </w:tc>
+      </w:tr>
+      <w:tr>
+        <w:tc>
+          <w:tcPr>
+            <w:tcW w:type="dxa" w:w="5112"/>
+          </w:tcPr>
+          <w:p>
+            <w:r>
+              <w:t>Bias length 2 for3 units</w:t>
+            </w:r>
+          </w:p>
+        </w:tc>
+        <w:tc>
+          <w:tcPr>
+            <w:tcW w:type="dxa" w:w="5112"/>
+          </w:tcPr>
+          <w:p>
+            <w:r>
+              <w:t>ValueError:One bias per unit required</w:t>
+            </w:r>
+          </w:p>
+        </w:tc>
+      </w:tr>
+      <w:tr>
+        <w:tc>
+          <w:tcPr>
+            <w:tcW w:type="dxa" w:w="5112"/>
+          </w:tcPr>
+          <w:p>
+            <w:r>
+              <w:t>Empty input or no weight rows</w:t>
+            </w:r>
+          </w:p>
+        </w:tc>
+        <w:tc>
+          <w:tcPr>
+            <w:tcW w:type="dxa" w:w="5112"/>
+          </w:tcPr>
+          <w:p>
+            <w:r>
+              <w:t>ValueError:Need input features and units</w:t>
+            </w:r>
+          </w:p>
+        </w:tc>
+      </w:tr>
+      <w:tr>
+        <w:tc>
+          <w:tcPr>
+            <w:tcW w:type="dxa" w:w="5112"/>
+          </w:tcPr>
+          <w:p>
+            <w:r>
+              <w:t>Missing numeric value in valid-length input</w:t>
+            </w:r>
+          </w:p>
+        </w:tc>
+        <w:tc>
+          <w:tcPr>
+            <w:tcW w:type="dxa" w:w="5112"/>
+          </w:tcPr>
+          <w:p>
+            <w:r>
+              <w:t>Outside finite-number contract; review before calling</w:t>
+            </w:r>
+          </w:p>
+        </w:tc>
+      </w:tr>
+      <w:tr>
+        <w:tc>
+          <w:tcPr>
+            <w:tcW w:type="dxa" w:w="5112"/>
+          </w:tcPr>
+          <w:p>
+            <w:r>
+              <w:t>Pictured gradient[−12, −8]under[a, c]</w:t>
+            </w:r>
+          </w:p>
+        </w:tc>
+        <w:tc>
+          <w:tcPr>
+            <w:tcW w:type="dxa" w:w="5112"/>
+          </w:tcPr>
+          <w:p>
+            <w:r>
+              <w:t>Both entries disagree with labelled numerical probes; repair to[−8, −12]</w:t>
+            </w:r>
+          </w:p>
+        </w:tc>
+      </w:tr>
+      <w:tr>
+        <w:tc>
+          <w:tcPr>
+            <w:tcW w:type="dxa" w:w="5112"/>
+          </w:tcPr>
+          <w:p>
+            <w:r>
+              <w:t>Diagnostic[w, b]model, rate.05</w:t>
+            </w:r>
+          </w:p>
+        </w:tc>
+        <w:tc>
+          <w:tcPr>
+            <w:tcW w:type="dxa" w:w="5112"/>
+          </w:tcPr>
+          <w:p>
+            <w:r>
+              <w:t>Subtract verified[−4, −2]→[1.2, .1], loss.25; adding gives[.8, −.1], loss 2.25</w:t>
+            </w:r>
+          </w:p>
+        </w:tc>
+      </w:tr>
+      <w:tr>
+        <w:tc>
+          <w:tcPr>
+            <w:tcW w:type="dxa" w:w="5112"/>
+          </w:tcPr>
+          <w:p>
+            <w:r>
+              <w:t>One repaired output or one decreased loss</w:t>
+            </w:r>
+          </w:p>
+        </w:tc>
+        <w:tc>
+          <w:tcPr>
+            <w:tcW w:type="dxa" w:w="5112"/>
+          </w:tcPr>
+          <w:p>
+            <w:r>
+              <w:t>Still retain shape guards, independent intermediate traces, coordinate checks and saved-state update checks</w:t>
+            </w:r>
+          </w:p>
+        </w:tc>
+      </w:tr>
+    </w:tbl>
+    <w:p>
+      <w:pPr>
+        <w:pStyle w:val="Heading2"/>
+      </w:pPr>
+      <w:r>
+        <w:t>Predict,run or trace,repair and retain checks</w:t>
+      </w:r>
+    </w:p>
+    <w:p>
+      <w:pPr>
+        <w:pStyle w:val="ListNumber"/>
+      </w:pPr>
+      <w:r>
+        <w:t>Predict the complete correct/zeroed-bias traces, then run or trace dense_relu on each valid and malformed case separately. Preserve all errors and score vectors. Next use the complete separate gradient program to audit coordinate labels and recompute the new loss. Do not pad/truncate arrays to silence an error or accept a decreasing loss as proof of the requested algorithm. The function assumes finite numerical values; screen missing values first. Keep the independent different model for a first attempt before hints.</w:t>
+      </w:r>
+    </w:p>
+    <w:p>
+      <w:pPr>
+        <w:pStyle w:val="ListNumber"/>
+      </w:pPr>
+      <w:r>
+        <w:t>On paper, trace the supplied procedure. If code is provided, predict before running it in a local practice file. Never write an expected answer as though it were an observed run.</w:t>
+      </w:r>
+    </w:p>
+    <w:p>
+      <w:pPr>
+        <w:pStyle w:val="Heading2"/>
+      </w:pPr>
+      <w:r>
+        <w:t>Keep the evidence ledger</w:t>
       </w:r>
     </w:p>
     <w:tbl>
@@ -2583,7 +3376,15 @@
         <w:rPr>
           <w:b w:val="0"/>
         </w:rPr>
-        <w:t>On paper, trace the supplied procedure. If code is provided, predict before running it in a local practice file. Never write an expected answer as though it were an observed run.</w:t>
+        <w:t>Before trying: what do I expect, and why? While trying: which step could first go wrong? Afterwards: what did I actually observe, and what should change? Keep “not run” if you only traced the procedure.</w:t>
+      </w:r>
+    </w:p>
+    <w:p>
+      <w:pPr>
+        <w:pStyle w:val="Heading2"/>
+      </w:pPr>
+      <w:r>
+        <w:t>Earlier wording, alternatives and picture transcripts · reference / check after trying</w:t>
       </w:r>
     </w:p>
     <w:p>
@@ -2591,7 +3392,36 @@
         <w:pStyle w:val="Heading3"/>
       </w:pPr>
       <w:r>
+        <w:t>Predict, investigate and preserve the evidence</w:t>
+      </w:r>
+    </w:p>
+    <w:p>
+      <w:pPr>
+        <w:pStyle w:val="Heading3"/>
+      </w:pPr>
+      <w:r>
         <w:t>Plan → try → check</w:t>
+      </w:r>
+    </w:p>
+    <w:p>
+      <w:pPr>
+        <w:pStyle w:val="Heading1"/>
+      </w:pPr>
+      <w:r>
+        <w:t>14. Try alone: check and repair a different ordered gradient</w:t>
+      </w:r>
+    </w:p>
+    <w:p>
+      <w:r>
+        <w:t>Use the new model’s sensitivities and its own stated learning rate.</w:t>
+      </w:r>
+    </w:p>
+    <w:p>
+      <w:pPr>
+        <w:pStyle w:val="Heading2"/>
+      </w:pPr>
+      <w:r>
+        <w:t>Complete new independent gradient and update task</w:t>
       </w:r>
     </w:p>
     <w:p>
@@ -2602,28 +3432,7 @@
         <w:rPr>
           <w:b w:val="0"/>
         </w:rPr>
-        <w:t>Before trying: what do I expect, and why? While trying: which step could first go wrong? Afterwards: what did I actually observe, and what should change? Keep “not run” if you only traced the procedure.</w:t>
-      </w:r>
-    </w:p>
-    <w:p>
-      <w:pPr>
-        <w:pStyle w:val="Heading1"/>
-      </w:pPr>
-      <w:r>
-        <w:t>10. Build your understanding</w:t>
-      </w:r>
-    </w:p>
-    <w:p>
-      <w:r>
-        <w:t>Move from recall to tracing, diagnosis and transfer in Debugging shapes and gradients. Explain why each step is justified.</w:t>
-      </w:r>
-    </w:p>
-    <w:p>
-      <w:pPr>
-        <w:pStyle w:val="Heading3"/>
-      </w:pPr>
-      <w:r>
-        <w:t>Explain → apply → challenge</w:t>
+        <w:t>Use y = 3a + c, target 2, loss (y - 2) squared, at [a, c] = [0, 1]. A program returns gradient [-2, -6] in order [a, c].</w:t>
       </w:r>
     </w:p>
     <w:p>
@@ -2634,43 +3443,123 @@
         <w:rPr>
           <w:b w:val="0"/>
         </w:rPr>
-        <w:t xml:space="preserve">The layer expects W </w:t>
-      </w:r>
-      <w:r>
-        <w:rPr>
-          <w:b/>
-        </w:rPr>
-        <w:t>shape</w:t>
-      </w:r>
+        <w:t>Use symmetric step 0.1 to check each coordinate, then update both with the corrected gradient and rate 0.05. Report new parameters and loss.</w:t>
+      </w:r>
+    </w:p>
+    <w:p>
+      <w:pPr>
+        <w:pStyle w:val="Heading2"/>
+      </w:pPr>
+      <w:r>
+        <w:t>First attempt and support record</w:t>
+      </w:r>
+    </w:p>
+    <w:p>
+      <w:pPr>
+        <w:pStyle w:val="Heading3"/>
+      </w:pPr>
+      <w:r>
+        <w:t>My independent explanation, trace and limits</w:t>
+      </w:r>
+    </w:p>
+    <w:p>
+      <w:r>
+        <w:t>________________________________________________________________</w:t>
+      </w:r>
+    </w:p>
+    <w:p>
+      <w:r>
+        <w:t>________________________________________________________________</w:t>
+      </w:r>
+    </w:p>
+    <w:p>
+      <w:r>
+        <w:t>________________________________________________________________</w:t>
+      </w:r>
+    </w:p>
+    <w:p>
+      <w:r>
+        <w:t>________________________________________________________________</w:t>
+      </w:r>
+    </w:p>
+    <w:p>
+      <w:r>
+        <w:t>________________________________________________________________</w:t>
+      </w:r>
+    </w:p>
+    <w:p>
+      <w:r>
+        <w:t>________________________________________________________________</w:t>
+      </w:r>
+    </w:p>
+    <w:p>
+      <w:r>
+        <w:t>________________________________________________________________</w:t>
+      </w:r>
+    </w:p>
+    <w:p>
+      <w:pPr>
+        <w:spacing w:line="336" w:lineRule="auto" w:after="180"/>
+      </w:pPr>
       <w:r>
         <w:rPr>
           <w:b w:val="0"/>
         </w:rPr>
-        <w:t xml:space="preserve"> 3 by 2, b length 3 and x length 2. A submitted x has length 3. Should the last feature be silently ignored? State the failed </w:t>
-      </w:r>
-      <w:r>
-        <w:rPr>
-          <w:b/>
-        </w:rPr>
-        <w:t>contract</w:t>
-      </w:r>
+        <w:t>Attempt this case before feedback. Record any help. Earlier examples below are further practice; a case already practised with feedback cannot establish fresh transfer.</w:t>
+      </w:r>
+    </w:p>
+    <w:p>
+      <w:pPr>
+        <w:pStyle w:val="Heading2"/>
+      </w:pPr>
+      <w:r>
+        <w:t>Use feedback after trying</w:t>
+      </w:r>
+    </w:p>
+    <w:p>
+      <w:pPr>
+        <w:spacing w:line="336" w:lineRule="auto" w:after="180"/>
+      </w:pPr>
       <w:r>
         <w:rPr>
           <w:b w:val="0"/>
         </w:rPr>
-        <w:t xml:space="preserve"> and repair </w:t>
-      </w:r>
-      <w:r>
-        <w:rPr>
-          <w:b/>
-        </w:rPr>
-        <w:t>process</w:t>
-      </w:r>
+        <w:t>Attempt the independent case before hints. Record whether you worked alone, used a hint or followed a model. After feedback, fix the first unsupported step and explain why it changed.</w:t>
+      </w:r>
+    </w:p>
+    <w:p>
+      <w:pPr>
+        <w:spacing w:line="336" w:lineRule="auto" w:after="180"/>
+      </w:pPr>
       <w:r>
         <w:rPr>
           <w:b w:val="0"/>
         </w:rPr>
-        <w:t>.</w:t>
+        <w:t>A later check uses a changed case, not a copied answer.</w:t>
+      </w:r>
+    </w:p>
+    <w:p>
+      <w:pPr>
+        <w:pStyle w:val="Heading2"/>
+      </w:pPr>
+      <w:r>
+        <w:t>Earlier wording, alternatives and picture transcripts · reference / check after trying</w:t>
+      </w:r>
+    </w:p>
+    <w:p>
+      <w:pPr>
+        <w:pStyle w:val="Heading3"/>
+      </w:pPr>
+      <w:r>
+        <w:t>Independent case: Debug a new gradient independently</w:t>
+      </w:r>
+    </w:p>
+    <w:p>
+      <w:pPr>
+        <w:pStyle w:val="Heading3"/>
+      </w:pPr>
+      <w:r>
+        <w:t>Attempt this without hints</w:t>
       </w:r>
     </w:p>
     <w:p>
@@ -2681,7 +3570,7 @@
         <w:rPr>
           <w:b w:val="0"/>
         </w:rPr>
-        <w:t>For the diagnostic model at [1, 0], gradient [-4, -2] and rate 0.05, calculate the correct new parameters and loss. Compare with adding the gradient step.</w:t>
+        <w:t>Use y = 3a + c, target 2, loss (y - 2) squared, at [a, c] = [0, 1]. A program returns gradient [-2, -6] in order [a, c].</w:t>
       </w:r>
     </w:p>
     <w:p>
@@ -2692,31 +3581,66 @@
         <w:rPr>
           <w:b w:val="0"/>
         </w:rPr>
-        <w:t>A program passes only the x = [1, 2] final-activation test. Propose one intermediate-value check, one malformed-</w:t>
-      </w:r>
-      <w:r>
-        <w:rPr>
-          <w:b/>
-        </w:rPr>
-        <w:t>input</w:t>
-      </w:r>
+        <w:t>Use symmetric step 0.1 to check each coordinate, then update both with the corrected gradient and rate 0.05. Report new parameters and loss.</w:t>
+      </w:r>
+    </w:p>
+    <w:p>
+      <w:pPr>
+        <w:pStyle w:val="Heading3"/>
+      </w:pPr>
+      <w:r>
+        <w:t>My independent procedure, result and limitation</w:t>
+      </w:r>
+    </w:p>
+    <w:p>
+      <w:r>
+        <w:t>________________________________________________________________</w:t>
+      </w:r>
+    </w:p>
+    <w:p>
+      <w:r>
+        <w:t>________________________________________________________________</w:t>
+      </w:r>
+    </w:p>
+    <w:p>
+      <w:r>
+        <w:t>________________________________________________________________</w:t>
+      </w:r>
+    </w:p>
+    <w:p>
+      <w:r>
+        <w:t>________________________________________________________________</w:t>
+      </w:r>
+    </w:p>
+    <w:p>
+      <w:r>
+        <w:t>________________________________________________________________</w:t>
+      </w:r>
+    </w:p>
+    <w:p>
+      <w:r>
+        <w:t>________________________________________________________________</w:t>
+      </w:r>
+    </w:p>
+    <w:p>
+      <w:r>
+        <w:t>________________________________________________________________</w:t>
+      </w:r>
+    </w:p>
+    <w:p>
+      <w:r>
+        <w:t>________________________________________________________________</w:t>
+      </w:r>
+    </w:p>
+    <w:p>
+      <w:pPr>
+        <w:spacing w:line="336" w:lineRule="auto" w:after="180"/>
+      </w:pPr>
       <w:r>
         <w:rPr>
           <w:b w:val="0"/>
         </w:rPr>
-        <w:t xml:space="preserve"> check and one additional </w:t>
-      </w:r>
-      <w:r>
-        <w:rPr>
-          <w:b/>
-        </w:rPr>
-        <w:t>input</w:t>
-      </w:r>
-      <w:r>
-        <w:rPr>
-          <w:b w:val="0"/>
-        </w:rPr>
-        <w:t xml:space="preserve"> that exposes the bias omission.</w:t>
+        <w:t>Record support used: none, hint or teacher explanation. After feedback, a different case is needed to demonstrate independence.</w:t>
       </w:r>
     </w:p>
     <w:p>
@@ -2724,32 +3648,7 @@
         <w:pStyle w:val="Heading3"/>
       </w:pPr>
       <w:r>
-        <w:t>Explain which evidence supports your conclusion and which claim remains unproved.</w:t>
-      </w:r>
-    </w:p>
-    <w:p>
-      <w:r>
-        <w:t>________________________________________________________________</w:t>
-      </w:r>
-    </w:p>
-    <w:p>
-      <w:r>
-        <w:t>________________________________________________________________</w:t>
-      </w:r>
-    </w:p>
-    <w:p>
-      <w:r>
-        <w:t>________________________________________________________________</w:t>
-      </w:r>
-    </w:p>
-    <w:p>
-      <w:r>
-        <w:t>________________________________________________________________</w:t>
-      </w:r>
-    </w:p>
-    <w:p>
-      <w:r>
-        <w:t>________________________________________________________________</w:t>
+        <w:t>Use feedback to improve</w:t>
       </w:r>
     </w:p>
     <w:p>
@@ -2757,12 +3656,20 @@
         <w:pStyle w:val="Heading1"/>
       </w:pPr>
       <w:r>
-        <w:t>11. Connect your project</w:t>
-      </w:r>
-    </w:p>
-    <w:p>
-      <w:r>
-        <w:t>Apply this week’s idea to Image-pattern Network Investigation. Keep an annotated decision and the evidence supporting it.</w:t>
+        <w:t>11. Keep the failed contract and verified repair in the project record</w:t>
+      </w:r>
+    </w:p>
+    <w:p>
+      <w:r>
+        <w:t>Another reader should see the first wrong value and the checks used after repair.</w:t>
+      </w:r>
+    </w:p>
+    <w:p>
+      <w:pPr>
+        <w:pStyle w:val="Heading2"/>
+      </w:pPr>
+      <w:r>
+        <w:t>Project artifact and evidence table</w:t>
       </w:r>
     </w:p>
     <w:p>
@@ -2965,10 +3872,10 @@
     </w:tbl>
     <w:p>
       <w:pPr>
-        <w:pStyle w:val="Heading3"/>
-      </w:pPr>
-      <w:r>
-        <w:t>Evidence for your project</w:t>
+        <w:pStyle w:val="Heading2"/>
+      </w:pPr>
+      <w:r>
+        <w:t>Actual run/trace and remaining limits</w:t>
       </w:r>
     </w:p>
     <w:p>
@@ -3007,15 +3914,88 @@
     </w:p>
     <w:p>
       <w:pPr>
+        <w:pStyle w:val="Heading2"/>
+      </w:pPr>
+      <w:r>
+        <w:t>Earlier wording, alternatives and picture transcripts · reference / check after trying</w:t>
+      </w:r>
+    </w:p>
+    <w:p>
+      <w:pPr>
+        <w:pStyle w:val="Heading3"/>
+      </w:pPr>
+      <w:r>
+        <w:t>Evidence for your project</w:t>
+      </w:r>
+    </w:p>
+    <w:p>
+      <w:pPr>
         <w:pStyle w:val="Heading1"/>
       </w:pPr>
       <w:r>
-        <w:t>12. Show what you know</w:t>
-      </w:r>
-    </w:p>
-    <w:p>
-      <w:r>
-        <w:t>Use a genuinely new case for independent evidence. Previously discussed examples remain practice; use the separately named independent case before feedback.</w:t>
+        <w:t>16. Finish with one revealing test and one bounded correctness claim</w:t>
+      </w:r>
+    </w:p>
+    <w:p>
+      <w:r>
+        <w:t>Explain which type of error each retained check can expose.</w:t>
+      </w:r>
+    </w:p>
+    <w:p>
+      <w:pPr>
+        <w:pStyle w:val="Heading2"/>
+      </w:pPr>
+      <w:r>
+        <w:t>Retrieve and explain</w:t>
+      </w:r>
+    </w:p>
+    <w:p>
+      <w:pPr>
+        <w:pStyle w:val="ListBullet"/>
+      </w:pPr>
+      <w:r>
+        <w:t>Close your notes. Explain this goal in your own words: Check dimension contracts before computing a layer</w:t>
+      </w:r>
+    </w:p>
+    <w:p>
+      <w:pPr>
+        <w:pStyle w:val="Heading3"/>
+      </w:pPr>
+      <w:r>
+        <w:t>My deciding step, evidence and one remaining question</w:t>
+      </w:r>
+    </w:p>
+    <w:p>
+      <w:r>
+        <w:t>________________________________________________________________</w:t>
+      </w:r>
+    </w:p>
+    <w:p>
+      <w:r>
+        <w:t>________________________________________________________________</w:t>
+      </w:r>
+    </w:p>
+    <w:p>
+      <w:r>
+        <w:t>________________________________________________________________</w:t>
+      </w:r>
+    </w:p>
+    <w:p>
+      <w:r>
+        <w:t>________________________________________________________________</w:t>
+      </w:r>
+    </w:p>
+    <w:p>
+      <w:r>
+        <w:t>________________________________________________________________</w:t>
+      </w:r>
+    </w:p>
+    <w:p>
+      <w:pPr>
+        <w:pStyle w:val="Heading2"/>
+      </w:pPr>
+      <w:r>
+        <w:t>Plan a changed-case return</w:t>
       </w:r>
     </w:p>
     <w:p>
@@ -3026,7 +4006,19 @@
         <w:rPr>
           <w:b w:val="0"/>
         </w:rPr>
-        <w:t xml:space="preserve">At [w, b] = [1, 0], use the verified gradient [-4, -2] and rate 0.05. Subtracting rate times gradient gives [1.2, 0.1], </w:t>
+        <w:t xml:space="preserve">If you are unsure, return to the worked picture and explain one arrow. If you are ready, change an </w:t>
+      </w:r>
+      <w:r>
+        <w:rPr>
+          <w:b/>
+        </w:rPr>
+        <w:t>input</w:t>
+      </w:r>
+      <w:r>
+        <w:rPr>
+          <w:b w:val="0"/>
+        </w:rPr>
+        <w:t xml:space="preserve"> or assumption and justify your </w:t>
       </w:r>
       <w:r>
         <w:rPr>
@@ -3038,37 +4030,328 @@
         <w:rPr>
           <w:b w:val="0"/>
         </w:rPr>
-        <w:t xml:space="preserve"> 2.5 and loss 0.25. A sign bug that adds it gives [0.8, -0.1], </w:t>
+        <w:t>.</w:t>
+      </w:r>
+    </w:p>
+    <w:p>
+      <w:pPr>
+        <w:spacing w:line="336" w:lineRule="auto" w:after="180"/>
+      </w:pPr>
+      <w:r>
+        <w:rPr>
+          <w:b w:val="0"/>
+        </w:rPr>
+        <w:t xml:space="preserve">Save your workbook </w:t>
       </w:r>
       <w:r>
         <w:rPr>
           <w:b/>
         </w:rPr>
-        <w:t>prediction</w:t>
+        <w:t>evidence</w:t>
       </w:r>
       <w:r>
         <w:rPr>
           <w:b w:val="0"/>
         </w:rPr>
-        <w:t xml:space="preserve"> 1.5 and loss 2.25.</w:t>
-      </w:r>
-    </w:p>
-    <w:p>
-      <w:pPr>
-        <w:spacing w:line="336" w:lineRule="auto" w:after="180"/>
-      </w:pPr>
-      <w:r>
-        <w:rPr>
-          <w:b w:val="0"/>
-        </w:rPr>
-        <w:t>Recompute loss after the complete update instead of trusting an intended direction.</w:t>
-      </w:r>
-    </w:p>
+        <w:t>. At the next review, try a different case before opening your old answer.</w:t>
+      </w:r>
+    </w:p>
+    <w:p>
+      <w:pPr>
+        <w:pStyle w:val="Heading1"/>
+      </w:pPr>
+      <w:r>
+        <w:t>Reference bank and extra practice</w:t>
+      </w:r>
+    </w:p>
+    <w:p>
+      <w:pPr>
+        <w:pStyle w:val="Heading1"/>
+      </w:pPr>
+      <w:r>
+        <w:t>05. Reference · Use the mathematical words precisely</w:t>
+      </w:r>
+    </w:p>
+    <w:p>
+      <w:r>
+        <w:t>Connect each term to a value or step in the current example.</w:t>
+      </w:r>
+    </w:p>
+    <w:p>
+      <w:pPr>
+        <w:pStyle w:val="Heading2"/>
+      </w:pPr>
+      <w:r>
+        <w:t>Vocabulary and your explanation</w:t>
+      </w:r>
+    </w:p>
+    <w:tbl>
+      <w:tblPr>
+        <w:tblStyle w:val="LightShading-Accent1"/>
+        <w:tblW w:type="auto" w:w="0"/>
+        <w:tblLook w:firstColumn="1" w:firstRow="1" w:lastColumn="0" w:lastRow="0" w:noHBand="0" w:noVBand="1" w:val="04A0"/>
+      </w:tblPr>
+      <w:tblGrid>
+        <w:gridCol w:w="5112"/>
+        <w:gridCol w:w="5112"/>
+      </w:tblGrid>
+      <w:tr>
+        <w:trPr>
+          <w:tblHeader/>
+        </w:trPr>
+        <w:tc>
+          <w:tcPr>
+            <w:tcW w:type="dxa" w:w="5112"/>
+          </w:tcPr>
+          <w:p>
+            <w:r>
+              <w:t>Word</w:t>
+            </w:r>
+          </w:p>
+        </w:tc>
+        <w:tc>
+          <w:tcPr>
+            <w:tcW w:type="dxa" w:w="5112"/>
+          </w:tcPr>
+          <w:p>
+            <w:r>
+              <w:t>Meaning</w:t>
+            </w:r>
+          </w:p>
+        </w:tc>
+      </w:tr>
+      <w:tr>
+        <w:tc>
+          <w:tcPr>
+            <w:tcW w:type="dxa" w:w="5112"/>
+          </w:tcPr>
+          <w:p>
+            <w:r>
+              <w:t>Shape</w:t>
+            </w:r>
+          </w:p>
+        </w:tc>
+        <w:tc>
+          <w:tcPr>
+            <w:tcW w:type="dxa" w:w="5112"/>
+          </w:tcPr>
+          <w:p>
+            <w:r>
+              <w:t>The sizes of an array along its declared axes</w:t>
+            </w:r>
+          </w:p>
+        </w:tc>
+      </w:tr>
+      <w:tr>
+        <w:tc>
+          <w:tcPr>
+            <w:tcW w:type="dxa" w:w="5112"/>
+          </w:tcPr>
+          <w:p>
+            <w:r>
+              <w:t>Contract</w:t>
+            </w:r>
+          </w:p>
+        </w:tc>
+        <w:tc>
+          <w:tcPr>
+            <w:tcW w:type="dxa" w:w="5112"/>
+          </w:tcPr>
+          <w:p>
+            <w:r>
+              <w:t>A stated condition that inputs and outputs must satisfy</w:t>
+            </w:r>
+          </w:p>
+        </w:tc>
+      </w:tr>
+      <w:tr>
+        <w:tc>
+          <w:tcPr>
+            <w:tcW w:type="dxa" w:w="5112"/>
+          </w:tcPr>
+          <w:p>
+            <w:r>
+              <w:t>Partial gradient</w:t>
+            </w:r>
+          </w:p>
+        </w:tc>
+        <w:tc>
+          <w:tcPr>
+            <w:tcW w:type="dxa" w:w="5112"/>
+          </w:tcPr>
+          <w:p>
+            <w:r>
+              <w:t>The change rate of a scalar loss with respect to one parameter while others are fixed</w:t>
+            </w:r>
+          </w:p>
+        </w:tc>
+      </w:tr>
+      <w:tr>
+        <w:tc>
+          <w:tcPr>
+            <w:tcW w:type="dxa" w:w="5112"/>
+          </w:tcPr>
+          <w:p>
+            <w:r>
+              <w:t>Regression check</w:t>
+            </w:r>
+          </w:p>
+        </w:tc>
+        <w:tc>
+          <w:tcPr>
+            <w:tcW w:type="dxa" w:w="5112"/>
+          </w:tcPr>
+          <w:p>
+            <w:r>
+              <w:t>A saved check rerun after a repair to detect the return of a defect</w:t>
+            </w:r>
+          </w:p>
+        </w:tc>
+      </w:tr>
+    </w:tbl>
     <w:p>
       <w:pPr>
         <w:pStyle w:val="Heading3"/>
       </w:pPr>
       <w:r>
+        <w:t>Use two terms to explain a step in this week’s example.</w:t>
+      </w:r>
+    </w:p>
+    <w:p>
+      <w:r>
+        <w:t>________________________________________________________________</w:t>
+      </w:r>
+    </w:p>
+    <w:p>
+      <w:r>
+        <w:t>________________________________________________________________</w:t>
+      </w:r>
+    </w:p>
+    <w:p>
+      <w:r>
+        <w:t>________________________________________________________________</w:t>
+      </w:r>
+    </w:p>
+    <w:p>
+      <w:pPr>
+        <w:pStyle w:val="Heading1"/>
+      </w:pPr>
+      <w:r>
+        <w:t>10. Extra challenge · Explain a stronger case</w:t>
+      </w:r>
+    </w:p>
+    <w:p>
+      <w:r>
+        <w:t>Choose the next challenge after the main route.</w:t>
+      </w:r>
+    </w:p>
+    <w:p>
+      <w:pPr>
+        <w:pStyle w:val="Heading2"/>
+      </w:pPr>
+      <w:r>
+        <w:t>Explain,repair and extend</w:t>
+      </w:r>
+    </w:p>
+    <w:p>
+      <w:pPr>
+        <w:pStyle w:val="Heading3"/>
+      </w:pPr>
+      <w:r>
+        <w:t>Explain → apply → challenge</w:t>
+      </w:r>
+    </w:p>
+    <w:p>
+      <w:pPr>
+        <w:pStyle w:val="ListBullet"/>
+      </w:pPr>
+      <w:r>
+        <w:t>The layer expects W shape 3 by 2, b length 3 and x length 2. A submitted x has length 3. Should the last feature be silently ignored? State the failed contract and repair process.</w:t>
+      </w:r>
+    </w:p>
+    <w:p>
+      <w:pPr>
+        <w:pStyle w:val="ListBullet"/>
+      </w:pPr>
+      <w:r>
+        <w:t>For the diagnostic model at [1, 0], gradient [-4, -2] and rate 0.05, calculate the correct new parameters and loss. Compare with adding the gradient step.</w:t>
+      </w:r>
+    </w:p>
+    <w:p>
+      <w:pPr>
+        <w:pStyle w:val="ListBullet"/>
+      </w:pPr>
+      <w:r>
+        <w:t>A program passes only the x = [1, 2] final-activation test. Propose one intermediate-value check, one malformed-input check and one additional input that exposes the bias omission.</w:t>
+      </w:r>
+    </w:p>
+    <w:p>
+      <w:pPr>
+        <w:pStyle w:val="Heading3"/>
+      </w:pPr>
+      <w:r>
+        <w:t>Explain which evidence supports your conclusion and which claim remains unproved.</w:t>
+      </w:r>
+    </w:p>
+    <w:p>
+      <w:r>
+        <w:t>________________________________________________________________</w:t>
+      </w:r>
+    </w:p>
+    <w:p>
+      <w:r>
+        <w:t>________________________________________________________________</w:t>
+      </w:r>
+    </w:p>
+    <w:p>
+      <w:r>
+        <w:t>________________________________________________________________</w:t>
+      </w:r>
+    </w:p>
+    <w:p>
+      <w:r>
+        <w:t>________________________________________________________________</w:t>
+      </w:r>
+    </w:p>
+    <w:p>
+      <w:r>
+        <w:t>________________________________________________________________</w:t>
+      </w:r>
+    </w:p>
+    <w:p>
+      <w:pPr>
+        <w:pStyle w:val="Heading1"/>
+      </w:pPr>
+      <w:r>
+        <w:t>12. Reference · Check the representation and its limits</w:t>
+      </w:r>
+    </w:p>
+    <w:p>
+      <w:r>
+        <w:t>Use after practice;reserve the new independent y3a+c,target2gradient repair for the first individual attempt.</w:t>
+      </w:r>
+    </w:p>
+    <w:p>
+      <w:pPr>
+        <w:pStyle w:val="Heading2"/>
+      </w:pPr>
+      <w:r>
+        <w:t>Current explanation and response</w:t>
+      </w:r>
+    </w:p>
+    <w:p>
+      <w:pPr>
+        <w:pStyle w:val="ListBullet"/>
+      </w:pPr>
+      <w:r>
+        <w:t>At [w, b] = [1, 0], use the verified gradient [-4, -2] and rate 0.05. Subtracting rate times gradient gives [1.2, 0.1], prediction 2.5 and loss 0.25. A sign bug that adds it gives [0.8, -0.1], prediction 1.5 and loss 2.25. Recompute loss after the complete update instead of trusting an intended direction.</w:t>
+      </w:r>
+    </w:p>
+    <w:p>
+      <w:pPr>
+        <w:pStyle w:val="Heading3"/>
+      </w:pPr>
+      <w:r>
         <w:t>A repair makes one final output match but leaves the third score wrong. Another repair makes loss decrease but has swapped gradient entries. Are either of these sufficient implementation checks? Describe the evidence needed.</w:t>
       </w:r>
     </w:p>
@@ -3094,71 +4377,18 @@
     </w:p>
     <w:p>
       <w:pPr>
-        <w:spacing w:line="336" w:lineRule="auto" w:after="180"/>
-      </w:pPr>
-      <w:r>
-        <w:rPr>
-          <w:b w:val="0"/>
-        </w:rPr>
-        <w:t xml:space="preserve">Lower loss alone cannot prove a correct gradient or update; some wrong steps also improve loss. Retain </w:t>
-      </w:r>
-      <w:r>
-        <w:rPr>
-          <w:b/>
-        </w:rPr>
-        <w:t>shape</w:t>
-      </w:r>
-      <w:r>
-        <w:rPr>
-          <w:b w:val="0"/>
-        </w:rPr>
-        <w:t xml:space="preserve"> rejections, hand-computed intermediate traces, numerical coordinate checks and update checks.</w:t>
-      </w:r>
-    </w:p>
-    <w:p>
-      <w:pPr>
-        <w:spacing w:line="336" w:lineRule="auto" w:after="180"/>
-      </w:pPr>
-      <w:r>
-        <w:rPr>
-          <w:b w:val="0"/>
-        </w:rPr>
-        <w:t>Next week investigates the representations produced by hidden layers.</w:t>
-      </w:r>
-    </w:p>
-    <w:p>
-      <w:pPr>
-        <w:spacing w:line="336" w:lineRule="auto" w:after="180"/>
-      </w:pPr>
-      <w:r>
-        <w:rPr>
-          <w:b w:val="0"/>
-        </w:rPr>
-        <w:t>A program passes only the x = [1, 2] final-activation test. Propose one intermediate-value check, one malformed-</w:t>
-      </w:r>
-      <w:r>
-        <w:rPr>
-          <w:b/>
-        </w:rPr>
-        <w:t>input</w:t>
-      </w:r>
-      <w:r>
-        <w:rPr>
-          <w:b w:val="0"/>
-        </w:rPr>
-        <w:t xml:space="preserve"> check and one additional </w:t>
-      </w:r>
-      <w:r>
-        <w:rPr>
-          <w:b/>
-        </w:rPr>
-        <w:t>input</w:t>
-      </w:r>
-      <w:r>
-        <w:rPr>
-          <w:b w:val="0"/>
-        </w:rPr>
-        <w:t xml:space="preserve"> that exposes the bias omission.</w:t>
+        <w:pStyle w:val="ListBullet"/>
+      </w:pPr>
+      <w:r>
+        <w:t>Lower loss alone cannot prove a correct gradient or update; some wrong steps also improve loss. Retain shape rejections, hand-computed intermediate traces, numerical coordinate checks and update checks. Next week investigates the representations produced by hidden layers.</w:t>
+      </w:r>
+    </w:p>
+    <w:p>
+      <w:pPr>
+        <w:pStyle w:val="ListBullet"/>
+      </w:pPr>
+      <w:r>
+        <w:t>A program passes only the x = [1, 2] final-activation test. Propose one intermediate-value check, one malformed-input check and one additional input that exposes the bias omission.</w:t>
       </w:r>
     </w:p>
     <w:p>
@@ -3194,12 +4424,20 @@
         <w:pStyle w:val="Heading1"/>
       </w:pPr>
       <w:r>
-        <w:t>13. Study a complete case</w:t>
-      </w:r>
-    </w:p>
-    <w:p>
-      <w:r>
-        <w:t>Revisit the complete Debugging shapes and gradients case for supported practice. Repeated examples do not become fresh assessments.</w:t>
+        <w:t>13. Extra practice · Revisit the complete trace</w:t>
+      </w:r>
+    </w:p>
+    <w:p>
+      <w:r>
+        <w:t>Predict before reading the supplied steps.</w:t>
+      </w:r>
+    </w:p>
+    <w:p>
+      <w:pPr>
+        <w:pStyle w:val="Heading2"/>
+      </w:pPr>
+      <w:r>
+        <w:t>Complete trace and evidence</w:t>
       </w:r>
     </w:p>
     <w:p>
@@ -3432,228 +4670,20 @@
         <w:pStyle w:val="Heading1"/>
       </w:pPr>
       <w:r>
-        <w:t>14. Try a new case independently</w:t>
-      </w:r>
-    </w:p>
-    <w:p>
-      <w:r>
-        <w:t>Attempt the reserved new case before feedback. Record support; the earlier examples below remain additional practice.</w:t>
-      </w:r>
-    </w:p>
-    <w:p>
-      <w:pPr>
-        <w:pStyle w:val="Heading3"/>
-      </w:pPr>
-      <w:r>
-        <w:t>Independent case: Debug a new gradient independently</w:t>
-      </w:r>
-    </w:p>
-    <w:p>
-      <w:pPr>
-        <w:spacing w:line="336" w:lineRule="auto" w:after="180"/>
-      </w:pPr>
-      <w:r>
-        <w:rPr>
-          <w:b w:val="0"/>
-        </w:rPr>
-        <w:t>Use y = 3a + c, target 2, loss (y - 2) squared, at [a, c] = [0, 1]. A program returns gradient [-2, -6] in order [a, c].</w:t>
-      </w:r>
-    </w:p>
-    <w:p>
-      <w:pPr>
-        <w:spacing w:line="336" w:lineRule="auto" w:after="180"/>
-      </w:pPr>
-      <w:r>
-        <w:rPr>
-          <w:b w:val="0"/>
-        </w:rPr>
-        <w:t>Use symmetric step 0.1 to check each coordinate, then update both with the corrected gradient and rate 0.05. Report new parameters and loss.</w:t>
-      </w:r>
-    </w:p>
-    <w:p>
-      <w:pPr>
-        <w:pStyle w:val="Heading3"/>
-      </w:pPr>
-      <w:r>
-        <w:t>My independent explanation, trace and limits</w:t>
-      </w:r>
-    </w:p>
-    <w:p>
-      <w:r>
-        <w:t>________________________________________________________________</w:t>
-      </w:r>
-    </w:p>
-    <w:p>
-      <w:r>
-        <w:t>________________________________________________________________</w:t>
-      </w:r>
-    </w:p>
-    <w:p>
-      <w:r>
-        <w:t>________________________________________________________________</w:t>
-      </w:r>
-    </w:p>
-    <w:p>
-      <w:r>
-        <w:t>________________________________________________________________</w:t>
-      </w:r>
-    </w:p>
-    <w:p>
-      <w:r>
-        <w:t>________________________________________________________________</w:t>
-      </w:r>
-    </w:p>
-    <w:p>
-      <w:r>
-        <w:t>________________________________________________________________</w:t>
-      </w:r>
-    </w:p>
-    <w:p>
-      <w:r>
-        <w:t>________________________________________________________________</w:t>
-      </w:r>
-    </w:p>
-    <w:p>
-      <w:pPr>
-        <w:spacing w:line="336" w:lineRule="auto" w:after="180"/>
-      </w:pPr>
-      <w:r>
-        <w:rPr>
-          <w:b w:val="0"/>
-        </w:rPr>
-        <w:t>Attempt this case before feedback. Record any help. Earlier examples below are further practice; a case already practised with feedback cannot establish fresh transfer.</w:t>
-      </w:r>
-    </w:p>
-    <w:p>
-      <w:pPr>
-        <w:pStyle w:val="Heading3"/>
-      </w:pPr>
-      <w:r>
-        <w:t>Attempt this without hints</w:t>
-      </w:r>
-    </w:p>
-    <w:p>
-      <w:pPr>
-        <w:spacing w:line="336" w:lineRule="auto" w:after="180"/>
-      </w:pPr>
-      <w:r>
-        <w:rPr>
-          <w:b w:val="0"/>
-        </w:rPr>
-        <w:t>Use y = 3a + c, target 2, loss (y - 2) squared, at [a, c] = [0, 1]. A program returns gradient [-2, -6] in order [a, c].</w:t>
-      </w:r>
-    </w:p>
-    <w:p>
-      <w:pPr>
-        <w:spacing w:line="336" w:lineRule="auto" w:after="180"/>
-      </w:pPr>
-      <w:r>
-        <w:rPr>
-          <w:b w:val="0"/>
-        </w:rPr>
-        <w:t>Use symmetric step 0.1 to check each coordinate, then update both with the corrected gradient and rate 0.05. Report new parameters and loss.</w:t>
-      </w:r>
-    </w:p>
-    <w:p>
-      <w:pPr>
-        <w:pStyle w:val="Heading3"/>
-      </w:pPr>
-      <w:r>
-        <w:t>My independent procedure, result and limitation</w:t>
-      </w:r>
-    </w:p>
-    <w:p>
-      <w:r>
-        <w:t>________________________________________________________________</w:t>
-      </w:r>
-    </w:p>
-    <w:p>
-      <w:r>
-        <w:t>________________________________________________________________</w:t>
-      </w:r>
-    </w:p>
-    <w:p>
-      <w:r>
-        <w:t>________________________________________________________________</w:t>
-      </w:r>
-    </w:p>
-    <w:p>
-      <w:r>
-        <w:t>________________________________________________________________</w:t>
-      </w:r>
-    </w:p>
-    <w:p>
-      <w:r>
-        <w:t>________________________________________________________________</w:t>
-      </w:r>
-    </w:p>
-    <w:p>
-      <w:r>
-        <w:t>________________________________________________________________</w:t>
-      </w:r>
-    </w:p>
-    <w:p>
-      <w:r>
-        <w:t>________________________________________________________________</w:t>
-      </w:r>
-    </w:p>
-    <w:p>
-      <w:r>
-        <w:t>________________________________________________________________</w:t>
-      </w:r>
-    </w:p>
-    <w:p>
-      <w:pPr>
-        <w:spacing w:line="336" w:lineRule="auto" w:after="180"/>
-      </w:pPr>
-      <w:r>
-        <w:rPr>
-          <w:b w:val="0"/>
-        </w:rPr>
-        <w:t>Record support used: none, hint or teacher explanation. After feedback, a different case is needed to demonstrate independence.</w:t>
-      </w:r>
-    </w:p>
-    <w:p>
-      <w:pPr>
-        <w:pStyle w:val="Heading3"/>
-      </w:pPr>
-      <w:r>
-        <w:t>Use feedback to improve</w:t>
-      </w:r>
-    </w:p>
-    <w:p>
-      <w:pPr>
-        <w:spacing w:line="336" w:lineRule="auto" w:after="180"/>
-      </w:pPr>
-      <w:r>
-        <w:rPr>
-          <w:b w:val="0"/>
-        </w:rPr>
-        <w:t>Attempt the independent case before hints. Record whether you worked alone, used a hint or followed a model. After feedback, fix the first unsupported step and explain why it changed.</w:t>
-      </w:r>
-    </w:p>
-    <w:p>
-      <w:pPr>
-        <w:spacing w:line="336" w:lineRule="auto" w:after="180"/>
-      </w:pPr>
-      <w:r>
-        <w:rPr>
-          <w:b w:val="0"/>
-        </w:rPr>
-        <w:t>A later check uses a changed case, not a copied answer.</w:t>
-      </w:r>
-    </w:p>
-    <w:p>
-      <w:pPr>
-        <w:pStyle w:val="Heading1"/>
-      </w:pPr>
-      <w:r>
-        <w:t>15. Your lesson route</w:t>
-      </w:r>
-    </w:p>
-    <w:p>
-      <w:r>
-        <w:t>Use this map to navigate Debugging shapes and gradients, connect the goals to tasks and keep one evidence record for each attempt.</w:t>
+        <w:t>15. Reference · The earlier route checklist</w:t>
+      </w:r>
+    </w:p>
+    <w:p>
+      <w:r>
+        <w:t>Use one main route rather than repeating the lesson.</w:t>
+      </w:r>
+    </w:p>
+    <w:p>
+      <w:pPr>
+        <w:pStyle w:val="Heading2"/>
+      </w:pPr>
+      <w:r>
+        <w:t>Targets,route and first prediction</w:t>
       </w:r>
     </w:p>
     <w:p>
@@ -3832,12 +4862,117 @@
         <w:pStyle w:val="Heading1"/>
       </w:pPr>
       <w:r>
-        <w:t>16. Finish and return</w:t>
-      </w:r>
-    </w:p>
-    <w:p>
-      <w:r>
-        <w:t>Explain Debugging shapes and gradients without notes, identify a remaining question and plan a later check with a changed case.</w:t>
+        <w:t>17. Extra practice · Predict,check and repair</w:t>
+      </w:r>
+    </w:p>
+    <w:p>
+      <w:r>
+        <w:t>Keep supported feedback separate from the independent case.</w:t>
+      </w:r>
+    </w:p>
+    <w:p>
+      <w:pPr>
+        <w:pStyle w:val="Heading2"/>
+      </w:pPr>
+      <w:r>
+        <w:t>First supported question and optional hint</w:t>
+      </w:r>
+    </w:p>
+    <w:p>
+      <w:pPr>
+        <w:pStyle w:val="ListBullet"/>
+      </w:pPr>
+      <w:r>
+        <w:t>Catch a gradient -order bug before the optimiser changes parameters.</w:t>
+      </w:r>
+    </w:p>
+    <w:p>
+      <w:pPr>
+        <w:pStyle w:val="Heading3"/>
+      </w:pPr>
+      <w:r>
+        <w:t>Practice 1: explain the deciding evidence</w:t>
+      </w:r>
+    </w:p>
+    <w:p>
+      <w:pPr>
+        <w:pStyle w:val="ListBullet"/>
+      </w:pPr>
+      <w:r>
+        <w:t>Which labelled step matches this detail? At rate 0.01: new [a, c]=[1.08, 0.12]; y = 2.52, loss 2.1904.</w:t>
+      </w:r>
+    </w:p>
+    <w:p>
+      <w:pPr>
+        <w:pStyle w:val="ListBullet"/>
+      </w:pPr>
+      <w:r>
+        <w:t>1. Compute correct gradient</w:t>
+      </w:r>
+    </w:p>
+    <w:p>
+      <w:pPr>
+        <w:pStyle w:val="ListBullet"/>
+      </w:pPr>
+      <w:r>
+        <w:t>2. Check coordinates</w:t>
+      </w:r>
+    </w:p>
+    <w:p>
+      <w:pPr>
+        <w:pStyle w:val="ListBullet"/>
+      </w:pPr>
+      <w:r>
+        <w:t>3. Apply correct update</w:t>
+      </w:r>
+    </w:p>
+    <w:p>
+      <w:pPr>
+        <w:pStyle w:val="Heading3"/>
+      </w:pPr>
+      <w:r>
+        <w:t>My selected conclusion, deciding fact and explanation</w:t>
+      </w:r>
+    </w:p>
+    <w:p>
+      <w:r>
+        <w:t>________________________________________________________________</w:t>
+      </w:r>
+    </w:p>
+    <w:p>
+      <w:r>
+        <w:t>________________________________________________________________</w:t>
+      </w:r>
+    </w:p>
+    <w:p>
+      <w:r>
+        <w:t>________________________________________________________________</w:t>
+      </w:r>
+    </w:p>
+    <w:p>
+      <w:r>
+        <w:t>________________________________________________________________</w:t>
+      </w:r>
+    </w:p>
+    <w:p>
+      <w:r>
+        <w:t>________________________________________________________________</w:t>
+      </w:r>
+    </w:p>
+    <w:p>
+      <w:pPr>
+        <w:pStyle w:val="ListBullet"/>
+      </w:pPr>
+      <w:r>
+        <w:t>Hint if needed: Read the steps in the pictorial case. Match the supplied detail to the stage that performs or records it.</w:t>
+      </w:r>
+    </w:p>
+    <w:p>
+      <w:pPr>
+        <w:pStyle w:val="Heading2"/>
+      </w:pPr>
+      <w:r>
+        <w:t>Check after the first attempt · reference / check after trying</w:t>
       </w:r>
     </w:p>
     <w:p>
@@ -3848,52 +4983,19 @@
         <w:rPr>
           <w:b w:val="0"/>
         </w:rPr>
-        <w:t xml:space="preserve">Close your notes. Explain this goal in your own words: Check dimension </w:t>
+        <w:t xml:space="preserve">After your attempt, compare with the supported explanation: Apply correct update At rate 0.01: new [a, c]=[1.08, 0.12]; y = 2.52, loss 2.1904. Array </w:t>
       </w:r>
       <w:r>
         <w:rPr>
           <w:b/>
         </w:rPr>
-        <w:t>contract</w:t>
+        <w:t>shape</w:t>
       </w:r>
       <w:r>
         <w:rPr>
           <w:b w:val="0"/>
         </w:rPr>
-        <w:t>s before computing a layer</w:t>
-      </w:r>
-    </w:p>
-    <w:p>
-      <w:pPr>
-        <w:pStyle w:val="Heading3"/>
-      </w:pPr>
-      <w:r>
-        <w:t>My deciding step, evidence and one remaining question</w:t>
-      </w:r>
-    </w:p>
-    <w:p>
-      <w:r>
-        <w:t>________________________________________________________________</w:t>
-      </w:r>
-    </w:p>
-    <w:p>
-      <w:r>
-        <w:t>________________________________________________________________</w:t>
-      </w:r>
-    </w:p>
-    <w:p>
-      <w:r>
-        <w:t>________________________________________________________________</w:t>
-      </w:r>
-    </w:p>
-    <w:p>
-      <w:r>
-        <w:t>________________________________________________________________</w:t>
-      </w:r>
-    </w:p>
-    <w:p>
-      <w:r>
-        <w:t>________________________________________________________________</w:t>
+        <w:t xml:space="preserve"> and coordinate meaning both matter.</w:t>
       </w:r>
     </w:p>
     <w:p>
@@ -3904,7 +5006,319 @@
         <w:rPr>
           <w:b w:val="0"/>
         </w:rPr>
-        <w:t xml:space="preserve">If you are unsure, return to the worked picture and explain one arrow. If you are ready, change an </w:t>
+        <w:t>A vector with two entries can have the right length but assign each derivative to the wrong parameter. Label the entries a and c, then perturb one coordinate at a time to check their slopes.</w:t>
+      </w:r>
+    </w:p>
+    <w:p>
+      <w:pPr>
+        <w:spacing w:line="336" w:lineRule="auto" w:after="180"/>
+      </w:pPr>
+      <w:r>
+        <w:rPr>
+          <w:b w:val="0"/>
+        </w:rPr>
+        <w:t>Repairing the coordinate mapping is necessary before using the gradient to update the network.</w:t>
+      </w:r>
+    </w:p>
+    <w:p>
+      <w:pPr>
+        <w:pStyle w:val="Heading2"/>
+      </w:pPr>
+      <w:r>
+        <w:t>Changed-case question and optional hint</w:t>
+      </w:r>
+    </w:p>
+    <w:p>
+      <w:pPr>
+        <w:pStyle w:val="Heading3"/>
+      </w:pPr>
+      <w:r>
+        <w:t>Practice 2: explain the deciding evidence</w:t>
+      </w:r>
+    </w:p>
+    <w:p>
+      <w:pPr>
+        <w:pStyle w:val="ListBullet"/>
+      </w:pPr>
+      <w:r>
+        <w:t>Changed-case practice: The program changes its declared order to [c, a] and returns [-12,-8]. Which conclusion is supported by the supplied facts?</w:t>
+      </w:r>
+    </w:p>
+    <w:p>
+      <w:pPr>
+        <w:pStyle w:val="ListBullet"/>
+      </w:pPr>
+      <w:r>
+        <w:t>1. This one example guarantees correct results for every future input.</w:t>
+      </w:r>
+    </w:p>
+    <w:p>
+      <w:pPr>
+        <w:pStyle w:val="ListBullet"/>
+      </w:pPr>
+      <w:r>
+        <w:t>2. That vector now matches the declared coordinate order.</w:t>
+      </w:r>
+    </w:p>
+    <w:p>
+      <w:pPr>
+        <w:pStyle w:val="ListBullet"/>
+      </w:pPr>
+      <w:r>
+        <w:t>3. We can decide the result without examining the changed input or the procedure.</w:t>
+      </w:r>
+    </w:p>
+    <w:p>
+      <w:pPr>
+        <w:pStyle w:val="Heading3"/>
+      </w:pPr>
+      <w:r>
+        <w:t>My selected conclusion, deciding fact and explanation</w:t>
+      </w:r>
+    </w:p>
+    <w:p>
+      <w:r>
+        <w:t>________________________________________________________________</w:t>
+      </w:r>
+    </w:p>
+    <w:p>
+      <w:r>
+        <w:t>________________________________________________________________</w:t>
+      </w:r>
+    </w:p>
+    <w:p>
+      <w:r>
+        <w:t>________________________________________________________________</w:t>
+      </w:r>
+    </w:p>
+    <w:p>
+      <w:r>
+        <w:t>________________________________________________________________</w:t>
+      </w:r>
+    </w:p>
+    <w:p>
+      <w:r>
+        <w:t>________________________________________________________________</w:t>
+      </w:r>
+    </w:p>
+    <w:p>
+      <w:pPr>
+        <w:pStyle w:val="ListBullet"/>
+      </w:pPr>
+      <w:r>
+        <w:t>Hint if needed: Use the changed condition and the deciding step in the pictorial trace. The answer must say what follows from those facts.</w:t>
+      </w:r>
+    </w:p>
+    <w:p>
+      <w:pPr>
+        <w:pStyle w:val="Heading2"/>
+      </w:pPr>
+      <w:r>
+        <w:t>Check after the changed attempt · reference / check after trying</w:t>
+      </w:r>
+    </w:p>
+    <w:p>
+      <w:pPr>
+        <w:spacing w:line="336" w:lineRule="auto" w:after="180"/>
+      </w:pPr>
+      <w:r>
+        <w:rPr>
+          <w:b w:val="0"/>
+        </w:rPr>
+        <w:t>After your attempt, compare with the supported explanation: That vector now matches the declared coordinate order. Gradient values are meaningful only when their parameter names and array positions agree.</w:t>
+      </w:r>
+    </w:p>
+    <w:p>
+      <w:pPr>
+        <w:pStyle w:val="Heading2"/>
+      </w:pPr>
+      <w:r>
+        <w:t>Repair and retain the record</w:t>
+      </w:r>
+    </w:p>
+    <w:p>
+      <w:pPr>
+        <w:spacing w:line="336" w:lineRule="auto" w:after="180"/>
+      </w:pPr>
+      <w:r>
+        <w:rPr>
+          <w:b w:val="0"/>
+        </w:rPr>
+        <w:t xml:space="preserve">Review Initialisation and reproducibility (ai-5/17). Goal: Trace how starting values affect a fixed </w:t>
+      </w:r>
+      <w:r>
+        <w:rPr>
+          <w:b/>
+        </w:rPr>
+        <w:t>training</w:t>
+      </w:r>
+      <w:r>
+        <w:rPr>
+          <w:b w:val="0"/>
+        </w:rPr>
+        <w:t xml:space="preserve"> budget. Short practice: Does the matching final loss mean the parameter values are equal?</w:t>
+      </w:r>
+    </w:p>
+    <w:p>
+      <w:pPr>
+        <w:spacing w:line="336" w:lineRule="auto" w:after="180"/>
+      </w:pPr>
+      <w:r>
+        <w:rPr>
+          <w:b w:val="0"/>
+        </w:rPr>
+        <w:t xml:space="preserve">Point to the relevant step in the picture, then write the changed result and the rule or </w:t>
+      </w:r>
+      <w:r>
+        <w:rPr>
+          <w:b/>
+        </w:rPr>
+        <w:t>evidence</w:t>
+      </w:r>
+      <w:r>
+        <w:rPr>
+          <w:b w:val="0"/>
+        </w:rPr>
+        <w:t xml:space="preserve"> that supports it.. Return to this week and explain what you changed.</w:t>
+      </w:r>
+    </w:p>
+    <w:p>
+      <w:pPr>
+        <w:spacing w:line="336" w:lineRule="auto" w:after="180"/>
+      </w:pPr>
+      <w:r>
+        <w:rPr>
+          <w:b w:val="0"/>
+        </w:rPr>
+        <w:t xml:space="preserve">Review </w:t>
+      </w:r>
+      <w:r>
+        <w:rPr>
+          <w:b/>
+        </w:rPr>
+        <w:t>Training</w:t>
+      </w:r>
+      <w:r>
+        <w:rPr>
+          <w:b w:val="0"/>
+        </w:rPr>
+        <w:t xml:space="preserve"> and validation curves (ai-5/15). Goal: Compute comparable </w:t>
+      </w:r>
+      <w:r>
+        <w:rPr>
+          <w:b/>
+        </w:rPr>
+        <w:t>training</w:t>
+      </w:r>
+      <w:r>
+        <w:rPr>
+          <w:b w:val="0"/>
+        </w:rPr>
+        <w:t xml:space="preserve"> and validation losses at saved checkpoints. Short practice: Can the original epoch 3 </w:t>
+      </w:r>
+      <w:r>
+        <w:rPr>
+          <w:b/>
+        </w:rPr>
+        <w:t>training</w:t>
+      </w:r>
+      <w:r>
+        <w:rPr>
+          <w:b w:val="0"/>
+        </w:rPr>
+        <w:t xml:space="preserve"> loss 1 justify claiming best generalisation?</w:t>
+      </w:r>
+    </w:p>
+    <w:p>
+      <w:pPr>
+        <w:spacing w:line="336" w:lineRule="auto" w:after="180"/>
+      </w:pPr>
+      <w:r>
+        <w:rPr>
+          <w:b w:val="0"/>
+        </w:rPr>
+        <w:t xml:space="preserve">Point to the relevant step in the picture, then write the changed result and the rule or </w:t>
+      </w:r>
+      <w:r>
+        <w:rPr>
+          <w:b/>
+        </w:rPr>
+        <w:t>evidence</w:t>
+      </w:r>
+      <w:r>
+        <w:rPr>
+          <w:b w:val="0"/>
+        </w:rPr>
+        <w:t xml:space="preserve"> that supports it.. Return to this week and explain what you changed.</w:t>
+      </w:r>
+    </w:p>
+    <w:p>
+      <w:pPr>
+        <w:spacing w:line="336" w:lineRule="auto" w:after="180"/>
+      </w:pPr>
+      <w:r>
+        <w:rPr>
+          <w:b w:val="0"/>
+        </w:rPr>
+        <w:t xml:space="preserve">Review </w:t>
+      </w:r>
+      <w:r>
+        <w:rPr>
+          <w:b/>
+        </w:rPr>
+        <w:t>Training</w:t>
+      </w:r>
+      <w:r>
+        <w:rPr>
+          <w:b w:val="0"/>
+        </w:rPr>
+        <w:t xml:space="preserve"> a small network (ai-5/12). Goal: Trace repeated forward loss gradient and update steps. Short practice: Which parameter changed, and which part was not trained?</w:t>
+      </w:r>
+    </w:p>
+    <w:p>
+      <w:pPr>
+        <w:spacing w:line="336" w:lineRule="auto" w:after="180"/>
+      </w:pPr>
+      <w:r>
+        <w:rPr>
+          <w:b w:val="0"/>
+        </w:rPr>
+        <w:t xml:space="preserve">Point to the relevant step in the picture, then write the changed result and the rule or </w:t>
+      </w:r>
+      <w:r>
+        <w:rPr>
+          <w:b/>
+        </w:rPr>
+        <w:t>evidence</w:t>
+      </w:r>
+      <w:r>
+        <w:rPr>
+          <w:b w:val="0"/>
+        </w:rPr>
+        <w:t xml:space="preserve"> that supports it.. Return to this week and explain what you changed.</w:t>
+      </w:r>
+    </w:p>
+    <w:p>
+      <w:pPr>
+        <w:spacing w:line="336" w:lineRule="auto" w:after="180"/>
+      </w:pPr>
+      <w:r>
+        <w:rPr>
+          <w:b w:val="0"/>
+        </w:rPr>
+        <w:t xml:space="preserve">The browser lab lets you edit the supported Python examples already included in this lesson. Predict first, run, inspect the actual </w:t>
+      </w:r>
+      <w:r>
+        <w:rPr>
+          <w:b/>
+        </w:rPr>
+        <w:t>output</w:t>
+      </w:r>
+      <w:r>
+        <w:rPr>
+          <w:b w:val="0"/>
+        </w:rPr>
+        <w:t xml:space="preserve"> or error, change one </w:t>
       </w:r>
       <w:r>
         <w:rPr>
@@ -3916,7 +5330,18 @@
         <w:rPr>
           <w:b w:val="0"/>
         </w:rPr>
-        <w:t xml:space="preserve"> or assumption and justify your </w:t>
+        <w:t>, then run again.</w:t>
+      </w:r>
+    </w:p>
+    <w:p>
+      <w:pPr>
+        <w:spacing w:line="336" w:lineRule="auto" w:after="180"/>
+      </w:pPr>
+      <w:r>
+        <w:rPr>
+          <w:b w:val="0"/>
+        </w:rPr>
+        <w:t xml:space="preserve">Keep code, </w:t>
       </w:r>
       <w:r>
         <w:rPr>
@@ -3928,7 +5353,7 @@
         <w:rPr>
           <w:b w:val="0"/>
         </w:rPr>
-        <w:t>.</w:t>
+        <w:t>s, actual results and a reasoned revision together. On paper, label your result as a trace rather than an execution.</w:t>
       </w:r>
     </w:p>
     <w:p>
@@ -3939,7 +5364,7 @@
         <w:rPr>
           <w:b w:val="0"/>
         </w:rPr>
-        <w:t xml:space="preserve">Save your workbook </w:t>
+        <w:t xml:space="preserve">Use Download completed work in the hosted lesson to export your answers, reflections, practice feedback and code-run </w:t>
       </w:r>
       <w:r>
         <w:rPr>
@@ -3951,20 +5376,26 @@
         <w:rPr>
           <w:b w:val="0"/>
         </w:rPr>
-        <w:t>. At the next review, try a different case before opening your old answer.</w:t>
-      </w:r>
-    </w:p>
-    <w:p>
-      <w:pPr>
-        <w:pStyle w:val="Heading1"/>
-      </w:pPr>
-      <w:r>
-        <w:t>17. Supported practice, repair and portfolio</w:t>
-      </w:r>
-    </w:p>
-    <w:p>
-      <w:r>
-        <w:t>Attempt supported questions before using hints or feedback. Review a missing building block, then keep the completed work.</w:t>
+        <w:t>. Open the HTML copy to read or print it.</w:t>
+      </w:r>
+    </w:p>
+    <w:p>
+      <w:pPr>
+        <w:spacing w:line="336" w:lineRule="auto" w:after="180"/>
+      </w:pPr>
+      <w:r>
+        <w:rPr>
+          <w:b w:val="0"/>
+        </w:rPr>
+        <w:t>Drafts stay in this browser when storage is available; clear drafts on a shared device.</w:t>
+      </w:r>
+    </w:p>
+    <w:p>
+      <w:pPr>
+        <w:pStyle w:val="Heading2"/>
+      </w:pPr>
+      <w:r>
+        <w:t>Earlier wording, alternatives and picture transcripts · reference / check after trying</w:t>
       </w:r>
     </w:p>
     <w:p>
@@ -3980,68 +5411,10 @@
     </w:p>
     <w:p>
       <w:pPr>
-        <w:spacing w:line="336" w:lineRule="auto" w:after="180"/>
-      </w:pPr>
-      <w:r>
-        <w:rPr>
-          <w:b w:val="0"/>
-        </w:rPr>
-        <w:t>Catch a gradient -order bug before the optimiser changes parameters.</w:t>
-      </w:r>
-    </w:p>
-    <w:p>
-      <w:pPr>
         <w:pStyle w:val="Heading3"/>
       </w:pPr>
       <w:r>
-        <w:t>Practice 1: explain the deciding evidence</w:t>
-      </w:r>
-    </w:p>
-    <w:p>
-      <w:pPr>
-        <w:spacing w:line="336" w:lineRule="auto" w:after="180"/>
-      </w:pPr>
-      <w:r>
-        <w:rPr>
-          <w:b w:val="0"/>
-        </w:rPr>
-        <w:t>Which labelled step matches this detail? At rate 0.01: new [a, c]=[1.08, 0.12]; y = 2.52, loss 2.1904.</w:t>
-      </w:r>
-    </w:p>
-    <w:p>
-      <w:pPr>
-        <w:spacing w:line="336" w:lineRule="auto" w:after="180"/>
-        <w:shd w:fill="F4F9FC"/>
-      </w:pPr>
-      <w:r>
-        <w:rPr>
-          <w:b w:val="0"/>
-        </w:rPr>
-        <w:t>1. Compute correct gradient</w:t>
-      </w:r>
-    </w:p>
-    <w:p>
-      <w:pPr>
-        <w:spacing w:line="336" w:lineRule="auto" w:after="180"/>
-        <w:shd w:fill="F4F9FC"/>
-      </w:pPr>
-      <w:r>
-        <w:rPr>
-          <w:b w:val="0"/>
-        </w:rPr>
-        <w:t>2. Check coordinates</w:t>
-      </w:r>
-    </w:p>
-    <w:p>
-      <w:pPr>
-        <w:spacing w:line="336" w:lineRule="auto" w:after="180"/>
-        <w:shd w:fill="F4F9FC"/>
-      </w:pPr>
-      <w:r>
-        <w:rPr>
-          <w:b w:val="0"/>
-        </w:rPr>
-        <w:t>3. Apply correct update</w:t>
+        <w:t>Repair a missing building block</w:t>
       </w:r>
     </w:p>
     <w:p>
@@ -4049,32 +5422,7 @@
         <w:pStyle w:val="Heading3"/>
       </w:pPr>
       <w:r>
-        <w:t>My selected conclusion, deciding fact and explanation</w:t>
-      </w:r>
-    </w:p>
-    <w:p>
-      <w:r>
-        <w:t>________________________________________________________________</w:t>
-      </w:r>
-    </w:p>
-    <w:p>
-      <w:r>
-        <w:t>________________________________________________________________</w:t>
-      </w:r>
-    </w:p>
-    <w:p>
-      <w:r>
-        <w:t>________________________________________________________________</w:t>
-      </w:r>
-    </w:p>
-    <w:p>
-      <w:r>
-        <w:t>________________________________________________________________</w:t>
-      </w:r>
-    </w:p>
-    <w:p>
-      <w:r>
-        <w:t>________________________________________________________________</w:t>
+        <w:t>Predict, run and debug</w:t>
       </w:r>
     </w:p>
     <w:p>
@@ -4082,532 +5430,25 @@
         <w:pStyle w:val="Heading3"/>
       </w:pPr>
       <w:r>
-        <w:t>Hint · try first</w:t>
-      </w:r>
-    </w:p>
-    <w:p>
-      <w:pPr>
-        <w:spacing w:line="336" w:lineRule="auto" w:after="180"/>
-        <w:shd w:fill="F1F6F8"/>
-      </w:pPr>
-      <w:r>
-        <w:rPr>
-          <w:b w:val="0"/>
-        </w:rPr>
-        <w:t>Hint if needed: Read the steps in the pictorial case. Match the supplied detail to the stage that performs or records it.</w:t>
-      </w:r>
-    </w:p>
-    <w:p>
-      <w:pPr>
-        <w:pStyle w:val="Heading3"/>
-      </w:pPr>
-      <w:r>
-        <w:t>Feedback · compare after trying</w:t>
-      </w:r>
-    </w:p>
-    <w:p>
-      <w:pPr>
-        <w:spacing w:line="336" w:lineRule="auto" w:after="180"/>
-        <w:shd w:fill="F1F6FC"/>
-      </w:pPr>
-      <w:r>
-        <w:rPr>
-          <w:b w:val="0"/>
-        </w:rPr>
-        <w:t xml:space="preserve">After your attempt, compare with the supported explanation: Apply correct update At rate 0.01: new [a, c]=[1.08, 0.12]; y = 2.52, loss 2.1904. Array </w:t>
-      </w:r>
-      <w:r>
-        <w:rPr>
-          <w:b/>
-        </w:rPr>
-        <w:t>shape</w:t>
-      </w:r>
-      <w:r>
-        <w:rPr>
-          <w:b w:val="0"/>
-        </w:rPr>
-        <w:t xml:space="preserve"> and coordinate meaning both matter.</w:t>
-      </w:r>
-    </w:p>
-    <w:p>
-      <w:pPr>
-        <w:spacing w:line="336" w:lineRule="auto" w:after="180"/>
-        <w:shd w:fill="F1F6FC"/>
-      </w:pPr>
-      <w:r>
-        <w:rPr>
-          <w:b w:val="0"/>
-        </w:rPr>
-        <w:t>A vector with two entries can have the right length but assign each derivative to the wrong parameter. Label the entries a and c, then perturb one coordinate at a time to check their slopes.</w:t>
-      </w:r>
-    </w:p>
-    <w:p>
-      <w:pPr>
-        <w:spacing w:line="336" w:lineRule="auto" w:after="180"/>
-        <w:shd w:fill="F1F6FC"/>
-      </w:pPr>
-      <w:r>
-        <w:rPr>
-          <w:b w:val="0"/>
-        </w:rPr>
-        <w:t>Repairing the coordinate mapping is necessary before using the gradient to update the network.</w:t>
-      </w:r>
-    </w:p>
-    <w:p>
-      <w:pPr>
-        <w:pStyle w:val="Heading3"/>
-      </w:pPr>
-      <w:r>
-        <w:t>Practice 2: explain the deciding evidence</w:t>
-      </w:r>
-    </w:p>
-    <w:p>
-      <w:pPr>
-        <w:pStyle w:val="Heading3"/>
-      </w:pPr>
-      <w:r>
-        <w:t>Changed case · predict first</w:t>
-      </w:r>
-    </w:p>
-    <w:p>
-      <w:pPr>
-        <w:spacing w:line="336" w:lineRule="auto" w:after="180"/>
-        <w:shd w:fill="F5F1FB"/>
-      </w:pPr>
-      <w:r>
-        <w:rPr>
-          <w:b w:val="0"/>
-        </w:rPr>
-        <w:t>Changed-case practice: The program changes its declared order to [c, a] and returns [-12,-8]. Which conclusion is supported by the supplied facts?</w:t>
-      </w:r>
-    </w:p>
-    <w:p>
-      <w:pPr>
-        <w:spacing w:line="336" w:lineRule="auto" w:after="180"/>
-        <w:shd w:fill="F4F9FC"/>
-      </w:pPr>
-      <w:r>
-        <w:rPr>
-          <w:b w:val="0"/>
-        </w:rPr>
-        <w:t xml:space="preserve">1. This one example guarantees correct results for every future </w:t>
-      </w:r>
-      <w:r>
-        <w:rPr>
-          <w:b/>
-        </w:rPr>
-        <w:t>input</w:t>
-      </w:r>
-      <w:r>
-        <w:rPr>
-          <w:b w:val="0"/>
-        </w:rPr>
-        <w:t>.</w:t>
-      </w:r>
-    </w:p>
-    <w:p>
-      <w:pPr>
-        <w:spacing w:line="336" w:lineRule="auto" w:after="180"/>
-        <w:shd w:fill="F4F9FC"/>
-      </w:pPr>
-      <w:r>
-        <w:rPr>
-          <w:b w:val="0"/>
-        </w:rPr>
-        <w:t>2. That vector now matches the declared coordinate order.</w:t>
-      </w:r>
-    </w:p>
-    <w:p>
-      <w:pPr>
-        <w:spacing w:line="336" w:lineRule="auto" w:after="180"/>
-        <w:shd w:fill="F4F9FC"/>
-      </w:pPr>
-      <w:r>
-        <w:rPr>
-          <w:b w:val="0"/>
-        </w:rPr>
-        <w:t xml:space="preserve">3. We can decide the result without examining the changed </w:t>
-      </w:r>
-      <w:r>
-        <w:rPr>
-          <w:b/>
-        </w:rPr>
-        <w:t>input</w:t>
-      </w:r>
-      <w:r>
-        <w:rPr>
-          <w:b w:val="0"/>
-        </w:rPr>
-        <w:t xml:space="preserve"> or the procedure.</w:t>
-      </w:r>
-    </w:p>
-    <w:p>
-      <w:pPr>
-        <w:pStyle w:val="Heading3"/>
-      </w:pPr>
-      <w:r>
-        <w:t>My selected conclusion, deciding fact and explanation</w:t>
-      </w:r>
-    </w:p>
-    <w:p>
-      <w:r>
-        <w:t>________________________________________________________________</w:t>
-      </w:r>
-    </w:p>
-    <w:p>
-      <w:r>
-        <w:t>________________________________________________________________</w:t>
-      </w:r>
-    </w:p>
-    <w:p>
-      <w:r>
-        <w:t>________________________________________________________________</w:t>
-      </w:r>
-    </w:p>
-    <w:p>
-      <w:r>
-        <w:t>________________________________________________________________</w:t>
-      </w:r>
-    </w:p>
-    <w:p>
-      <w:r>
-        <w:t>________________________________________________________________</w:t>
-      </w:r>
-    </w:p>
-    <w:p>
-      <w:pPr>
-        <w:pStyle w:val="Heading3"/>
-      </w:pPr>
-      <w:r>
-        <w:t>Hint · try first</w:t>
-      </w:r>
-    </w:p>
-    <w:p>
-      <w:pPr>
-        <w:spacing w:line="336" w:lineRule="auto" w:after="180"/>
-        <w:shd w:fill="F1F6F8"/>
-      </w:pPr>
-      <w:r>
-        <w:rPr>
-          <w:b w:val="0"/>
-        </w:rPr>
-        <w:t>Hint if needed: Use the changed condition and the deciding step in the pictorial trace. The answer must say what follows from those facts.</w:t>
-      </w:r>
-    </w:p>
-    <w:p>
-      <w:pPr>
-        <w:pStyle w:val="Heading3"/>
-      </w:pPr>
-      <w:r>
-        <w:t>Feedback · compare after trying</w:t>
-      </w:r>
-    </w:p>
-    <w:p>
-      <w:pPr>
-        <w:spacing w:line="336" w:lineRule="auto" w:after="180"/>
-        <w:shd w:fill="F1F6FC"/>
-      </w:pPr>
-      <w:r>
-        <w:rPr>
-          <w:b w:val="0"/>
-        </w:rPr>
-        <w:t>After your attempt, compare with the supported explanation: That vector now matches the declared coordinate order. Gradient values are meaningful only when their parameter names and array positions agree.</w:t>
-      </w:r>
-    </w:p>
-    <w:p>
-      <w:pPr>
-        <w:pStyle w:val="Heading3"/>
-      </w:pPr>
-      <w:r>
-        <w:t>Repair a missing building block</w:t>
-      </w:r>
-    </w:p>
-    <w:p>
-      <w:pPr>
-        <w:spacing w:line="336" w:lineRule="auto" w:after="180"/>
-      </w:pPr>
-      <w:r>
-        <w:rPr>
-          <w:b w:val="0"/>
-        </w:rPr>
-        <w:t xml:space="preserve">Review Initialisation and reproducibility (ai-5/17). Goal: Trace how starting values affect a fixed </w:t>
-      </w:r>
-      <w:r>
-        <w:rPr>
-          <w:b/>
-        </w:rPr>
-        <w:t>training</w:t>
-      </w:r>
-      <w:r>
-        <w:rPr>
-          <w:b w:val="0"/>
-        </w:rPr>
-        <w:t xml:space="preserve"> budget. Short practice: Does the matching final loss mean the parameter values are equal?</w:t>
-      </w:r>
-    </w:p>
-    <w:p>
-      <w:pPr>
-        <w:spacing w:line="336" w:lineRule="auto" w:after="180"/>
-      </w:pPr>
-      <w:r>
-        <w:rPr>
-          <w:b w:val="0"/>
-        </w:rPr>
-        <w:t xml:space="preserve">Point to the relevant step in the picture, then write the changed result and the rule or </w:t>
-      </w:r>
-      <w:r>
-        <w:rPr>
-          <w:b/>
-        </w:rPr>
-        <w:t>evidence</w:t>
-      </w:r>
-      <w:r>
-        <w:rPr>
-          <w:b w:val="0"/>
-        </w:rPr>
-        <w:t xml:space="preserve"> that supports it.. Return to this week and explain what you changed.</w:t>
-      </w:r>
-    </w:p>
-    <w:p>
-      <w:pPr>
-        <w:spacing w:line="336" w:lineRule="auto" w:after="180"/>
-      </w:pPr>
-      <w:r>
-        <w:rPr>
-          <w:b w:val="0"/>
-        </w:rPr>
-        <w:t xml:space="preserve">Review </w:t>
-      </w:r>
-      <w:r>
-        <w:rPr>
-          <w:b/>
-        </w:rPr>
-        <w:t>Training</w:t>
-      </w:r>
-      <w:r>
-        <w:rPr>
-          <w:b w:val="0"/>
-        </w:rPr>
-        <w:t xml:space="preserve"> and validation curves (ai-5/15). Goal: Compute comparable </w:t>
-      </w:r>
-      <w:r>
-        <w:rPr>
-          <w:b/>
-        </w:rPr>
-        <w:t>training</w:t>
-      </w:r>
-      <w:r>
-        <w:rPr>
-          <w:b w:val="0"/>
-        </w:rPr>
-        <w:t xml:space="preserve"> and validation losses at saved checkpoints. Short practice: Can the original epoch 3 </w:t>
-      </w:r>
-      <w:r>
-        <w:rPr>
-          <w:b/>
-        </w:rPr>
-        <w:t>training</w:t>
-      </w:r>
-      <w:r>
-        <w:rPr>
-          <w:b w:val="0"/>
-        </w:rPr>
-        <w:t xml:space="preserve"> loss 1 justify claiming best generalisation?</w:t>
-      </w:r>
-    </w:p>
-    <w:p>
-      <w:pPr>
-        <w:spacing w:line="336" w:lineRule="auto" w:after="180"/>
-      </w:pPr>
-      <w:r>
-        <w:rPr>
-          <w:b w:val="0"/>
-        </w:rPr>
-        <w:t xml:space="preserve">Point to the relevant step in the picture, then write the changed result and the rule or </w:t>
-      </w:r>
-      <w:r>
-        <w:rPr>
-          <w:b/>
-        </w:rPr>
-        <w:t>evidence</w:t>
-      </w:r>
-      <w:r>
-        <w:rPr>
-          <w:b w:val="0"/>
-        </w:rPr>
-        <w:t xml:space="preserve"> that supports it.. Return to this week and explain what you changed.</w:t>
-      </w:r>
-    </w:p>
-    <w:p>
-      <w:pPr>
-        <w:spacing w:line="336" w:lineRule="auto" w:after="180"/>
-      </w:pPr>
-      <w:r>
-        <w:rPr>
-          <w:b w:val="0"/>
-        </w:rPr>
-        <w:t xml:space="preserve">Review </w:t>
-      </w:r>
-      <w:r>
-        <w:rPr>
-          <w:b/>
-        </w:rPr>
-        <w:t>Training</w:t>
-      </w:r>
-      <w:r>
-        <w:rPr>
-          <w:b w:val="0"/>
-        </w:rPr>
-        <w:t xml:space="preserve"> a small network (ai-5/12). Goal: Trace repeated forward loss gradient and update steps. Short practice: Which parameter changed, and which part was not trained?</w:t>
-      </w:r>
-    </w:p>
-    <w:p>
-      <w:pPr>
-        <w:spacing w:line="336" w:lineRule="auto" w:after="180"/>
-      </w:pPr>
-      <w:r>
-        <w:rPr>
-          <w:b w:val="0"/>
-        </w:rPr>
-        <w:t xml:space="preserve">Point to the relevant step in the picture, then write the changed result and the rule or </w:t>
-      </w:r>
-      <w:r>
-        <w:rPr>
-          <w:b/>
-        </w:rPr>
-        <w:t>evidence</w:t>
-      </w:r>
-      <w:r>
-        <w:rPr>
-          <w:b w:val="0"/>
-        </w:rPr>
-        <w:t xml:space="preserve"> that supports it.. Return to this week and explain what you changed.</w:t>
-      </w:r>
-    </w:p>
-    <w:p>
-      <w:pPr>
-        <w:pStyle w:val="Heading3"/>
-      </w:pPr>
-      <w:r>
-        <w:t>Predict, run and debug</w:t>
-      </w:r>
-    </w:p>
-    <w:p>
-      <w:pPr>
-        <w:spacing w:line="336" w:lineRule="auto" w:after="180"/>
-      </w:pPr>
-      <w:r>
-        <w:rPr>
-          <w:b w:val="0"/>
-        </w:rPr>
-        <w:t xml:space="preserve">The browser lab lets you edit the supported Python examples already included in this lesson. Predict first, run, inspect the actual </w:t>
-      </w:r>
-      <w:r>
-        <w:rPr>
-          <w:b/>
-        </w:rPr>
-        <w:t>output</w:t>
-      </w:r>
-      <w:r>
-        <w:rPr>
-          <w:b w:val="0"/>
-        </w:rPr>
-        <w:t xml:space="preserve"> or error, change one </w:t>
-      </w:r>
-      <w:r>
-        <w:rPr>
-          <w:b/>
-        </w:rPr>
-        <w:t>input</w:t>
-      </w:r>
-      <w:r>
-        <w:rPr>
-          <w:b w:val="0"/>
-        </w:rPr>
-        <w:t>, then run again.</w:t>
-      </w:r>
-    </w:p>
-    <w:p>
-      <w:pPr>
-        <w:spacing w:line="336" w:lineRule="auto" w:after="180"/>
-      </w:pPr>
-      <w:r>
-        <w:rPr>
-          <w:b w:val="0"/>
-        </w:rPr>
-        <w:t xml:space="preserve">Keep code, </w:t>
-      </w:r>
-      <w:r>
-        <w:rPr>
-          <w:b/>
-        </w:rPr>
-        <w:t>prediction</w:t>
-      </w:r>
-      <w:r>
-        <w:rPr>
-          <w:b w:val="0"/>
-        </w:rPr>
-        <w:t>s, actual results and a reasoned revision together. On paper, label your result as a trace rather than an execution.</w:t>
-      </w:r>
-    </w:p>
-    <w:p>
-      <w:pPr>
-        <w:pStyle w:val="Heading3"/>
-      </w:pPr>
-      <w:r>
         <w:t>Keep your completed work</w:t>
       </w:r>
     </w:p>
     <w:p>
       <w:pPr>
-        <w:spacing w:line="336" w:lineRule="auto" w:after="180"/>
-      </w:pPr>
-      <w:r>
-        <w:rPr>
-          <w:b w:val="0"/>
-        </w:rPr>
-        <w:t xml:space="preserve">Use Download completed work in the hosted lesson to export your answers, reflections, practice feedback and code-run </w:t>
-      </w:r>
-      <w:r>
-        <w:rPr>
-          <w:b/>
-        </w:rPr>
-        <w:t>evidence</w:t>
-      </w:r>
-      <w:r>
-        <w:rPr>
-          <w:b w:val="0"/>
-        </w:rPr>
-        <w:t>. Open the HTML copy to read or print it.</w:t>
-      </w:r>
-    </w:p>
-    <w:p>
-      <w:pPr>
-        <w:spacing w:line="336" w:lineRule="auto" w:after="180"/>
-      </w:pPr>
-      <w:r>
-        <w:rPr>
-          <w:b w:val="0"/>
-        </w:rPr>
-        <w:t>Drafts stay in this browser when storage is available; clear drafts on a shared device.</w:t>
-      </w:r>
-    </w:p>
-    <w:p>
-      <w:pPr>
         <w:pStyle w:val="Heading1"/>
       </w:pPr>
       <w:r>
-        <w:t>18. Visual concept journey</w:t>
-      </w:r>
-    </w:p>
-    <w:p>
-      <w:r>
-        <w:t>Explain each Debugging shapes and gradients graphic using its labels, deciding evidence and relevant limitation.</w:t>
-      </w:r>
-    </w:p>
-    <w:p>
-      <w:pPr>
-        <w:pStyle w:val="Heading3"/>
+        <w:t>18. Reference · Six-picture concept journey</w:t>
+      </w:r>
+    </w:p>
+    <w:p>
+      <w:r>
+        <w:t>Choose the picture that supports the current explanation.</w:t>
+      </w:r>
+    </w:p>
+    <w:p>
+      <w:pPr>
+        <w:pStyle w:val="Heading2"/>
       </w:pPr>
       <w:r>
         <w:t>01. Debugging shapes and gradients: the case</w:t>
@@ -4618,7 +5459,7 @@
         <w:drawing>
           <wp:inline xmlns:a="http://schemas.openxmlformats.org/drawingml/2006/main" xmlns:pic="http://schemas.openxmlformats.org/drawingml/2006/picture">
             <wp:extent cx="5486400" cy="3142488"/>
-            <wp:docPr id="2" name="Picture 2" descr="Catch a gradient -order bug before the optimiser changes parameters. Supplied facts: Toy y=2a+3c, target 4, start [a, c]=[1, 0]. Loss (y-4)². Program claims gradient [-12,-8] in order [a, c]. All inputs and outcomes in this worked example are invented classroom data; no real model run is claimed."/>
+            <wp:docPr id="4" name="Picture 4" descr="Catch a gradient -order bug before the optimiser changes parameters. Supplied facts: Toy y=2a+3c, target 4, start [a, c]=[1, 0]. Loss (y-4)². Program claims gradient [-12,-8] in order [a, c]. All inputs and outcomes in this worked example are invented classroom data; no real model run is claimed."/>
             <wp:cNvGraphicFramePr>
               <a:graphicFrameLocks noChangeAspect="1"/>
             </wp:cNvGraphicFramePr>
@@ -4630,7 +5471,7 @@
                     <pic:cNvPicPr/>
                   </pic:nvPicPr>
                   <pic:blipFill>
-                    <a:blip r:embed="rId10"/>
+                    <a:blip r:embed="rId12"/>
                     <a:stretch>
                       <a:fillRect/>
                     </a:stretch>
@@ -4686,7 +5527,6 @@
     <w:p>
       <w:pPr>
         <w:spacing w:line="336" w:lineRule="auto" w:after="180"/>
-        <w:shd w:fill="F5F1FB"/>
       </w:pPr>
       <w:r>
         <w:rPr>
@@ -4697,7 +5537,7 @@
     </w:p>
     <w:p>
       <w:pPr>
-        <w:pStyle w:val="Heading3"/>
+        <w:pStyle w:val="Heading2"/>
       </w:pPr>
       <w:r>
         <w:t>02. Follow the deciding steps</w:t>
@@ -4708,7 +5548,7 @@
         <w:drawing>
           <wp:inline xmlns:a="http://schemas.openxmlformats.org/drawingml/2006/main" xmlns:pic="http://schemas.openxmlformats.org/drawingml/2006/picture">
             <wp:extent cx="5486400" cy="3182112"/>
-            <wp:docPr id="3" name="Picture 3" descr="Compute correct gradient: y = 2, residual -2: gradient [-8,-12], not [-12,-8]. → Check coordinates: Step 0.1: a losses 3.24, 4.84 give -8; c losses 2.89, 5.29 give -12. → Apply correct update: At rate 0.01: new [a, c]=[1.08, 0.12]; y = 2.52, loss 2.1904."/>
+            <wp:docPr id="5" name="Picture 5" descr="Compute correct gradient: y = 2, residual -2: gradient [-8,-12], not [-12,-8]. → Check coordinates: Step 0.1: a losses 3.24, 4.84 give -8; c losses 2.89, 5.29 give -12. → Apply correct update: At rate 0.01: new [a, c]=[1.08, 0.12]; y = 2.52, loss 2.1904."/>
             <wp:cNvGraphicFramePr>
               <a:graphicFrameLocks noChangeAspect="1"/>
             </wp:cNvGraphicFramePr>
@@ -4720,7 +5560,7 @@
                     <pic:cNvPicPr/>
                   </pic:nvPicPr>
                   <pic:blipFill>
-                    <a:blip r:embed="rId11"/>
+                    <a:blip r:embed="rId9"/>
                     <a:stretch>
                       <a:fillRect/>
                     </a:stretch>
@@ -4753,7 +5593,6 @@
     <w:p>
       <w:pPr>
         <w:spacing w:line="336" w:lineRule="auto" w:after="180"/>
-        <w:shd w:fill="F5F1FB"/>
       </w:pPr>
       <w:r>
         <w:rPr>
@@ -4776,7 +5615,7 @@
     </w:p>
     <w:p>
       <w:pPr>
-        <w:pStyle w:val="Heading3"/>
+        <w:pStyle w:val="Heading2"/>
       </w:pPr>
       <w:r>
         <w:t>03. Repair from the first disagreement</w:t>
@@ -4787,7 +5626,7 @@
         <w:drawing>
           <wp:inline xmlns:a="http://schemas.openxmlformats.org/drawingml/2006/main" xmlns:pic="http://schemas.openxmlformats.org/drawingml/2006/picture">
             <wp:extent cx="5486400" cy="2834640"/>
-            <wp:docPr id="4" name="Picture 4" descr="Repair from the first disagreement. Input and dimensions | x length 2 W 3 by 2 b length 3 | Dimensions match. Scores before ReLU | [1, 2, 0] | [1, 2, -1]. Hidden activations | [1, 2, 0] | [1, 2, 0]"/>
+            <wp:docPr id="6" name="Picture 6" descr="Repair from the first disagreement. Input and dimensions | x length 2 W 3 by 2 b length 3 | Dimensions match. Scores before ReLU | [1, 2, 0] | [1, 2, -1]. Hidden activations | [1, 2, 0] | [1, 2, 0]"/>
             <wp:cNvGraphicFramePr>
               <a:graphicFrameLocks noChangeAspect="1"/>
             </wp:cNvGraphicFramePr>
@@ -4799,7 +5638,7 @@
                     <pic:cNvPicPr/>
                   </pic:nvPicPr>
                   <pic:blipFill>
-                    <a:blip r:embed="rId12"/>
+                    <a:blip r:embed="rId13"/>
                     <a:stretch>
                       <a:fillRect/>
                     </a:stretch>
@@ -4844,7 +5683,6 @@
     <w:p>
       <w:pPr>
         <w:spacing w:line="336" w:lineRule="auto" w:after="180"/>
-        <w:shd w:fill="F5F1FB"/>
       </w:pPr>
       <w:r>
         <w:rPr>
@@ -4855,7 +5693,7 @@
     </w:p>
     <w:p>
       <w:pPr>
-        <w:pStyle w:val="Heading3"/>
+        <w:pStyle w:val="Heading2"/>
       </w:pPr>
       <w:r>
         <w:t>04. Change one thing. Trace what follows.</w:t>
@@ -4866,7 +5704,7 @@
         <w:drawing>
           <wp:inline xmlns:a="http://schemas.openxmlformats.org/drawingml/2006/main" xmlns:pic="http://schemas.openxmlformats.org/drawingml/2006/picture">
             <wp:extent cx="5486400" cy="3026664"/>
-            <wp:docPr id="5" name="Picture 5" descr="Original case: At rate 0.01: new [a, c]=[1.08, 0.12]; y = 2.52, loss 2.1904. Changed condition: The program changes its declared order to [c, a] and returns [-12,-8]. Expected result: That vector now matches the declared coordinate order. Reason: Gradient values are meaningful only when their parameter names and array positions agree."/>
+            <wp:docPr id="7" name="Picture 7" descr="Original case: At rate 0.01: new [a, c]=[1.08, 0.12]; y = 2.52, loss 2.1904. Changed condition: The program changes its declared order to [c, a] and returns [-12,-8]. Expected result: That vector now matches the declared coordinate order. Reason: Gradient values are meaningful only when their parameter names and array positions agree."/>
             <wp:cNvGraphicFramePr>
               <a:graphicFrameLocks noChangeAspect="1"/>
             </wp:cNvGraphicFramePr>
@@ -4878,7 +5716,7 @@
                     <pic:cNvPicPr/>
                   </pic:nvPicPr>
                   <pic:blipFill>
-                    <a:blip r:embed="rId13"/>
+                    <a:blip r:embed="rId10"/>
                     <a:stretch>
                       <a:fillRect/>
                     </a:stretch>
@@ -4922,7 +5760,6 @@
     <w:p>
       <w:pPr>
         <w:spacing w:line="336" w:lineRule="auto" w:after="180"/>
-        <w:shd w:fill="F5F1FB"/>
       </w:pPr>
       <w:r>
         <w:rPr>
@@ -4933,7 +5770,7 @@
     </w:p>
     <w:p>
       <w:pPr>
-        <w:pStyle w:val="Heading3"/>
+        <w:pStyle w:val="Heading2"/>
       </w:pPr>
       <w:r>
         <w:t>05. Connect the explanation to its limit</w:t>
@@ -4944,7 +5781,7 @@
         <w:drawing>
           <wp:inline xmlns:a="http://schemas.openxmlformats.org/drawingml/2006/main" xmlns:pic="http://schemas.openxmlformats.org/drawingml/2006/picture">
             <wp:extent cx="5486400" cy="2834640"/>
-            <wp:docPr id="6" name="Picture 6" descr="Array shape and coordinate meaning both matter. A vector with two entries can have the right length but assign each derivative to the wrong parameter. Label the entries a and c, then perturb one coordinate at a time to check their slopes. Repairing the coordinate mapping is necessary before using the gradient to update the network. Limit: A correct gradient at one point does not establish every batch, shape or activation path is implemented correctly."/>
+            <wp:docPr id="8" name="Picture 8" descr="Array shape and coordinate meaning both matter. A vector with two entries can have the right length but assign each derivative to the wrong parameter. Label the entries a and c, then perturb one coordinate at a time to check their slopes. Repairing the coordinate mapping is necessary before using the gradient to update the network. Limit: A correct gradient at one point does not establish every batch, shape or activation path is implemented correctly."/>
             <wp:cNvGraphicFramePr>
               <a:graphicFrameLocks noChangeAspect="1"/>
             </wp:cNvGraphicFramePr>
@@ -5035,7 +5872,6 @@
     <w:p>
       <w:pPr>
         <w:spacing w:line="336" w:lineRule="auto" w:after="180"/>
-        <w:shd w:fill="F5F1FB"/>
       </w:pPr>
       <w:r>
         <w:rPr>
@@ -5046,7 +5882,7 @@
     </w:p>
     <w:p>
       <w:pPr>
-        <w:pStyle w:val="Heading3"/>
+        <w:pStyle w:val="Heading2"/>
       </w:pPr>
       <w:r>
         <w:t>06. Make the idea visible in your project</w:t>
@@ -5057,7 +5893,7 @@
         <w:drawing>
           <wp:inline xmlns:a="http://schemas.openxmlformats.org/drawingml/2006/main" xmlns:pic="http://schemas.openxmlformats.org/drawingml/2006/picture">
             <wp:extent cx="5486400" cy="3681984"/>
-            <wp:docPr id="7" name="Picture 7" descr="For your Image-pattern Network Investigation, save the input, procedure, observed result and limitation of this check. Label this worked example as practice; use a different, previously unreviewed case when checking independent understanding. Draw your input, deciding step, result and limit. Supported question: What should a debugging record pair with every gradient value? Point to the relevant step in the picture, then write the changed result and the rule or evidence that supports it."/>
+            <wp:docPr id="9" name="Picture 9" descr="For your Image-pattern Network Investigation, save the input, procedure, observed result and limitation of this check. Label this worked example as practice; use a different, previously unreviewed case when checking independent understanding. Draw your input, deciding step, result and limit. Supported question: What should a debugging record pair with every gradient value? Point to the relevant step in the picture, then write the changed result and the rule or evidence that supports it."/>
             <wp:cNvGraphicFramePr>
               <a:graphicFrameLocks noChangeAspect="1"/>
             </wp:cNvGraphicFramePr>
@@ -5160,7 +5996,6 @@
     <w:p>
       <w:pPr>
         <w:spacing w:line="336" w:lineRule="auto" w:after="180"/>
-        <w:shd w:fill="F5F1FB"/>
       </w:pPr>
       <w:r>
         <w:rPr>
@@ -5179,6 +6014,62 @@
           <w:b w:val="0"/>
         </w:rPr>
         <w:t>.</w:t>
+      </w:r>
+    </w:p>
+    <w:p>
+      <w:pPr>
+        <w:pStyle w:val="Heading2"/>
+      </w:pPr>
+      <w:r>
+        <w:t>Earlier wording, alternatives and picture transcripts · reference / check after trying</w:t>
+      </w:r>
+    </w:p>
+    <w:p>
+      <w:pPr>
+        <w:pStyle w:val="Heading3"/>
+      </w:pPr>
+      <w:r>
+        <w:t>01. Debugging shapes and gradients: the case</w:t>
+      </w:r>
+    </w:p>
+    <w:p>
+      <w:pPr>
+        <w:pStyle w:val="Heading3"/>
+      </w:pPr>
+      <w:r>
+        <w:t>02. Follow the deciding steps</w:t>
+      </w:r>
+    </w:p>
+    <w:p>
+      <w:pPr>
+        <w:pStyle w:val="Heading3"/>
+      </w:pPr>
+      <w:r>
+        <w:t>03. Repair from the first disagreement</w:t>
+      </w:r>
+    </w:p>
+    <w:p>
+      <w:pPr>
+        <w:pStyle w:val="Heading3"/>
+      </w:pPr>
+      <w:r>
+        <w:t>04. Change one thing. Trace what follows.</w:t>
+      </w:r>
+    </w:p>
+    <w:p>
+      <w:pPr>
+        <w:pStyle w:val="Heading3"/>
+      </w:pPr>
+      <w:r>
+        <w:t>05. Connect the explanation to its limit</w:t>
+      </w:r>
+    </w:p>
+    <w:p>
+      <w:pPr>
+        <w:pStyle w:val="Heading3"/>
+      </w:pPr>
+      <w:r>
+        <w:t>06. Make the idea visible in your project</w:t>
       </w:r>
     </w:p>
     <w:sectPr>
